--- a/comprehension.docx
+++ b/comprehension.docx
@@ -1083,29 +1083,79 @@
     </w:p>
     <w:p>
       <w:pPr>
+        <w:spacing w:before="100" w:beforeAutospacing="1" w:after="100" w:afterAutospacing="1" w:line="240" w:lineRule="auto"/>
         <w:jc w:val="center"/>
-        <w:rPr>
-          <w:rFonts w:ascii="Times New Roman" w:hAnsi="Times New Roman" w:cs="Times New Roman"/>
-          <w:b/>
-          <w:bCs/>
-          <w:sz w:val="24"/>
-          <w:szCs w:val="24"/>
-        </w:rPr>
-      </w:pPr>
-      <w:r>
-        <w:rPr>
-          <w:rFonts w:ascii="Times New Roman" w:hAnsi="Times New Roman" w:cs="Times New Roman"/>
-          <w:b/>
-          <w:bCs/>
-          <w:sz w:val="24"/>
-          <w:szCs w:val="24"/>
-        </w:rPr>
-        <w:t>Mainframe Repository</w:t>
-      </w:r>
-    </w:p>
-    <w:p>
-      <w:pPr>
+        <w:outlineLvl w:val="0"/>
+        <w:rPr>
+          <w:rFonts w:ascii="Times New Roman" w:hAnsi="Times New Roman" w:cs="Times New Roman"/>
+          <w:b/>
+          <w:bCs/>
+          <w:sz w:val="24"/>
+          <w:szCs w:val="24"/>
+        </w:rPr>
+      </w:pPr>
+      <w:r>
+        <w:rPr>
+          <w:rFonts w:ascii="Times New Roman" w:hAnsi="Times New Roman" w:cs="Times New Roman"/>
+          <w:b/>
+          <w:bCs/>
+          <w:sz w:val="24"/>
+          <w:szCs w:val="24"/>
+        </w:rPr>
+        <w:t>User enters Program Name</w:t>
+      </w:r>
+    </w:p>
+    <w:p>
+      <w:pPr>
+        <w:spacing w:before="100" w:beforeAutospacing="1" w:after="100" w:afterAutospacing="1" w:line="240" w:lineRule="auto"/>
         <w:jc w:val="center"/>
+        <w:outlineLvl w:val="0"/>
+        <w:rPr>
+          <w:rFonts w:ascii="Times New Roman" w:hAnsi="Times New Roman" w:cs="Times New Roman"/>
+          <w:b/>
+          <w:bCs/>
+          <w:sz w:val="24"/>
+          <w:szCs w:val="24"/>
+        </w:rPr>
+      </w:pPr>
+      <w:r>
+        <w:rPr>
+          <w:rFonts w:ascii="Times New Roman" w:hAnsi="Times New Roman" w:cs="Times New Roman"/>
+          <w:b/>
+          <w:bCs/>
+          <w:sz w:val="24"/>
+          <w:szCs w:val="24"/>
+        </w:rPr>
+        <w:t>(</w:t>
+      </w:r>
+      <w:proofErr w:type="gramStart"/>
+      <w:r>
+        <w:rPr>
+          <w:rFonts w:ascii="Times New Roman" w:hAnsi="Times New Roman" w:cs="Times New Roman"/>
+          <w:b/>
+          <w:bCs/>
+          <w:sz w:val="24"/>
+          <w:szCs w:val="24"/>
+        </w:rPr>
+        <w:t>e.g.</w:t>
+      </w:r>
+      <w:proofErr w:type="gramEnd"/>
+      <w:r>
+        <w:rPr>
+          <w:rFonts w:ascii="Times New Roman" w:hAnsi="Times New Roman" w:cs="Times New Roman"/>
+          <w:b/>
+          <w:bCs/>
+          <w:sz w:val="24"/>
+          <w:szCs w:val="24"/>
+        </w:rPr>
+        <w:t xml:space="preserve"> CBTRN03C)</w:t>
+      </w:r>
+    </w:p>
+    <w:p>
+      <w:pPr>
+        <w:spacing w:before="100" w:beforeAutospacing="1" w:after="100" w:afterAutospacing="1" w:line="240" w:lineRule="auto"/>
+        <w:jc w:val="center"/>
+        <w:outlineLvl w:val="0"/>
         <w:rPr>
           <w:rFonts w:ascii="Times New Roman" w:hAnsi="Times New Roman" w:cs="Times New Roman"/>
           <w:b/>
@@ -1127,29 +1177,55 @@
     </w:p>
     <w:p>
       <w:pPr>
+        <w:spacing w:before="100" w:beforeAutospacing="1" w:after="100" w:afterAutospacing="1" w:line="240" w:lineRule="auto"/>
         <w:jc w:val="center"/>
-        <w:rPr>
-          <w:rFonts w:ascii="Times New Roman" w:hAnsi="Times New Roman" w:cs="Times New Roman"/>
-          <w:b/>
-          <w:bCs/>
-          <w:sz w:val="24"/>
-          <w:szCs w:val="24"/>
-        </w:rPr>
-      </w:pPr>
-      <w:r>
-        <w:rPr>
-          <w:rFonts w:ascii="Times New Roman" w:hAnsi="Times New Roman" w:cs="Times New Roman"/>
-          <w:b/>
-          <w:bCs/>
-          <w:sz w:val="24"/>
-          <w:szCs w:val="24"/>
-        </w:rPr>
-        <w:t>Repository Scanner</w:t>
-      </w:r>
-    </w:p>
-    <w:p>
-      <w:pPr>
+        <w:outlineLvl w:val="0"/>
+        <w:rPr>
+          <w:rFonts w:ascii="Times New Roman" w:hAnsi="Times New Roman" w:cs="Times New Roman"/>
+          <w:b/>
+          <w:bCs/>
+          <w:sz w:val="24"/>
+          <w:szCs w:val="24"/>
+        </w:rPr>
+      </w:pPr>
+      <w:r>
+        <w:rPr>
+          <w:rFonts w:ascii="Times New Roman" w:hAnsi="Times New Roman" w:cs="Times New Roman"/>
+          <w:b/>
+          <w:bCs/>
+          <w:sz w:val="24"/>
+          <w:szCs w:val="24"/>
+        </w:rPr>
+        <w:t>/</w:t>
+      </w:r>
+      <w:proofErr w:type="spellStart"/>
+      <w:r>
+        <w:rPr>
+          <w:rFonts w:ascii="Times New Roman" w:hAnsi="Times New Roman" w:cs="Times New Roman"/>
+          <w:b/>
+          <w:bCs/>
+          <w:sz w:val="24"/>
+          <w:szCs w:val="24"/>
+        </w:rPr>
+        <w:t>analyze</w:t>
+      </w:r>
+      <w:proofErr w:type="spellEnd"/>
+      <w:r>
+        <w:rPr>
+          <w:rFonts w:ascii="Times New Roman" w:hAnsi="Times New Roman" w:cs="Times New Roman"/>
+          <w:b/>
+          <w:bCs/>
+          <w:sz w:val="24"/>
+          <w:szCs w:val="24"/>
+        </w:rPr>
+        <w:t>/{program}</w:t>
+      </w:r>
+    </w:p>
+    <w:p>
+      <w:pPr>
+        <w:spacing w:before="100" w:beforeAutospacing="1" w:after="100" w:afterAutospacing="1" w:line="240" w:lineRule="auto"/>
         <w:jc w:val="center"/>
+        <w:outlineLvl w:val="0"/>
         <w:rPr>
           <w:rFonts w:ascii="Times New Roman" w:hAnsi="Times New Roman" w:cs="Times New Roman"/>
           <w:b/>
@@ -1171,51 +1247,187 @@
     </w:p>
     <w:p>
       <w:pPr>
+        <w:spacing w:before="100" w:beforeAutospacing="1" w:after="100" w:afterAutospacing="1" w:line="240" w:lineRule="auto"/>
+        <w:ind w:left="3600"/>
+        <w:outlineLvl w:val="0"/>
+        <w:rPr>
+          <w:rFonts w:ascii="Times New Roman" w:hAnsi="Times New Roman" w:cs="Times New Roman"/>
+          <w:b/>
+          <w:bCs/>
+          <w:sz w:val="24"/>
+          <w:szCs w:val="24"/>
+        </w:rPr>
+      </w:pPr>
+      <w:proofErr w:type="spellStart"/>
+      <w:r>
+        <w:rPr>
+          <w:rFonts w:ascii="Times New Roman" w:hAnsi="Times New Roman" w:cs="Times New Roman"/>
+          <w:b/>
+          <w:bCs/>
+          <w:sz w:val="24"/>
+          <w:szCs w:val="24"/>
+        </w:rPr>
+        <w:t>scan_</w:t>
+      </w:r>
+      <w:proofErr w:type="gramStart"/>
+      <w:r>
+        <w:rPr>
+          <w:rFonts w:ascii="Times New Roman" w:hAnsi="Times New Roman" w:cs="Times New Roman"/>
+          <w:b/>
+          <w:bCs/>
+          <w:sz w:val="24"/>
+          <w:szCs w:val="24"/>
+        </w:rPr>
+        <w:t>repository</w:t>
+      </w:r>
+      <w:proofErr w:type="spellEnd"/>
+      <w:r>
+        <w:rPr>
+          <w:rFonts w:ascii="Times New Roman" w:hAnsi="Times New Roman" w:cs="Times New Roman"/>
+          <w:b/>
+          <w:bCs/>
+          <w:sz w:val="24"/>
+          <w:szCs w:val="24"/>
+        </w:rPr>
+        <w:t>(</w:t>
+      </w:r>
+      <w:proofErr w:type="gramEnd"/>
+      <w:r>
+        <w:rPr>
+          <w:rFonts w:ascii="Times New Roman" w:hAnsi="Times New Roman" w:cs="Times New Roman"/>
+          <w:b/>
+          <w:bCs/>
+          <w:sz w:val="24"/>
+          <w:szCs w:val="24"/>
+        </w:rPr>
+        <w:t>)</w:t>
+      </w:r>
+    </w:p>
+    <w:p>
+      <w:pPr>
+        <w:spacing w:before="100" w:beforeAutospacing="1" w:after="100" w:afterAutospacing="1" w:line="240" w:lineRule="auto"/>
         <w:jc w:val="center"/>
-        <w:rPr>
-          <w:rFonts w:ascii="Times New Roman" w:hAnsi="Times New Roman" w:cs="Times New Roman"/>
-          <w:b/>
-          <w:bCs/>
-          <w:sz w:val="24"/>
-          <w:szCs w:val="24"/>
-        </w:rPr>
-      </w:pPr>
-      <w:r>
-        <w:rPr>
-          <w:rFonts w:ascii="Times New Roman" w:hAnsi="Times New Roman" w:cs="Times New Roman"/>
-          <w:b/>
-          <w:bCs/>
-          <w:sz w:val="24"/>
-          <w:szCs w:val="24"/>
-        </w:rPr>
-        <w:t>Language Parsers</w:t>
-      </w:r>
-    </w:p>
-    <w:p>
-      <w:pPr>
+        <w:outlineLvl w:val="0"/>
+        <w:rPr>
+          <w:rFonts w:ascii="Times New Roman" w:hAnsi="Times New Roman" w:cs="Times New Roman"/>
+          <w:b/>
+          <w:bCs/>
+          <w:sz w:val="24"/>
+          <w:szCs w:val="24"/>
+        </w:rPr>
+      </w:pPr>
+      <w:r>
+        <w:rPr>
+          <w:rFonts w:ascii="Times New Roman" w:hAnsi="Times New Roman" w:cs="Times New Roman"/>
+          <w:b/>
+          <w:bCs/>
+          <w:sz w:val="24"/>
+          <w:szCs w:val="24"/>
+        </w:rPr>
+        <w:t>Find all files:</w:t>
+      </w:r>
+    </w:p>
+    <w:p>
+      <w:pPr>
+        <w:spacing w:before="100" w:beforeAutospacing="1" w:after="100" w:afterAutospacing="1" w:line="240" w:lineRule="auto"/>
         <w:jc w:val="center"/>
-        <w:rPr>
-          <w:rFonts w:ascii="Times New Roman" w:hAnsi="Times New Roman" w:cs="Times New Roman"/>
-          <w:b/>
-          <w:bCs/>
-          <w:sz w:val="24"/>
-          <w:szCs w:val="24"/>
-        </w:rPr>
-      </w:pPr>
-      <w:r>
-        <w:rPr>
-          <w:rFonts w:ascii="Times New Roman" w:hAnsi="Times New Roman" w:cs="Times New Roman"/>
-          <w:b/>
-          <w:bCs/>
-          <w:sz w:val="24"/>
-          <w:szCs w:val="24"/>
-        </w:rPr>
-        <w:t>(COBOL / JCL / PROC / COPYBOOK)</w:t>
-      </w:r>
-    </w:p>
-    <w:p>
-      <w:pPr>
+        <w:outlineLvl w:val="0"/>
+        <w:rPr>
+          <w:rFonts w:ascii="Times New Roman" w:hAnsi="Times New Roman" w:cs="Times New Roman"/>
+          <w:b/>
+          <w:bCs/>
+          <w:sz w:val="24"/>
+          <w:szCs w:val="24"/>
+        </w:rPr>
+      </w:pPr>
+      <w:r>
+        <w:rPr>
+          <w:rFonts w:ascii="Times New Roman" w:hAnsi="Times New Roman" w:cs="Times New Roman"/>
+          <w:b/>
+          <w:bCs/>
+          <w:sz w:val="24"/>
+          <w:szCs w:val="24"/>
+        </w:rPr>
+        <w:t>- COBOL</w:t>
+      </w:r>
+    </w:p>
+    <w:p>
+      <w:pPr>
+        <w:spacing w:before="100" w:beforeAutospacing="1" w:after="100" w:afterAutospacing="1" w:line="240" w:lineRule="auto"/>
         <w:jc w:val="center"/>
+        <w:outlineLvl w:val="0"/>
+        <w:rPr>
+          <w:rFonts w:ascii="Times New Roman" w:hAnsi="Times New Roman" w:cs="Times New Roman"/>
+          <w:b/>
+          <w:bCs/>
+          <w:sz w:val="24"/>
+          <w:szCs w:val="24"/>
+        </w:rPr>
+      </w:pPr>
+      <w:r>
+        <w:rPr>
+          <w:rFonts w:ascii="Times New Roman" w:hAnsi="Times New Roman" w:cs="Times New Roman"/>
+          <w:b/>
+          <w:bCs/>
+          <w:sz w:val="24"/>
+          <w:szCs w:val="24"/>
+        </w:rPr>
+        <w:t>- JCL</w:t>
+      </w:r>
+    </w:p>
+    <w:p>
+      <w:pPr>
+        <w:spacing w:before="100" w:beforeAutospacing="1" w:after="100" w:afterAutospacing="1" w:line="240" w:lineRule="auto"/>
+        <w:jc w:val="center"/>
+        <w:outlineLvl w:val="0"/>
+        <w:rPr>
+          <w:rFonts w:ascii="Times New Roman" w:hAnsi="Times New Roman" w:cs="Times New Roman"/>
+          <w:b/>
+          <w:bCs/>
+          <w:sz w:val="24"/>
+          <w:szCs w:val="24"/>
+        </w:rPr>
+      </w:pPr>
+      <w:r>
+        <w:rPr>
+          <w:rFonts w:ascii="Times New Roman" w:hAnsi="Times New Roman" w:cs="Times New Roman"/>
+          <w:b/>
+          <w:bCs/>
+          <w:sz w:val="24"/>
+          <w:szCs w:val="24"/>
+        </w:rPr>
+        <w:t>- PROC</w:t>
+      </w:r>
+    </w:p>
+    <w:p>
+      <w:pPr>
+        <w:spacing w:before="100" w:beforeAutospacing="1" w:after="100" w:afterAutospacing="1" w:line="240" w:lineRule="auto"/>
+        <w:jc w:val="center"/>
+        <w:outlineLvl w:val="0"/>
+        <w:rPr>
+          <w:rFonts w:ascii="Times New Roman" w:hAnsi="Times New Roman" w:cs="Times New Roman"/>
+          <w:b/>
+          <w:bCs/>
+          <w:sz w:val="24"/>
+          <w:szCs w:val="24"/>
+        </w:rPr>
+      </w:pPr>
+      <w:r>
+        <w:rPr>
+          <w:rFonts w:ascii="Times New Roman" w:hAnsi="Times New Roman" w:cs="Times New Roman"/>
+          <w:b/>
+          <w:bCs/>
+          <w:sz w:val="24"/>
+          <w:szCs w:val="24"/>
+        </w:rPr>
+        <w:t>- COPYBOOK</w:t>
+      </w:r>
+    </w:p>
+    <w:p>
+      <w:pPr>
+        <w:spacing w:before="100" w:beforeAutospacing="1" w:after="100" w:afterAutospacing="1" w:line="240" w:lineRule="auto"/>
+        <w:jc w:val="center"/>
+        <w:outlineLvl w:val="0"/>
         <w:rPr>
           <w:rFonts w:ascii="Times New Roman" w:hAnsi="Times New Roman" w:cs="Times New Roman"/>
           <w:b/>
@@ -1237,29 +1449,279 @@
     </w:p>
     <w:p>
       <w:pPr>
+        <w:spacing w:before="100" w:beforeAutospacing="1" w:after="100" w:afterAutospacing="1" w:line="240" w:lineRule="auto"/>
         <w:jc w:val="center"/>
-        <w:rPr>
-          <w:rFonts w:ascii="Times New Roman" w:hAnsi="Times New Roman" w:cs="Times New Roman"/>
-          <w:b/>
-          <w:bCs/>
-          <w:sz w:val="24"/>
-          <w:szCs w:val="24"/>
-        </w:rPr>
-      </w:pPr>
-      <w:r>
-        <w:rPr>
-          <w:rFonts w:ascii="Times New Roman" w:hAnsi="Times New Roman" w:cs="Times New Roman"/>
-          <w:b/>
-          <w:bCs/>
-          <w:sz w:val="24"/>
-          <w:szCs w:val="24"/>
-        </w:rPr>
-        <w:t>Metadata Extraction</w:t>
-      </w:r>
-    </w:p>
-    <w:p>
-      <w:pPr>
+        <w:outlineLvl w:val="0"/>
+        <w:rPr>
+          <w:rFonts w:ascii="Times New Roman" w:hAnsi="Times New Roman" w:cs="Times New Roman"/>
+          <w:b/>
+          <w:bCs/>
+          <w:sz w:val="24"/>
+          <w:szCs w:val="24"/>
+        </w:rPr>
+      </w:pPr>
+      <w:r>
+        <w:rPr>
+          <w:rFonts w:ascii="Times New Roman" w:hAnsi="Times New Roman" w:cs="Times New Roman"/>
+          <w:b/>
+          <w:bCs/>
+          <w:sz w:val="24"/>
+          <w:szCs w:val="24"/>
+        </w:rPr>
+        <w:t>Parsers run</w:t>
+      </w:r>
+    </w:p>
+    <w:p>
+      <w:pPr>
+        <w:spacing w:before="100" w:beforeAutospacing="1" w:after="100" w:afterAutospacing="1" w:line="240" w:lineRule="auto"/>
         <w:jc w:val="center"/>
+        <w:outlineLvl w:val="0"/>
+        <w:rPr>
+          <w:rFonts w:ascii="Times New Roman" w:hAnsi="Times New Roman" w:cs="Times New Roman"/>
+          <w:b/>
+          <w:bCs/>
+          <w:sz w:val="24"/>
+          <w:szCs w:val="24"/>
+        </w:rPr>
+      </w:pPr>
+    </w:p>
+    <w:p>
+      <w:pPr>
+        <w:spacing w:before="100" w:beforeAutospacing="1" w:after="100" w:afterAutospacing="1" w:line="240" w:lineRule="auto"/>
+        <w:jc w:val="center"/>
+        <w:outlineLvl w:val="0"/>
+        <w:rPr>
+          <w:rFonts w:ascii="Times New Roman" w:hAnsi="Times New Roman" w:cs="Times New Roman"/>
+          <w:b/>
+          <w:bCs/>
+          <w:sz w:val="24"/>
+          <w:szCs w:val="24"/>
+        </w:rPr>
+      </w:pPr>
+      <w:proofErr w:type="spellStart"/>
+      <w:r>
+        <w:rPr>
+          <w:rFonts w:ascii="Times New Roman" w:hAnsi="Times New Roman" w:cs="Times New Roman"/>
+          <w:b/>
+          <w:bCs/>
+          <w:sz w:val="24"/>
+          <w:szCs w:val="24"/>
+        </w:rPr>
+        <w:t>parse_</w:t>
+      </w:r>
+      <w:proofErr w:type="gramStart"/>
+      <w:r>
+        <w:rPr>
+          <w:rFonts w:ascii="Times New Roman" w:hAnsi="Times New Roman" w:cs="Times New Roman"/>
+          <w:b/>
+          <w:bCs/>
+          <w:sz w:val="24"/>
+          <w:szCs w:val="24"/>
+        </w:rPr>
+        <w:t>cobol</w:t>
+      </w:r>
+      <w:proofErr w:type="spellEnd"/>
+      <w:r>
+        <w:rPr>
+          <w:rFonts w:ascii="Times New Roman" w:hAnsi="Times New Roman" w:cs="Times New Roman"/>
+          <w:b/>
+          <w:bCs/>
+          <w:sz w:val="24"/>
+          <w:szCs w:val="24"/>
+        </w:rPr>
+        <w:t>(</w:t>
+      </w:r>
+      <w:proofErr w:type="gramEnd"/>
+      <w:r>
+        <w:rPr>
+          <w:rFonts w:ascii="Times New Roman" w:hAnsi="Times New Roman" w:cs="Times New Roman"/>
+          <w:b/>
+          <w:bCs/>
+          <w:sz w:val="24"/>
+          <w:szCs w:val="24"/>
+        </w:rPr>
+        <w:t>)</w:t>
+      </w:r>
+    </w:p>
+    <w:p>
+      <w:pPr>
+        <w:spacing w:before="100" w:beforeAutospacing="1" w:after="100" w:afterAutospacing="1" w:line="240" w:lineRule="auto"/>
+        <w:jc w:val="center"/>
+        <w:outlineLvl w:val="0"/>
+        <w:rPr>
+          <w:rFonts w:ascii="Times New Roman" w:hAnsi="Times New Roman" w:cs="Times New Roman"/>
+          <w:b/>
+          <w:bCs/>
+          <w:sz w:val="24"/>
+          <w:szCs w:val="24"/>
+        </w:rPr>
+      </w:pPr>
+      <w:proofErr w:type="spellStart"/>
+      <w:r>
+        <w:rPr>
+          <w:rFonts w:ascii="Times New Roman" w:hAnsi="Times New Roman" w:cs="Times New Roman"/>
+          <w:b/>
+          <w:bCs/>
+          <w:sz w:val="24"/>
+          <w:szCs w:val="24"/>
+        </w:rPr>
+        <w:t>parse_</w:t>
+      </w:r>
+      <w:proofErr w:type="gramStart"/>
+      <w:r>
+        <w:rPr>
+          <w:rFonts w:ascii="Times New Roman" w:hAnsi="Times New Roman" w:cs="Times New Roman"/>
+          <w:b/>
+          <w:bCs/>
+          <w:sz w:val="24"/>
+          <w:szCs w:val="24"/>
+        </w:rPr>
+        <w:t>jcl</w:t>
+      </w:r>
+      <w:proofErr w:type="spellEnd"/>
+      <w:r>
+        <w:rPr>
+          <w:rFonts w:ascii="Times New Roman" w:hAnsi="Times New Roman" w:cs="Times New Roman"/>
+          <w:b/>
+          <w:bCs/>
+          <w:sz w:val="24"/>
+          <w:szCs w:val="24"/>
+        </w:rPr>
+        <w:t>(</w:t>
+      </w:r>
+      <w:proofErr w:type="gramEnd"/>
+      <w:r>
+        <w:rPr>
+          <w:rFonts w:ascii="Times New Roman" w:hAnsi="Times New Roman" w:cs="Times New Roman"/>
+          <w:b/>
+          <w:bCs/>
+          <w:sz w:val="24"/>
+          <w:szCs w:val="24"/>
+        </w:rPr>
+        <w:t>)</w:t>
+      </w:r>
+    </w:p>
+    <w:p>
+      <w:pPr>
+        <w:spacing w:before="100" w:beforeAutospacing="1" w:after="100" w:afterAutospacing="1" w:line="240" w:lineRule="auto"/>
+        <w:jc w:val="center"/>
+        <w:outlineLvl w:val="0"/>
+        <w:rPr>
+          <w:rFonts w:ascii="Times New Roman" w:hAnsi="Times New Roman" w:cs="Times New Roman"/>
+          <w:b/>
+          <w:bCs/>
+          <w:sz w:val="24"/>
+          <w:szCs w:val="24"/>
+        </w:rPr>
+      </w:pPr>
+      <w:proofErr w:type="spellStart"/>
+      <w:r>
+        <w:rPr>
+          <w:rFonts w:ascii="Times New Roman" w:hAnsi="Times New Roman" w:cs="Times New Roman"/>
+          <w:b/>
+          <w:bCs/>
+          <w:sz w:val="24"/>
+          <w:szCs w:val="24"/>
+        </w:rPr>
+        <w:t>parse_</w:t>
+      </w:r>
+      <w:proofErr w:type="gramStart"/>
+      <w:r>
+        <w:rPr>
+          <w:rFonts w:ascii="Times New Roman" w:hAnsi="Times New Roman" w:cs="Times New Roman"/>
+          <w:b/>
+          <w:bCs/>
+          <w:sz w:val="24"/>
+          <w:szCs w:val="24"/>
+        </w:rPr>
+        <w:t>proc</w:t>
+      </w:r>
+      <w:proofErr w:type="spellEnd"/>
+      <w:r>
+        <w:rPr>
+          <w:rFonts w:ascii="Times New Roman" w:hAnsi="Times New Roman" w:cs="Times New Roman"/>
+          <w:b/>
+          <w:bCs/>
+          <w:sz w:val="24"/>
+          <w:szCs w:val="24"/>
+        </w:rPr>
+        <w:t>(</w:t>
+      </w:r>
+      <w:proofErr w:type="gramEnd"/>
+      <w:r>
+        <w:rPr>
+          <w:rFonts w:ascii="Times New Roman" w:hAnsi="Times New Roman" w:cs="Times New Roman"/>
+          <w:b/>
+          <w:bCs/>
+          <w:sz w:val="24"/>
+          <w:szCs w:val="24"/>
+        </w:rPr>
+        <w:t>)</w:t>
+      </w:r>
+    </w:p>
+    <w:p>
+      <w:pPr>
+        <w:spacing w:before="100" w:beforeAutospacing="1" w:after="100" w:afterAutospacing="1" w:line="240" w:lineRule="auto"/>
+        <w:jc w:val="center"/>
+        <w:outlineLvl w:val="0"/>
+        <w:rPr>
+          <w:rFonts w:ascii="Times New Roman" w:hAnsi="Times New Roman" w:cs="Times New Roman"/>
+          <w:b/>
+          <w:bCs/>
+          <w:sz w:val="24"/>
+          <w:szCs w:val="24"/>
+        </w:rPr>
+      </w:pPr>
+      <w:proofErr w:type="spellStart"/>
+      <w:r>
+        <w:rPr>
+          <w:rFonts w:ascii="Times New Roman" w:hAnsi="Times New Roman" w:cs="Times New Roman"/>
+          <w:b/>
+          <w:bCs/>
+          <w:sz w:val="24"/>
+          <w:szCs w:val="24"/>
+        </w:rPr>
+        <w:t>parse_</w:t>
+      </w:r>
+      <w:proofErr w:type="gramStart"/>
+      <w:r>
+        <w:rPr>
+          <w:rFonts w:ascii="Times New Roman" w:hAnsi="Times New Roman" w:cs="Times New Roman"/>
+          <w:b/>
+          <w:bCs/>
+          <w:sz w:val="24"/>
+          <w:szCs w:val="24"/>
+        </w:rPr>
+        <w:t>copybook</w:t>
+      </w:r>
+      <w:proofErr w:type="spellEnd"/>
+      <w:r>
+        <w:rPr>
+          <w:rFonts w:ascii="Times New Roman" w:hAnsi="Times New Roman" w:cs="Times New Roman"/>
+          <w:b/>
+          <w:bCs/>
+          <w:sz w:val="24"/>
+          <w:szCs w:val="24"/>
+        </w:rPr>
+        <w:t>(</w:t>
+      </w:r>
+      <w:proofErr w:type="gramEnd"/>
+      <w:r>
+        <w:rPr>
+          <w:rFonts w:ascii="Times New Roman" w:hAnsi="Times New Roman" w:cs="Times New Roman"/>
+          <w:b/>
+          <w:bCs/>
+          <w:sz w:val="24"/>
+          <w:szCs w:val="24"/>
+        </w:rPr>
+        <w:t>)</w:t>
+      </w:r>
+    </w:p>
+    <w:p>
+      <w:pPr>
+        <w:spacing w:before="100" w:beforeAutospacing="1" w:after="100" w:afterAutospacing="1" w:line="240" w:lineRule="auto"/>
+        <w:jc w:val="center"/>
+        <w:outlineLvl w:val="0"/>
         <w:rPr>
           <w:rFonts w:ascii="Times New Roman" w:hAnsi="Times New Roman" w:cs="Times New Roman"/>
           <w:b/>
@@ -1281,29 +1743,496 @@
     </w:p>
     <w:p>
       <w:pPr>
+        <w:spacing w:before="100" w:beforeAutospacing="1" w:after="100" w:afterAutospacing="1" w:line="240" w:lineRule="auto"/>
         <w:jc w:val="center"/>
-        <w:rPr>
-          <w:rFonts w:ascii="Times New Roman" w:hAnsi="Times New Roman" w:cs="Times New Roman"/>
-          <w:b/>
-          <w:bCs/>
-          <w:sz w:val="24"/>
-          <w:szCs w:val="24"/>
-        </w:rPr>
-      </w:pPr>
-      <w:r>
-        <w:rPr>
-          <w:rFonts w:ascii="Times New Roman" w:hAnsi="Times New Roman" w:cs="Times New Roman"/>
-          <w:b/>
-          <w:bCs/>
-          <w:sz w:val="24"/>
-          <w:szCs w:val="24"/>
-        </w:rPr>
-        <w:t>Relation Builder</w:t>
-      </w:r>
-    </w:p>
-    <w:p>
-      <w:pPr>
+        <w:outlineLvl w:val="0"/>
+        <w:rPr>
+          <w:rFonts w:ascii="Times New Roman" w:hAnsi="Times New Roman" w:cs="Times New Roman"/>
+          <w:b/>
+          <w:bCs/>
+          <w:sz w:val="24"/>
+          <w:szCs w:val="24"/>
+        </w:rPr>
+      </w:pPr>
+      <w:r>
+        <w:rPr>
+          <w:rFonts w:ascii="Times New Roman" w:hAnsi="Times New Roman" w:cs="Times New Roman"/>
+          <w:b/>
+          <w:bCs/>
+          <w:sz w:val="24"/>
+          <w:szCs w:val="24"/>
+        </w:rPr>
+        <w:t>Extract metadata</w:t>
+      </w:r>
+    </w:p>
+    <w:p>
+      <w:pPr>
+        <w:spacing w:before="100" w:beforeAutospacing="1" w:after="100" w:afterAutospacing="1" w:line="240" w:lineRule="auto"/>
         <w:jc w:val="center"/>
+        <w:outlineLvl w:val="0"/>
+        <w:rPr>
+          <w:rFonts w:ascii="Times New Roman" w:hAnsi="Times New Roman" w:cs="Times New Roman"/>
+          <w:b/>
+          <w:bCs/>
+          <w:sz w:val="24"/>
+          <w:szCs w:val="24"/>
+        </w:rPr>
+      </w:pPr>
+    </w:p>
+    <w:p>
+      <w:pPr>
+        <w:spacing w:before="100" w:beforeAutospacing="1" w:after="100" w:afterAutospacing="1" w:line="240" w:lineRule="auto"/>
+        <w:jc w:val="center"/>
+        <w:outlineLvl w:val="0"/>
+        <w:rPr>
+          <w:rFonts w:ascii="Times New Roman" w:hAnsi="Times New Roman" w:cs="Times New Roman"/>
+          <w:b/>
+          <w:bCs/>
+          <w:sz w:val="24"/>
+          <w:szCs w:val="24"/>
+        </w:rPr>
+      </w:pPr>
+      <w:r>
+        <w:rPr>
+          <w:rFonts w:ascii="Times New Roman" w:hAnsi="Times New Roman" w:cs="Times New Roman"/>
+          <w:b/>
+          <w:bCs/>
+          <w:sz w:val="24"/>
+          <w:szCs w:val="24"/>
+        </w:rPr>
+        <w:t>COBOL:</w:t>
+      </w:r>
+    </w:p>
+    <w:p>
+      <w:pPr>
+        <w:spacing w:before="100" w:beforeAutospacing="1" w:after="100" w:afterAutospacing="1" w:line="240" w:lineRule="auto"/>
+        <w:jc w:val="center"/>
+        <w:outlineLvl w:val="0"/>
+        <w:rPr>
+          <w:rFonts w:ascii="Times New Roman" w:hAnsi="Times New Roman" w:cs="Times New Roman"/>
+          <w:b/>
+          <w:bCs/>
+          <w:sz w:val="24"/>
+          <w:szCs w:val="24"/>
+        </w:rPr>
+      </w:pPr>
+      <w:r>
+        <w:rPr>
+          <w:rFonts w:ascii="Times New Roman" w:hAnsi="Times New Roman" w:cs="Times New Roman"/>
+          <w:b/>
+          <w:bCs/>
+          <w:sz w:val="24"/>
+          <w:szCs w:val="24"/>
+        </w:rPr>
+        <w:t>- program</w:t>
+      </w:r>
+    </w:p>
+    <w:p>
+      <w:pPr>
+        <w:spacing w:before="100" w:beforeAutospacing="1" w:after="100" w:afterAutospacing="1" w:line="240" w:lineRule="auto"/>
+        <w:jc w:val="center"/>
+        <w:outlineLvl w:val="0"/>
+        <w:rPr>
+          <w:rFonts w:ascii="Times New Roman" w:hAnsi="Times New Roman" w:cs="Times New Roman"/>
+          <w:b/>
+          <w:bCs/>
+          <w:sz w:val="24"/>
+          <w:szCs w:val="24"/>
+        </w:rPr>
+      </w:pPr>
+      <w:r>
+        <w:rPr>
+          <w:rFonts w:ascii="Times New Roman" w:hAnsi="Times New Roman" w:cs="Times New Roman"/>
+          <w:b/>
+          <w:bCs/>
+          <w:sz w:val="24"/>
+          <w:szCs w:val="24"/>
+        </w:rPr>
+        <w:t>- calls</w:t>
+      </w:r>
+    </w:p>
+    <w:p>
+      <w:pPr>
+        <w:spacing w:before="100" w:beforeAutospacing="1" w:after="100" w:afterAutospacing="1" w:line="240" w:lineRule="auto"/>
+        <w:jc w:val="center"/>
+        <w:outlineLvl w:val="0"/>
+        <w:rPr>
+          <w:rFonts w:ascii="Times New Roman" w:hAnsi="Times New Roman" w:cs="Times New Roman"/>
+          <w:b/>
+          <w:bCs/>
+          <w:sz w:val="24"/>
+          <w:szCs w:val="24"/>
+        </w:rPr>
+      </w:pPr>
+      <w:r>
+        <w:rPr>
+          <w:rFonts w:ascii="Times New Roman" w:hAnsi="Times New Roman" w:cs="Times New Roman"/>
+          <w:b/>
+          <w:bCs/>
+          <w:sz w:val="24"/>
+          <w:szCs w:val="24"/>
+        </w:rPr>
+        <w:lastRenderedPageBreak/>
+        <w:t>- copybooks</w:t>
+      </w:r>
+    </w:p>
+    <w:p>
+      <w:pPr>
+        <w:spacing w:before="100" w:beforeAutospacing="1" w:after="100" w:afterAutospacing="1" w:line="240" w:lineRule="auto"/>
+        <w:jc w:val="center"/>
+        <w:outlineLvl w:val="0"/>
+        <w:rPr>
+          <w:rFonts w:ascii="Times New Roman" w:hAnsi="Times New Roman" w:cs="Times New Roman"/>
+          <w:b/>
+          <w:bCs/>
+          <w:sz w:val="24"/>
+          <w:szCs w:val="24"/>
+        </w:rPr>
+      </w:pPr>
+      <w:r>
+        <w:rPr>
+          <w:rFonts w:ascii="Times New Roman" w:hAnsi="Times New Roman" w:cs="Times New Roman"/>
+          <w:b/>
+          <w:bCs/>
+          <w:sz w:val="24"/>
+          <w:szCs w:val="24"/>
+        </w:rPr>
+        <w:t>- files</w:t>
+      </w:r>
+    </w:p>
+    <w:p>
+      <w:pPr>
+        <w:spacing w:before="100" w:beforeAutospacing="1" w:after="100" w:afterAutospacing="1" w:line="240" w:lineRule="auto"/>
+        <w:jc w:val="center"/>
+        <w:outlineLvl w:val="0"/>
+        <w:rPr>
+          <w:rFonts w:ascii="Times New Roman" w:hAnsi="Times New Roman" w:cs="Times New Roman"/>
+          <w:b/>
+          <w:bCs/>
+          <w:sz w:val="24"/>
+          <w:szCs w:val="24"/>
+        </w:rPr>
+      </w:pPr>
+      <w:r>
+        <w:rPr>
+          <w:rFonts w:ascii="Times New Roman" w:hAnsi="Times New Roman" w:cs="Times New Roman"/>
+          <w:b/>
+          <w:bCs/>
+          <w:sz w:val="24"/>
+          <w:szCs w:val="24"/>
+        </w:rPr>
+        <w:t xml:space="preserve">- </w:t>
+      </w:r>
+      <w:proofErr w:type="spellStart"/>
+      <w:r>
+        <w:rPr>
+          <w:rFonts w:ascii="Times New Roman" w:hAnsi="Times New Roman" w:cs="Times New Roman"/>
+          <w:b/>
+          <w:bCs/>
+          <w:sz w:val="24"/>
+          <w:szCs w:val="24"/>
+        </w:rPr>
+        <w:t>sql_tables</w:t>
+      </w:r>
+      <w:proofErr w:type="spellEnd"/>
+    </w:p>
+    <w:p>
+      <w:pPr>
+        <w:spacing w:before="100" w:beforeAutospacing="1" w:after="100" w:afterAutospacing="1" w:line="240" w:lineRule="auto"/>
+        <w:jc w:val="center"/>
+        <w:outlineLvl w:val="0"/>
+        <w:rPr>
+          <w:rFonts w:ascii="Times New Roman" w:hAnsi="Times New Roman" w:cs="Times New Roman"/>
+          <w:b/>
+          <w:bCs/>
+          <w:sz w:val="24"/>
+          <w:szCs w:val="24"/>
+        </w:rPr>
+      </w:pPr>
+    </w:p>
+    <w:p>
+      <w:pPr>
+        <w:spacing w:before="100" w:beforeAutospacing="1" w:after="100" w:afterAutospacing="1" w:line="240" w:lineRule="auto"/>
+        <w:jc w:val="center"/>
+        <w:outlineLvl w:val="0"/>
+        <w:rPr>
+          <w:rFonts w:ascii="Times New Roman" w:hAnsi="Times New Roman" w:cs="Times New Roman"/>
+          <w:b/>
+          <w:bCs/>
+          <w:sz w:val="24"/>
+          <w:szCs w:val="24"/>
+        </w:rPr>
+      </w:pPr>
+      <w:r>
+        <w:rPr>
+          <w:rFonts w:ascii="Times New Roman" w:hAnsi="Times New Roman" w:cs="Times New Roman"/>
+          <w:b/>
+          <w:bCs/>
+          <w:sz w:val="24"/>
+          <w:szCs w:val="24"/>
+        </w:rPr>
+        <w:t>JCL:</w:t>
+      </w:r>
+    </w:p>
+    <w:p>
+      <w:pPr>
+        <w:spacing w:before="100" w:beforeAutospacing="1" w:after="100" w:afterAutospacing="1" w:line="240" w:lineRule="auto"/>
+        <w:jc w:val="center"/>
+        <w:outlineLvl w:val="0"/>
+        <w:rPr>
+          <w:rFonts w:ascii="Times New Roman" w:hAnsi="Times New Roman" w:cs="Times New Roman"/>
+          <w:b/>
+          <w:bCs/>
+          <w:sz w:val="24"/>
+          <w:szCs w:val="24"/>
+        </w:rPr>
+      </w:pPr>
+      <w:r>
+        <w:rPr>
+          <w:rFonts w:ascii="Times New Roman" w:hAnsi="Times New Roman" w:cs="Times New Roman"/>
+          <w:b/>
+          <w:bCs/>
+          <w:sz w:val="24"/>
+          <w:szCs w:val="24"/>
+        </w:rPr>
+        <w:t xml:space="preserve">- </w:t>
+      </w:r>
+      <w:proofErr w:type="spellStart"/>
+      <w:r>
+        <w:rPr>
+          <w:rFonts w:ascii="Times New Roman" w:hAnsi="Times New Roman" w:cs="Times New Roman"/>
+          <w:b/>
+          <w:bCs/>
+          <w:sz w:val="24"/>
+          <w:szCs w:val="24"/>
+        </w:rPr>
+        <w:t>job_name</w:t>
+      </w:r>
+      <w:proofErr w:type="spellEnd"/>
+    </w:p>
+    <w:p>
+      <w:pPr>
+        <w:spacing w:before="100" w:beforeAutospacing="1" w:after="100" w:afterAutospacing="1" w:line="240" w:lineRule="auto"/>
+        <w:jc w:val="center"/>
+        <w:outlineLvl w:val="0"/>
+        <w:rPr>
+          <w:rFonts w:ascii="Times New Roman" w:hAnsi="Times New Roman" w:cs="Times New Roman"/>
+          <w:b/>
+          <w:bCs/>
+          <w:sz w:val="24"/>
+          <w:szCs w:val="24"/>
+        </w:rPr>
+      </w:pPr>
+      <w:r>
+        <w:rPr>
+          <w:rFonts w:ascii="Times New Roman" w:hAnsi="Times New Roman" w:cs="Times New Roman"/>
+          <w:b/>
+          <w:bCs/>
+          <w:sz w:val="24"/>
+          <w:szCs w:val="24"/>
+        </w:rPr>
+        <w:t>- steps</w:t>
+      </w:r>
+    </w:p>
+    <w:p>
+      <w:pPr>
+        <w:spacing w:before="100" w:beforeAutospacing="1" w:after="100" w:afterAutospacing="1" w:line="240" w:lineRule="auto"/>
+        <w:jc w:val="center"/>
+        <w:outlineLvl w:val="0"/>
+        <w:rPr>
+          <w:rFonts w:ascii="Times New Roman" w:hAnsi="Times New Roman" w:cs="Times New Roman"/>
+          <w:b/>
+          <w:bCs/>
+          <w:sz w:val="24"/>
+          <w:szCs w:val="24"/>
+        </w:rPr>
+      </w:pPr>
+      <w:r>
+        <w:rPr>
+          <w:rFonts w:ascii="Times New Roman" w:hAnsi="Times New Roman" w:cs="Times New Roman"/>
+          <w:b/>
+          <w:bCs/>
+          <w:sz w:val="24"/>
+          <w:szCs w:val="24"/>
+        </w:rPr>
+        <w:t>- procs</w:t>
+      </w:r>
+    </w:p>
+    <w:p>
+      <w:pPr>
+        <w:spacing w:before="100" w:beforeAutospacing="1" w:after="100" w:afterAutospacing="1" w:line="240" w:lineRule="auto"/>
+        <w:jc w:val="center"/>
+        <w:outlineLvl w:val="0"/>
+        <w:rPr>
+          <w:rFonts w:ascii="Times New Roman" w:hAnsi="Times New Roman" w:cs="Times New Roman"/>
+          <w:b/>
+          <w:bCs/>
+          <w:sz w:val="24"/>
+          <w:szCs w:val="24"/>
+        </w:rPr>
+      </w:pPr>
+      <w:r>
+        <w:rPr>
+          <w:rFonts w:ascii="Times New Roman" w:hAnsi="Times New Roman" w:cs="Times New Roman"/>
+          <w:b/>
+          <w:bCs/>
+          <w:sz w:val="24"/>
+          <w:szCs w:val="24"/>
+        </w:rPr>
+        <w:t>- datasets</w:t>
+      </w:r>
+    </w:p>
+    <w:p>
+      <w:pPr>
+        <w:spacing w:before="100" w:beforeAutospacing="1" w:after="100" w:afterAutospacing="1" w:line="240" w:lineRule="auto"/>
+        <w:jc w:val="center"/>
+        <w:outlineLvl w:val="0"/>
+        <w:rPr>
+          <w:rFonts w:ascii="Times New Roman" w:hAnsi="Times New Roman" w:cs="Times New Roman"/>
+          <w:b/>
+          <w:bCs/>
+          <w:sz w:val="24"/>
+          <w:szCs w:val="24"/>
+        </w:rPr>
+      </w:pPr>
+    </w:p>
+    <w:p>
+      <w:pPr>
+        <w:spacing w:before="100" w:beforeAutospacing="1" w:after="100" w:afterAutospacing="1" w:line="240" w:lineRule="auto"/>
+        <w:jc w:val="center"/>
+        <w:outlineLvl w:val="0"/>
+        <w:rPr>
+          <w:rFonts w:ascii="Times New Roman" w:hAnsi="Times New Roman" w:cs="Times New Roman"/>
+          <w:b/>
+          <w:bCs/>
+          <w:sz w:val="24"/>
+          <w:szCs w:val="24"/>
+        </w:rPr>
+      </w:pPr>
+      <w:r>
+        <w:rPr>
+          <w:rFonts w:ascii="Times New Roman" w:hAnsi="Times New Roman" w:cs="Times New Roman"/>
+          <w:b/>
+          <w:bCs/>
+          <w:sz w:val="24"/>
+          <w:szCs w:val="24"/>
+        </w:rPr>
+        <w:t>PROC:</w:t>
+      </w:r>
+    </w:p>
+    <w:p>
+      <w:pPr>
+        <w:spacing w:before="100" w:beforeAutospacing="1" w:after="100" w:afterAutospacing="1" w:line="240" w:lineRule="auto"/>
+        <w:jc w:val="center"/>
+        <w:outlineLvl w:val="0"/>
+        <w:rPr>
+          <w:rFonts w:ascii="Times New Roman" w:hAnsi="Times New Roman" w:cs="Times New Roman"/>
+          <w:b/>
+          <w:bCs/>
+          <w:sz w:val="24"/>
+          <w:szCs w:val="24"/>
+        </w:rPr>
+      </w:pPr>
+      <w:r>
+        <w:rPr>
+          <w:rFonts w:ascii="Times New Roman" w:hAnsi="Times New Roman" w:cs="Times New Roman"/>
+          <w:b/>
+          <w:bCs/>
+          <w:sz w:val="24"/>
+          <w:szCs w:val="24"/>
+        </w:rPr>
+        <w:t xml:space="preserve">- </w:t>
+      </w:r>
+      <w:proofErr w:type="spellStart"/>
+      <w:r>
+        <w:rPr>
+          <w:rFonts w:ascii="Times New Roman" w:hAnsi="Times New Roman" w:cs="Times New Roman"/>
+          <w:b/>
+          <w:bCs/>
+          <w:sz w:val="24"/>
+          <w:szCs w:val="24"/>
+        </w:rPr>
+        <w:t>proc_name</w:t>
+      </w:r>
+      <w:proofErr w:type="spellEnd"/>
+    </w:p>
+    <w:p>
+      <w:pPr>
+        <w:spacing w:before="100" w:beforeAutospacing="1" w:after="100" w:afterAutospacing="1" w:line="240" w:lineRule="auto"/>
+        <w:jc w:val="center"/>
+        <w:outlineLvl w:val="0"/>
+        <w:rPr>
+          <w:rFonts w:ascii="Times New Roman" w:hAnsi="Times New Roman" w:cs="Times New Roman"/>
+          <w:b/>
+          <w:bCs/>
+          <w:sz w:val="24"/>
+          <w:szCs w:val="24"/>
+        </w:rPr>
+      </w:pPr>
+      <w:r>
+        <w:rPr>
+          <w:rFonts w:ascii="Times New Roman" w:hAnsi="Times New Roman" w:cs="Times New Roman"/>
+          <w:b/>
+          <w:bCs/>
+          <w:sz w:val="24"/>
+          <w:szCs w:val="24"/>
+        </w:rPr>
+        <w:t>- steps</w:t>
+      </w:r>
+    </w:p>
+    <w:p>
+      <w:pPr>
+        <w:spacing w:before="100" w:beforeAutospacing="1" w:after="100" w:afterAutospacing="1" w:line="240" w:lineRule="auto"/>
+        <w:jc w:val="center"/>
+        <w:outlineLvl w:val="0"/>
+        <w:rPr>
+          <w:rFonts w:ascii="Times New Roman" w:hAnsi="Times New Roman" w:cs="Times New Roman"/>
+          <w:b/>
+          <w:bCs/>
+          <w:sz w:val="24"/>
+          <w:szCs w:val="24"/>
+        </w:rPr>
+      </w:pPr>
+      <w:r>
+        <w:rPr>
+          <w:rFonts w:ascii="Times New Roman" w:hAnsi="Times New Roman" w:cs="Times New Roman"/>
+          <w:b/>
+          <w:bCs/>
+          <w:sz w:val="24"/>
+          <w:szCs w:val="24"/>
+        </w:rPr>
+        <w:t>COPYBOOK:</w:t>
+      </w:r>
+    </w:p>
+    <w:p>
+      <w:pPr>
+        <w:spacing w:before="100" w:beforeAutospacing="1" w:after="100" w:afterAutospacing="1" w:line="240" w:lineRule="auto"/>
+        <w:jc w:val="center"/>
+        <w:outlineLvl w:val="0"/>
+        <w:rPr>
+          <w:rFonts w:ascii="Times New Roman" w:hAnsi="Times New Roman" w:cs="Times New Roman"/>
+          <w:b/>
+          <w:bCs/>
+          <w:sz w:val="24"/>
+          <w:szCs w:val="24"/>
+        </w:rPr>
+      </w:pPr>
+      <w:r>
+        <w:rPr>
+          <w:rFonts w:ascii="Times New Roman" w:hAnsi="Times New Roman" w:cs="Times New Roman"/>
+          <w:b/>
+          <w:bCs/>
+          <w:sz w:val="24"/>
+          <w:szCs w:val="24"/>
+        </w:rPr>
+        <w:t>- fields</w:t>
+      </w:r>
+    </w:p>
+    <w:p>
+      <w:pPr>
+        <w:spacing w:before="100" w:beforeAutospacing="1" w:after="100" w:afterAutospacing="1" w:line="240" w:lineRule="auto"/>
+        <w:jc w:val="center"/>
+        <w:outlineLvl w:val="0"/>
         <w:rPr>
           <w:rFonts w:ascii="Times New Roman" w:hAnsi="Times New Roman" w:cs="Times New Roman"/>
           <w:b/>
@@ -1325,29 +2254,187 @@
     </w:p>
     <w:p>
       <w:pPr>
+        <w:spacing w:before="100" w:beforeAutospacing="1" w:after="100" w:afterAutospacing="1" w:line="240" w:lineRule="auto"/>
         <w:jc w:val="center"/>
-        <w:rPr>
-          <w:rFonts w:ascii="Times New Roman" w:hAnsi="Times New Roman" w:cs="Times New Roman"/>
-          <w:b/>
-          <w:bCs/>
-          <w:sz w:val="24"/>
-          <w:szCs w:val="24"/>
-        </w:rPr>
-      </w:pPr>
-      <w:r>
-        <w:rPr>
-          <w:rFonts w:ascii="Times New Roman" w:hAnsi="Times New Roman" w:cs="Times New Roman"/>
-          <w:b/>
-          <w:bCs/>
-          <w:sz w:val="24"/>
-          <w:szCs w:val="24"/>
-        </w:rPr>
-        <w:t>Context Retrieval Engine</w:t>
-      </w:r>
-    </w:p>
-    <w:p>
-      <w:pPr>
+        <w:outlineLvl w:val="0"/>
+        <w:rPr>
+          <w:rFonts w:ascii="Times New Roman" w:hAnsi="Times New Roman" w:cs="Times New Roman"/>
+          <w:b/>
+          <w:bCs/>
+          <w:sz w:val="24"/>
+          <w:szCs w:val="24"/>
+        </w:rPr>
+      </w:pPr>
+      <w:proofErr w:type="spellStart"/>
+      <w:r>
+        <w:rPr>
+          <w:rFonts w:ascii="Times New Roman" w:hAnsi="Times New Roman" w:cs="Times New Roman"/>
+          <w:b/>
+          <w:bCs/>
+          <w:sz w:val="24"/>
+          <w:szCs w:val="24"/>
+        </w:rPr>
+        <w:t>build_</w:t>
+      </w:r>
+      <w:proofErr w:type="gramStart"/>
+      <w:r>
+        <w:rPr>
+          <w:rFonts w:ascii="Times New Roman" w:hAnsi="Times New Roman" w:cs="Times New Roman"/>
+          <w:b/>
+          <w:bCs/>
+          <w:sz w:val="24"/>
+          <w:szCs w:val="24"/>
+        </w:rPr>
+        <w:t>relations</w:t>
+      </w:r>
+      <w:proofErr w:type="spellEnd"/>
+      <w:r>
+        <w:rPr>
+          <w:rFonts w:ascii="Times New Roman" w:hAnsi="Times New Roman" w:cs="Times New Roman"/>
+          <w:b/>
+          <w:bCs/>
+          <w:sz w:val="24"/>
+          <w:szCs w:val="24"/>
+        </w:rPr>
+        <w:t>(</w:t>
+      </w:r>
+      <w:proofErr w:type="gramEnd"/>
+      <w:r>
+        <w:rPr>
+          <w:rFonts w:ascii="Times New Roman" w:hAnsi="Times New Roman" w:cs="Times New Roman"/>
+          <w:b/>
+          <w:bCs/>
+          <w:sz w:val="24"/>
+          <w:szCs w:val="24"/>
+        </w:rPr>
+        <w:t>)</w:t>
+      </w:r>
+    </w:p>
+    <w:p>
+      <w:pPr>
+        <w:spacing w:before="100" w:beforeAutospacing="1" w:after="100" w:afterAutospacing="1" w:line="240" w:lineRule="auto"/>
         <w:jc w:val="center"/>
+        <w:outlineLvl w:val="0"/>
+        <w:rPr>
+          <w:rFonts w:ascii="Times New Roman" w:hAnsi="Times New Roman" w:cs="Times New Roman"/>
+          <w:b/>
+          <w:bCs/>
+          <w:sz w:val="24"/>
+          <w:szCs w:val="24"/>
+        </w:rPr>
+      </w:pPr>
+      <w:r>
+        <w:rPr>
+          <w:rFonts w:ascii="Times New Roman" w:hAnsi="Times New Roman" w:cs="Times New Roman"/>
+          <w:b/>
+          <w:bCs/>
+          <w:sz w:val="24"/>
+          <w:szCs w:val="24"/>
+        </w:rPr>
+        <w:t>Create dependencies:</w:t>
+      </w:r>
+    </w:p>
+    <w:p>
+      <w:pPr>
+        <w:spacing w:before="100" w:beforeAutospacing="1" w:after="100" w:afterAutospacing="1" w:line="240" w:lineRule="auto"/>
+        <w:jc w:val="center"/>
+        <w:outlineLvl w:val="0"/>
+        <w:rPr>
+          <w:rFonts w:ascii="Times New Roman" w:hAnsi="Times New Roman" w:cs="Times New Roman"/>
+          <w:b/>
+          <w:bCs/>
+          <w:sz w:val="24"/>
+          <w:szCs w:val="24"/>
+        </w:rPr>
+      </w:pPr>
+      <w:r>
+        <w:rPr>
+          <w:rFonts w:ascii="Times New Roman" w:hAnsi="Times New Roman" w:cs="Times New Roman"/>
+          <w:b/>
+          <w:bCs/>
+          <w:sz w:val="24"/>
+          <w:szCs w:val="24"/>
+        </w:rPr>
+        <w:t>- CALLS</w:t>
+      </w:r>
+    </w:p>
+    <w:p>
+      <w:pPr>
+        <w:spacing w:before="100" w:beforeAutospacing="1" w:after="100" w:afterAutospacing="1" w:line="240" w:lineRule="auto"/>
+        <w:jc w:val="center"/>
+        <w:outlineLvl w:val="0"/>
+        <w:rPr>
+          <w:rFonts w:ascii="Times New Roman" w:hAnsi="Times New Roman" w:cs="Times New Roman"/>
+          <w:b/>
+          <w:bCs/>
+          <w:sz w:val="24"/>
+          <w:szCs w:val="24"/>
+        </w:rPr>
+      </w:pPr>
+      <w:r>
+        <w:rPr>
+          <w:rFonts w:ascii="Times New Roman" w:hAnsi="Times New Roman" w:cs="Times New Roman"/>
+          <w:b/>
+          <w:bCs/>
+          <w:sz w:val="24"/>
+          <w:szCs w:val="24"/>
+        </w:rPr>
+        <w:t>- USES_COPYBOOK</w:t>
+      </w:r>
+    </w:p>
+    <w:p>
+      <w:pPr>
+        <w:spacing w:before="100" w:beforeAutospacing="1" w:after="100" w:afterAutospacing="1" w:line="240" w:lineRule="auto"/>
+        <w:jc w:val="center"/>
+        <w:outlineLvl w:val="0"/>
+        <w:rPr>
+          <w:rFonts w:ascii="Times New Roman" w:hAnsi="Times New Roman" w:cs="Times New Roman"/>
+          <w:b/>
+          <w:bCs/>
+          <w:sz w:val="24"/>
+          <w:szCs w:val="24"/>
+        </w:rPr>
+      </w:pPr>
+      <w:r>
+        <w:rPr>
+          <w:rFonts w:ascii="Times New Roman" w:hAnsi="Times New Roman" w:cs="Times New Roman"/>
+          <w:b/>
+          <w:bCs/>
+          <w:sz w:val="24"/>
+          <w:szCs w:val="24"/>
+        </w:rPr>
+        <w:t>- EXECUTES_PROGRAM</w:t>
+      </w:r>
+    </w:p>
+    <w:p>
+      <w:pPr>
+        <w:spacing w:before="100" w:beforeAutospacing="1" w:after="100" w:afterAutospacing="1" w:line="240" w:lineRule="auto"/>
+        <w:jc w:val="center"/>
+        <w:outlineLvl w:val="0"/>
+        <w:rPr>
+          <w:rFonts w:ascii="Times New Roman" w:hAnsi="Times New Roman" w:cs="Times New Roman"/>
+          <w:b/>
+          <w:bCs/>
+          <w:sz w:val="24"/>
+          <w:szCs w:val="24"/>
+        </w:rPr>
+      </w:pPr>
+      <w:r>
+        <w:rPr>
+          <w:rFonts w:ascii="Times New Roman" w:hAnsi="Times New Roman" w:cs="Times New Roman"/>
+          <w:b/>
+          <w:bCs/>
+          <w:sz w:val="24"/>
+          <w:szCs w:val="24"/>
+        </w:rPr>
+        <w:t>- USES_PROC</w:t>
+      </w:r>
+    </w:p>
+    <w:p>
+      <w:pPr>
+        <w:spacing w:before="100" w:beforeAutospacing="1" w:after="100" w:afterAutospacing="1" w:line="240" w:lineRule="auto"/>
+        <w:jc w:val="center"/>
+        <w:outlineLvl w:val="0"/>
         <w:rPr>
           <w:rFonts w:ascii="Times New Roman" w:hAnsi="Times New Roman" w:cs="Times New Roman"/>
           <w:b/>
@@ -1369,29 +2456,236 @@
     </w:p>
     <w:p>
       <w:pPr>
+        <w:spacing w:before="100" w:beforeAutospacing="1" w:after="100" w:afterAutospacing="1" w:line="240" w:lineRule="auto"/>
         <w:jc w:val="center"/>
-        <w:rPr>
-          <w:rFonts w:ascii="Times New Roman" w:hAnsi="Times New Roman" w:cs="Times New Roman"/>
-          <w:b/>
-          <w:bCs/>
-          <w:sz w:val="24"/>
-          <w:szCs w:val="24"/>
-        </w:rPr>
-      </w:pPr>
-      <w:r>
-        <w:rPr>
-          <w:rFonts w:ascii="Times New Roman" w:hAnsi="Times New Roman" w:cs="Times New Roman"/>
-          <w:b/>
-          <w:bCs/>
-          <w:sz w:val="24"/>
-          <w:szCs w:val="24"/>
-        </w:rPr>
-        <w:t>Snippet Extraction</w:t>
-      </w:r>
-    </w:p>
-    <w:p>
-      <w:pPr>
+        <w:outlineLvl w:val="0"/>
+        <w:rPr>
+          <w:rFonts w:ascii="Times New Roman" w:hAnsi="Times New Roman" w:cs="Times New Roman"/>
+          <w:b/>
+          <w:bCs/>
+          <w:sz w:val="24"/>
+          <w:szCs w:val="24"/>
+        </w:rPr>
+      </w:pPr>
+      <w:proofErr w:type="spellStart"/>
+      <w:r>
+        <w:rPr>
+          <w:rFonts w:ascii="Times New Roman" w:hAnsi="Times New Roman" w:cs="Times New Roman"/>
+          <w:b/>
+          <w:bCs/>
+          <w:sz w:val="24"/>
+          <w:szCs w:val="24"/>
+        </w:rPr>
+        <w:t>retrieve_related_</w:t>
+      </w:r>
+      <w:proofErr w:type="gramStart"/>
+      <w:r>
+        <w:rPr>
+          <w:rFonts w:ascii="Times New Roman" w:hAnsi="Times New Roman" w:cs="Times New Roman"/>
+          <w:b/>
+          <w:bCs/>
+          <w:sz w:val="24"/>
+          <w:szCs w:val="24"/>
+        </w:rPr>
+        <w:t>context</w:t>
+      </w:r>
+      <w:proofErr w:type="spellEnd"/>
+      <w:r>
+        <w:rPr>
+          <w:rFonts w:ascii="Times New Roman" w:hAnsi="Times New Roman" w:cs="Times New Roman"/>
+          <w:b/>
+          <w:bCs/>
+          <w:sz w:val="24"/>
+          <w:szCs w:val="24"/>
+        </w:rPr>
+        <w:t>(</w:t>
+      </w:r>
+      <w:proofErr w:type="gramEnd"/>
+      <w:r>
+        <w:rPr>
+          <w:rFonts w:ascii="Times New Roman" w:hAnsi="Times New Roman" w:cs="Times New Roman"/>
+          <w:b/>
+          <w:bCs/>
+          <w:sz w:val="24"/>
+          <w:szCs w:val="24"/>
+        </w:rPr>
+        <w:t>)</w:t>
+      </w:r>
+    </w:p>
+    <w:p>
+      <w:pPr>
+        <w:spacing w:before="100" w:beforeAutospacing="1" w:after="100" w:afterAutospacing="1" w:line="240" w:lineRule="auto"/>
         <w:jc w:val="center"/>
+        <w:outlineLvl w:val="0"/>
+        <w:rPr>
+          <w:rFonts w:ascii="Times New Roman" w:hAnsi="Times New Roman" w:cs="Times New Roman"/>
+          <w:b/>
+          <w:bCs/>
+          <w:sz w:val="24"/>
+          <w:szCs w:val="24"/>
+        </w:rPr>
+      </w:pPr>
+      <w:r>
+        <w:rPr>
+          <w:rFonts w:ascii="Times New Roman" w:hAnsi="Times New Roman" w:cs="Times New Roman"/>
+          <w:b/>
+          <w:bCs/>
+          <w:sz w:val="24"/>
+          <w:szCs w:val="24"/>
+        </w:rPr>
+        <w:t>Starting from:</w:t>
+      </w:r>
+    </w:p>
+    <w:p>
+      <w:pPr>
+        <w:spacing w:before="100" w:beforeAutospacing="1" w:after="100" w:afterAutospacing="1" w:line="240" w:lineRule="auto"/>
+        <w:jc w:val="center"/>
+        <w:outlineLvl w:val="0"/>
+        <w:rPr>
+          <w:rFonts w:ascii="Times New Roman" w:hAnsi="Times New Roman" w:cs="Times New Roman"/>
+          <w:b/>
+          <w:bCs/>
+          <w:sz w:val="24"/>
+          <w:szCs w:val="24"/>
+        </w:rPr>
+      </w:pPr>
+      <w:r>
+        <w:rPr>
+          <w:rFonts w:ascii="Times New Roman" w:hAnsi="Times New Roman" w:cs="Times New Roman"/>
+          <w:b/>
+          <w:bCs/>
+          <w:sz w:val="24"/>
+          <w:szCs w:val="24"/>
+        </w:rPr>
+        <w:lastRenderedPageBreak/>
+        <w:t>CBTRN03C</w:t>
+      </w:r>
+    </w:p>
+    <w:p>
+      <w:pPr>
+        <w:spacing w:before="100" w:beforeAutospacing="1" w:after="100" w:afterAutospacing="1" w:line="240" w:lineRule="auto"/>
+        <w:jc w:val="center"/>
+        <w:outlineLvl w:val="0"/>
+        <w:rPr>
+          <w:rFonts w:ascii="Times New Roman" w:hAnsi="Times New Roman" w:cs="Times New Roman"/>
+          <w:b/>
+          <w:bCs/>
+          <w:sz w:val="24"/>
+          <w:szCs w:val="24"/>
+        </w:rPr>
+      </w:pPr>
+      <w:r>
+        <w:rPr>
+          <w:rFonts w:ascii="Times New Roman" w:hAnsi="Times New Roman" w:cs="Times New Roman"/>
+          <w:b/>
+          <w:bCs/>
+          <w:sz w:val="24"/>
+          <w:szCs w:val="24"/>
+        </w:rPr>
+        <w:t>Find:</w:t>
+      </w:r>
+    </w:p>
+    <w:p>
+      <w:pPr>
+        <w:spacing w:before="100" w:beforeAutospacing="1" w:after="100" w:afterAutospacing="1" w:line="240" w:lineRule="auto"/>
+        <w:jc w:val="center"/>
+        <w:outlineLvl w:val="0"/>
+        <w:rPr>
+          <w:rFonts w:ascii="Times New Roman" w:hAnsi="Times New Roman" w:cs="Times New Roman"/>
+          <w:b/>
+          <w:bCs/>
+          <w:sz w:val="24"/>
+          <w:szCs w:val="24"/>
+        </w:rPr>
+      </w:pPr>
+      <w:r>
+        <w:rPr>
+          <w:rFonts w:ascii="Times New Roman" w:hAnsi="Times New Roman" w:cs="Times New Roman"/>
+          <w:b/>
+          <w:bCs/>
+          <w:sz w:val="24"/>
+          <w:szCs w:val="24"/>
+        </w:rPr>
+        <w:t>- related JCL</w:t>
+      </w:r>
+    </w:p>
+    <w:p>
+      <w:pPr>
+        <w:spacing w:before="100" w:beforeAutospacing="1" w:after="100" w:afterAutospacing="1" w:line="240" w:lineRule="auto"/>
+        <w:jc w:val="center"/>
+        <w:outlineLvl w:val="0"/>
+        <w:rPr>
+          <w:rFonts w:ascii="Times New Roman" w:hAnsi="Times New Roman" w:cs="Times New Roman"/>
+          <w:b/>
+          <w:bCs/>
+          <w:sz w:val="24"/>
+          <w:szCs w:val="24"/>
+        </w:rPr>
+      </w:pPr>
+      <w:r>
+        <w:rPr>
+          <w:rFonts w:ascii="Times New Roman" w:hAnsi="Times New Roman" w:cs="Times New Roman"/>
+          <w:b/>
+          <w:bCs/>
+          <w:sz w:val="24"/>
+          <w:szCs w:val="24"/>
+        </w:rPr>
+        <w:t>- related PROC</w:t>
+      </w:r>
+    </w:p>
+    <w:p>
+      <w:pPr>
+        <w:spacing w:before="100" w:beforeAutospacing="1" w:after="100" w:afterAutospacing="1" w:line="240" w:lineRule="auto"/>
+        <w:jc w:val="center"/>
+        <w:outlineLvl w:val="0"/>
+        <w:rPr>
+          <w:rFonts w:ascii="Times New Roman" w:hAnsi="Times New Roman" w:cs="Times New Roman"/>
+          <w:b/>
+          <w:bCs/>
+          <w:sz w:val="24"/>
+          <w:szCs w:val="24"/>
+        </w:rPr>
+      </w:pPr>
+      <w:r>
+        <w:rPr>
+          <w:rFonts w:ascii="Times New Roman" w:hAnsi="Times New Roman" w:cs="Times New Roman"/>
+          <w:b/>
+          <w:bCs/>
+          <w:sz w:val="24"/>
+          <w:szCs w:val="24"/>
+        </w:rPr>
+        <w:t>- related COPYBOOKS</w:t>
+      </w:r>
+    </w:p>
+    <w:p>
+      <w:pPr>
+        <w:spacing w:before="100" w:beforeAutospacing="1" w:after="100" w:afterAutospacing="1" w:line="240" w:lineRule="auto"/>
+        <w:jc w:val="center"/>
+        <w:outlineLvl w:val="0"/>
+        <w:rPr>
+          <w:rFonts w:ascii="Times New Roman" w:hAnsi="Times New Roman" w:cs="Times New Roman"/>
+          <w:b/>
+          <w:bCs/>
+          <w:sz w:val="24"/>
+          <w:szCs w:val="24"/>
+        </w:rPr>
+      </w:pPr>
+      <w:r>
+        <w:rPr>
+          <w:rFonts w:ascii="Times New Roman" w:hAnsi="Times New Roman" w:cs="Times New Roman"/>
+          <w:b/>
+          <w:bCs/>
+          <w:sz w:val="24"/>
+          <w:szCs w:val="24"/>
+        </w:rPr>
+        <w:t>- dependent COBOLs</w:t>
+      </w:r>
+    </w:p>
+    <w:p>
+      <w:pPr>
+        <w:spacing w:before="100" w:beforeAutospacing="1" w:after="100" w:afterAutospacing="1" w:line="240" w:lineRule="auto"/>
+        <w:jc w:val="center"/>
+        <w:outlineLvl w:val="0"/>
         <w:rPr>
           <w:rFonts w:ascii="Times New Roman" w:hAnsi="Times New Roman" w:cs="Times New Roman"/>
           <w:b/>
@@ -1413,29 +2707,211 @@
     </w:p>
     <w:p>
       <w:pPr>
+        <w:spacing w:before="100" w:beforeAutospacing="1" w:after="100" w:afterAutospacing="1" w:line="240" w:lineRule="auto"/>
         <w:jc w:val="center"/>
-        <w:rPr>
-          <w:rFonts w:ascii="Times New Roman" w:hAnsi="Times New Roman" w:cs="Times New Roman"/>
-          <w:b/>
-          <w:bCs/>
-          <w:sz w:val="24"/>
-          <w:szCs w:val="24"/>
-        </w:rPr>
-      </w:pPr>
-      <w:r>
-        <w:rPr>
-          <w:rFonts w:ascii="Times New Roman" w:hAnsi="Times New Roman" w:cs="Times New Roman"/>
-          <w:b/>
-          <w:bCs/>
-          <w:sz w:val="24"/>
-          <w:szCs w:val="24"/>
-        </w:rPr>
-        <w:t>LLM Prompt Generation</w:t>
-      </w:r>
-    </w:p>
-    <w:p>
-      <w:pPr>
+        <w:outlineLvl w:val="0"/>
+        <w:rPr>
+          <w:rFonts w:ascii="Times New Roman" w:hAnsi="Times New Roman" w:cs="Times New Roman"/>
+          <w:b/>
+          <w:bCs/>
+          <w:sz w:val="24"/>
+          <w:szCs w:val="24"/>
+        </w:rPr>
+      </w:pPr>
+      <w:proofErr w:type="spellStart"/>
+      <w:r>
+        <w:rPr>
+          <w:rFonts w:ascii="Times New Roman" w:hAnsi="Times New Roman" w:cs="Times New Roman"/>
+          <w:b/>
+          <w:bCs/>
+          <w:sz w:val="24"/>
+          <w:szCs w:val="24"/>
+        </w:rPr>
+        <w:t>extract_</w:t>
+      </w:r>
+      <w:proofErr w:type="gramStart"/>
+      <w:r>
+        <w:rPr>
+          <w:rFonts w:ascii="Times New Roman" w:hAnsi="Times New Roman" w:cs="Times New Roman"/>
+          <w:b/>
+          <w:bCs/>
+          <w:sz w:val="24"/>
+          <w:szCs w:val="24"/>
+        </w:rPr>
+        <w:t>snippets</w:t>
+      </w:r>
+      <w:proofErr w:type="spellEnd"/>
+      <w:r>
+        <w:rPr>
+          <w:rFonts w:ascii="Times New Roman" w:hAnsi="Times New Roman" w:cs="Times New Roman"/>
+          <w:b/>
+          <w:bCs/>
+          <w:sz w:val="24"/>
+          <w:szCs w:val="24"/>
+        </w:rPr>
+        <w:t>(</w:t>
+      </w:r>
+      <w:proofErr w:type="gramEnd"/>
+      <w:r>
+        <w:rPr>
+          <w:rFonts w:ascii="Times New Roman" w:hAnsi="Times New Roman" w:cs="Times New Roman"/>
+          <w:b/>
+          <w:bCs/>
+          <w:sz w:val="24"/>
+          <w:szCs w:val="24"/>
+        </w:rPr>
+        <w:t>)</w:t>
+      </w:r>
+    </w:p>
+    <w:p>
+      <w:pPr>
+        <w:spacing w:before="100" w:beforeAutospacing="1" w:after="100" w:afterAutospacing="1" w:line="240" w:lineRule="auto"/>
         <w:jc w:val="center"/>
+        <w:outlineLvl w:val="0"/>
+        <w:rPr>
+          <w:rFonts w:ascii="Times New Roman" w:hAnsi="Times New Roman" w:cs="Times New Roman"/>
+          <w:b/>
+          <w:bCs/>
+          <w:sz w:val="24"/>
+          <w:szCs w:val="24"/>
+        </w:rPr>
+      </w:pPr>
+      <w:r>
+        <w:rPr>
+          <w:rFonts w:ascii="Times New Roman" w:hAnsi="Times New Roman" w:cs="Times New Roman"/>
+          <w:b/>
+          <w:bCs/>
+          <w:sz w:val="24"/>
+          <w:szCs w:val="24"/>
+        </w:rPr>
+        <w:t>Get:</w:t>
+      </w:r>
+    </w:p>
+    <w:p>
+      <w:pPr>
+        <w:spacing w:before="100" w:beforeAutospacing="1" w:after="100" w:afterAutospacing="1" w:line="240" w:lineRule="auto"/>
+        <w:jc w:val="center"/>
+        <w:outlineLvl w:val="0"/>
+        <w:rPr>
+          <w:rFonts w:ascii="Times New Roman" w:hAnsi="Times New Roman" w:cs="Times New Roman"/>
+          <w:b/>
+          <w:bCs/>
+          <w:sz w:val="24"/>
+          <w:szCs w:val="24"/>
+        </w:rPr>
+      </w:pPr>
+      <w:r>
+        <w:rPr>
+          <w:rFonts w:ascii="Times New Roman" w:hAnsi="Times New Roman" w:cs="Times New Roman"/>
+          <w:b/>
+          <w:bCs/>
+          <w:sz w:val="24"/>
+          <w:szCs w:val="24"/>
+        </w:rPr>
+        <w:t>- WORKING-STORAGE</w:t>
+      </w:r>
+    </w:p>
+    <w:p>
+      <w:pPr>
+        <w:spacing w:before="100" w:beforeAutospacing="1" w:after="100" w:afterAutospacing="1" w:line="240" w:lineRule="auto"/>
+        <w:jc w:val="center"/>
+        <w:outlineLvl w:val="0"/>
+        <w:rPr>
+          <w:rFonts w:ascii="Times New Roman" w:hAnsi="Times New Roman" w:cs="Times New Roman"/>
+          <w:b/>
+          <w:bCs/>
+          <w:sz w:val="24"/>
+          <w:szCs w:val="24"/>
+        </w:rPr>
+      </w:pPr>
+      <w:r>
+        <w:rPr>
+          <w:rFonts w:ascii="Times New Roman" w:hAnsi="Times New Roman" w:cs="Times New Roman"/>
+          <w:b/>
+          <w:bCs/>
+          <w:sz w:val="24"/>
+          <w:szCs w:val="24"/>
+        </w:rPr>
+        <w:t>- PROCEDURE DIVISION</w:t>
+      </w:r>
+    </w:p>
+    <w:p>
+      <w:pPr>
+        <w:spacing w:before="100" w:beforeAutospacing="1" w:after="100" w:afterAutospacing="1" w:line="240" w:lineRule="auto"/>
+        <w:jc w:val="center"/>
+        <w:outlineLvl w:val="0"/>
+        <w:rPr>
+          <w:rFonts w:ascii="Times New Roman" w:hAnsi="Times New Roman" w:cs="Times New Roman"/>
+          <w:b/>
+          <w:bCs/>
+          <w:sz w:val="24"/>
+          <w:szCs w:val="24"/>
+        </w:rPr>
+      </w:pPr>
+      <w:r>
+        <w:rPr>
+          <w:rFonts w:ascii="Times New Roman" w:hAnsi="Times New Roman" w:cs="Times New Roman"/>
+          <w:b/>
+          <w:bCs/>
+          <w:sz w:val="24"/>
+          <w:szCs w:val="24"/>
+        </w:rPr>
+        <w:t>- COMMENTS</w:t>
+      </w:r>
+    </w:p>
+    <w:p>
+      <w:pPr>
+        <w:spacing w:before="100" w:beforeAutospacing="1" w:after="100" w:afterAutospacing="1" w:line="240" w:lineRule="auto"/>
+        <w:jc w:val="center"/>
+        <w:outlineLvl w:val="0"/>
+        <w:rPr>
+          <w:rFonts w:ascii="Times New Roman" w:hAnsi="Times New Roman" w:cs="Times New Roman"/>
+          <w:b/>
+          <w:bCs/>
+          <w:sz w:val="24"/>
+          <w:szCs w:val="24"/>
+        </w:rPr>
+      </w:pPr>
+      <w:r>
+        <w:rPr>
+          <w:rFonts w:ascii="Times New Roman" w:hAnsi="Times New Roman" w:cs="Times New Roman"/>
+          <w:b/>
+          <w:bCs/>
+          <w:sz w:val="24"/>
+          <w:szCs w:val="24"/>
+        </w:rPr>
+        <w:t>- PARAGRAPHS</w:t>
+      </w:r>
+    </w:p>
+    <w:p>
+      <w:pPr>
+        <w:spacing w:before="100" w:beforeAutospacing="1" w:after="100" w:afterAutospacing="1" w:line="240" w:lineRule="auto"/>
+        <w:jc w:val="center"/>
+        <w:outlineLvl w:val="0"/>
+        <w:rPr>
+          <w:rFonts w:ascii="Times New Roman" w:hAnsi="Times New Roman" w:cs="Times New Roman"/>
+          <w:b/>
+          <w:bCs/>
+          <w:sz w:val="24"/>
+          <w:szCs w:val="24"/>
+        </w:rPr>
+      </w:pPr>
+      <w:r>
+        <w:rPr>
+          <w:rFonts w:ascii="Times New Roman" w:hAnsi="Times New Roman" w:cs="Times New Roman"/>
+          <w:b/>
+          <w:bCs/>
+          <w:sz w:val="24"/>
+          <w:szCs w:val="24"/>
+        </w:rPr>
+        <w:t>- SQL blocks</w:t>
+      </w:r>
+    </w:p>
+    <w:p>
+      <w:pPr>
+        <w:spacing w:before="100" w:beforeAutospacing="1" w:after="100" w:afterAutospacing="1" w:line="240" w:lineRule="auto"/>
+        <w:jc w:val="center"/>
+        <w:outlineLvl w:val="0"/>
         <w:rPr>
           <w:rFonts w:ascii="Times New Roman" w:hAnsi="Times New Roman" w:cs="Times New Roman"/>
           <w:b/>
@@ -1457,7 +2933,177 @@
     </w:p>
     <w:p>
       <w:pPr>
+        <w:spacing w:before="100" w:beforeAutospacing="1" w:after="100" w:afterAutospacing="1" w:line="240" w:lineRule="auto"/>
         <w:jc w:val="center"/>
+        <w:outlineLvl w:val="0"/>
+        <w:rPr>
+          <w:rFonts w:ascii="Times New Roman" w:hAnsi="Times New Roman" w:cs="Times New Roman"/>
+          <w:b/>
+          <w:bCs/>
+          <w:sz w:val="24"/>
+          <w:szCs w:val="24"/>
+        </w:rPr>
+      </w:pPr>
+      <w:r>
+        <w:rPr>
+          <w:rFonts w:ascii="Times New Roman" w:hAnsi="Times New Roman" w:cs="Times New Roman"/>
+          <w:b/>
+          <w:bCs/>
+          <w:sz w:val="24"/>
+          <w:szCs w:val="24"/>
+        </w:rPr>
+        <w:t>Create LLM Context</w:t>
+      </w:r>
+    </w:p>
+    <w:p>
+      <w:pPr>
+        <w:spacing w:before="100" w:beforeAutospacing="1" w:after="100" w:afterAutospacing="1" w:line="240" w:lineRule="auto"/>
+        <w:jc w:val="center"/>
+        <w:outlineLvl w:val="0"/>
+        <w:rPr>
+          <w:rFonts w:ascii="Times New Roman" w:hAnsi="Times New Roman" w:cs="Times New Roman"/>
+          <w:b/>
+          <w:bCs/>
+          <w:sz w:val="24"/>
+          <w:szCs w:val="24"/>
+        </w:rPr>
+      </w:pPr>
+      <w:r>
+        <w:rPr>
+          <w:rFonts w:ascii="Times New Roman" w:hAnsi="Times New Roman" w:cs="Times New Roman"/>
+          <w:b/>
+          <w:bCs/>
+          <w:sz w:val="24"/>
+          <w:szCs w:val="24"/>
+        </w:rPr>
+        <w:t>Metadata</w:t>
+      </w:r>
+    </w:p>
+    <w:p>
+      <w:pPr>
+        <w:spacing w:before="100" w:beforeAutospacing="1" w:after="100" w:afterAutospacing="1" w:line="240" w:lineRule="auto"/>
+        <w:jc w:val="center"/>
+        <w:outlineLvl w:val="0"/>
+        <w:rPr>
+          <w:rFonts w:ascii="Times New Roman" w:hAnsi="Times New Roman" w:cs="Times New Roman"/>
+          <w:b/>
+          <w:bCs/>
+          <w:sz w:val="24"/>
+          <w:szCs w:val="24"/>
+        </w:rPr>
+      </w:pPr>
+      <w:r>
+        <w:rPr>
+          <w:rFonts w:ascii="Times New Roman" w:hAnsi="Times New Roman" w:cs="Times New Roman"/>
+          <w:b/>
+          <w:bCs/>
+          <w:sz w:val="24"/>
+          <w:szCs w:val="24"/>
+        </w:rPr>
+        <w:t>+</w:t>
+      </w:r>
+    </w:p>
+    <w:p>
+      <w:pPr>
+        <w:spacing w:before="100" w:beforeAutospacing="1" w:after="100" w:afterAutospacing="1" w:line="240" w:lineRule="auto"/>
+        <w:jc w:val="center"/>
+        <w:outlineLvl w:val="0"/>
+        <w:rPr>
+          <w:rFonts w:ascii="Times New Roman" w:hAnsi="Times New Roman" w:cs="Times New Roman"/>
+          <w:b/>
+          <w:bCs/>
+          <w:sz w:val="24"/>
+          <w:szCs w:val="24"/>
+        </w:rPr>
+      </w:pPr>
+      <w:r>
+        <w:rPr>
+          <w:rFonts w:ascii="Times New Roman" w:hAnsi="Times New Roman" w:cs="Times New Roman"/>
+          <w:b/>
+          <w:bCs/>
+          <w:sz w:val="24"/>
+          <w:szCs w:val="24"/>
+        </w:rPr>
+        <w:t>Retrieved Context</w:t>
+      </w:r>
+    </w:p>
+    <w:p>
+      <w:pPr>
+        <w:spacing w:before="100" w:beforeAutospacing="1" w:after="100" w:afterAutospacing="1" w:line="240" w:lineRule="auto"/>
+        <w:jc w:val="center"/>
+        <w:outlineLvl w:val="0"/>
+        <w:rPr>
+          <w:rFonts w:ascii="Times New Roman" w:hAnsi="Times New Roman" w:cs="Times New Roman"/>
+          <w:b/>
+          <w:bCs/>
+          <w:sz w:val="24"/>
+          <w:szCs w:val="24"/>
+        </w:rPr>
+      </w:pPr>
+      <w:r>
+        <w:rPr>
+          <w:rFonts w:ascii="Times New Roman" w:hAnsi="Times New Roman" w:cs="Times New Roman"/>
+          <w:b/>
+          <w:bCs/>
+          <w:sz w:val="24"/>
+          <w:szCs w:val="24"/>
+        </w:rPr>
+        <w:t>+</w:t>
+      </w:r>
+    </w:p>
+    <w:p>
+      <w:pPr>
+        <w:spacing w:before="100" w:beforeAutospacing="1" w:after="100" w:afterAutospacing="1" w:line="240" w:lineRule="auto"/>
+        <w:jc w:val="center"/>
+        <w:outlineLvl w:val="0"/>
+        <w:rPr>
+          <w:rFonts w:ascii="Times New Roman" w:hAnsi="Times New Roman" w:cs="Times New Roman"/>
+          <w:b/>
+          <w:bCs/>
+          <w:sz w:val="24"/>
+          <w:szCs w:val="24"/>
+        </w:rPr>
+      </w:pPr>
+      <w:r>
+        <w:rPr>
+          <w:rFonts w:ascii="Times New Roman" w:hAnsi="Times New Roman" w:cs="Times New Roman"/>
+          <w:b/>
+          <w:bCs/>
+          <w:sz w:val="24"/>
+          <w:szCs w:val="24"/>
+        </w:rPr>
+        <w:t>Code Snippets</w:t>
+      </w:r>
+    </w:p>
+    <w:p>
+      <w:pPr>
+        <w:spacing w:before="100" w:beforeAutospacing="1" w:after="100" w:afterAutospacing="1" w:line="240" w:lineRule="auto"/>
+        <w:jc w:val="center"/>
+        <w:outlineLvl w:val="0"/>
+        <w:rPr>
+          <w:rFonts w:ascii="Times New Roman" w:hAnsi="Times New Roman" w:cs="Times New Roman"/>
+          <w:b/>
+          <w:bCs/>
+          <w:sz w:val="24"/>
+          <w:szCs w:val="24"/>
+        </w:rPr>
+      </w:pPr>
+      <w:r>
+        <w:rPr>
+          <w:rFonts w:ascii="Times New Roman" w:hAnsi="Times New Roman" w:cs="Times New Roman"/>
+          <w:b/>
+          <w:bCs/>
+          <w:sz w:val="24"/>
+          <w:szCs w:val="24"/>
+        </w:rPr>
+        <w:t>↓</w:t>
+      </w:r>
+    </w:p>
+    <w:p>
+      <w:pPr>
+        <w:spacing w:before="100" w:beforeAutospacing="1" w:after="100" w:afterAutospacing="1" w:line="240" w:lineRule="auto"/>
+        <w:jc w:val="center"/>
+        <w:outlineLvl w:val="0"/>
         <w:rPr>
           <w:rFonts w:ascii="Times New Roman" w:hAnsi="Times New Roman" w:cs="Times New Roman"/>
           <w:b/>
@@ -1475,7 +3121,18 @@
           <w:sz w:val="24"/>
           <w:szCs w:val="24"/>
         </w:rPr>
-        <w:t>Ollama</w:t>
+        <w:t>generate_</w:t>
+      </w:r>
+      <w:proofErr w:type="gramStart"/>
+      <w:r>
+        <w:rPr>
+          <w:rFonts w:ascii="Times New Roman" w:hAnsi="Times New Roman" w:cs="Times New Roman"/>
+          <w:b/>
+          <w:bCs/>
+          <w:sz w:val="24"/>
+          <w:szCs w:val="24"/>
+        </w:rPr>
+        <w:t>summary</w:t>
       </w:r>
       <w:proofErr w:type="spellEnd"/>
       <w:r>
@@ -1486,12 +3143,49 @@
           <w:sz w:val="24"/>
           <w:szCs w:val="24"/>
         </w:rPr>
-        <w:t xml:space="preserve"> + Llama3.2</w:t>
-      </w:r>
-    </w:p>
-    <w:p>
-      <w:pPr>
+        <w:t>(</w:t>
+      </w:r>
+      <w:proofErr w:type="gramEnd"/>
+      <w:r>
+        <w:rPr>
+          <w:rFonts w:ascii="Times New Roman" w:hAnsi="Times New Roman" w:cs="Times New Roman"/>
+          <w:b/>
+          <w:bCs/>
+          <w:sz w:val="24"/>
+          <w:szCs w:val="24"/>
+        </w:rPr>
+        <w:t>)</w:t>
+      </w:r>
+    </w:p>
+    <w:p>
+      <w:pPr>
+        <w:spacing w:before="100" w:beforeAutospacing="1" w:after="100" w:afterAutospacing="1" w:line="240" w:lineRule="auto"/>
         <w:jc w:val="center"/>
+        <w:outlineLvl w:val="0"/>
+        <w:rPr>
+          <w:rFonts w:ascii="Times New Roman" w:hAnsi="Times New Roman" w:cs="Times New Roman"/>
+          <w:b/>
+          <w:bCs/>
+          <w:sz w:val="24"/>
+          <w:szCs w:val="24"/>
+        </w:rPr>
+      </w:pPr>
+      <w:r>
+        <w:rPr>
+          <w:rFonts w:ascii="Times New Roman" w:hAnsi="Times New Roman" w:cs="Times New Roman"/>
+          <w:b/>
+          <w:bCs/>
+          <w:sz w:val="24"/>
+          <w:szCs w:val="24"/>
+        </w:rPr>
+        <w:t>Ollama+Llama3.2</w:t>
+      </w:r>
+    </w:p>
+    <w:p>
+      <w:pPr>
+        <w:spacing w:before="100" w:beforeAutospacing="1" w:after="100" w:afterAutospacing="1" w:line="240" w:lineRule="auto"/>
+        <w:jc w:val="center"/>
+        <w:outlineLvl w:val="0"/>
         <w:rPr>
           <w:rFonts w:ascii="Times New Roman" w:hAnsi="Times New Roman" w:cs="Times New Roman"/>
           <w:b/>
@@ -1513,24 +3207,75 @@
     </w:p>
     <w:p>
       <w:pPr>
+        <w:spacing w:before="100" w:beforeAutospacing="1" w:after="100" w:afterAutospacing="1" w:line="240" w:lineRule="auto"/>
         <w:jc w:val="center"/>
-        <w:rPr>
-          <w:rFonts w:ascii="Times New Roman" w:hAnsi="Times New Roman" w:cs="Times New Roman"/>
-          <w:b/>
-          <w:bCs/>
-          <w:sz w:val="24"/>
-          <w:szCs w:val="24"/>
-        </w:rPr>
-      </w:pPr>
-      <w:r>
-        <w:rPr>
-          <w:rFonts w:ascii="Times New Roman" w:hAnsi="Times New Roman" w:cs="Times New Roman"/>
-          <w:b/>
-          <w:bCs/>
-          <w:sz w:val="24"/>
-          <w:szCs w:val="24"/>
-        </w:rPr>
-        <w:t>Technical Comprehension Report</w:t>
+        <w:outlineLvl w:val="0"/>
+        <w:rPr>
+          <w:rFonts w:ascii="Times New Roman" w:hAnsi="Times New Roman" w:cs="Times New Roman"/>
+          <w:b/>
+          <w:bCs/>
+          <w:sz w:val="24"/>
+          <w:szCs w:val="24"/>
+        </w:rPr>
+      </w:pPr>
+      <w:r>
+        <w:rPr>
+          <w:rFonts w:ascii="Times New Roman" w:hAnsi="Times New Roman" w:cs="Times New Roman"/>
+          <w:b/>
+          <w:bCs/>
+          <w:sz w:val="24"/>
+          <w:szCs w:val="24"/>
+        </w:rPr>
+        <w:lastRenderedPageBreak/>
+        <w:t>AI Comprehension Report</w:t>
+      </w:r>
+    </w:p>
+    <w:p>
+      <w:pPr>
+        <w:spacing w:before="100" w:beforeAutospacing="1" w:after="100" w:afterAutospacing="1" w:line="240" w:lineRule="auto"/>
+        <w:jc w:val="center"/>
+        <w:outlineLvl w:val="0"/>
+        <w:rPr>
+          <w:rFonts w:ascii="Times New Roman" w:hAnsi="Times New Roman" w:cs="Times New Roman"/>
+          <w:b/>
+          <w:bCs/>
+          <w:sz w:val="24"/>
+          <w:szCs w:val="24"/>
+        </w:rPr>
+      </w:pPr>
+      <w:r>
+        <w:rPr>
+          <w:rFonts w:ascii="Times New Roman" w:hAnsi="Times New Roman" w:cs="Times New Roman"/>
+          <w:b/>
+          <w:bCs/>
+          <w:sz w:val="24"/>
+          <w:szCs w:val="24"/>
+        </w:rPr>
+        <w:t>↓</w:t>
+      </w:r>
+    </w:p>
+    <w:p>
+      <w:pPr>
+        <w:spacing w:before="100" w:beforeAutospacing="1" w:after="100" w:afterAutospacing="1" w:line="240" w:lineRule="auto"/>
+        <w:jc w:val="center"/>
+        <w:outlineLvl w:val="0"/>
+        <w:rPr>
+          <w:rFonts w:ascii="Times New Roman" w:hAnsi="Times New Roman" w:cs="Times New Roman"/>
+          <w:b/>
+          <w:bCs/>
+          <w:sz w:val="24"/>
+          <w:szCs w:val="24"/>
+        </w:rPr>
+      </w:pPr>
+      <w:r>
+        <w:rPr>
+          <w:rFonts w:ascii="Times New Roman" w:hAnsi="Times New Roman" w:cs="Times New Roman"/>
+          <w:b/>
+          <w:bCs/>
+          <w:sz w:val="24"/>
+          <w:szCs w:val="24"/>
+        </w:rPr>
+        <w:t>Swagger / API Response</w:t>
       </w:r>
     </w:p>
     <w:p>
@@ -1687,6 +3432,7 @@
                 <w:lang w:eastAsia="en-IN"/>
               </w:rPr>
             </w:pPr>
+            <w:proofErr w:type="gramStart"/>
             <w:r>
               <w:rPr>
                 <w:rFonts w:ascii="Times New Roman" w:eastAsia="Times New Roman" w:hAnsi="Times New Roman" w:cs="Times New Roman"/>
@@ -1707,6 +3453,7 @@
               <w:t>cbl</w:t>
             </w:r>
             <w:proofErr w:type="spellEnd"/>
+            <w:proofErr w:type="gramEnd"/>
           </w:p>
         </w:tc>
         <w:tc>
@@ -1750,6 +3497,7 @@
                 <w:lang w:eastAsia="en-IN"/>
               </w:rPr>
             </w:pPr>
+            <w:proofErr w:type="gramStart"/>
             <w:r>
               <w:rPr>
                 <w:rFonts w:ascii="Times New Roman" w:eastAsia="Times New Roman" w:hAnsi="Times New Roman" w:cs="Times New Roman"/>
@@ -1770,6 +3518,7 @@
               <w:t>jcl</w:t>
             </w:r>
             <w:proofErr w:type="spellEnd"/>
+            <w:proofErr w:type="gramEnd"/>
           </w:p>
         </w:tc>
         <w:tc>
@@ -1813,6 +3562,7 @@
                 <w:lang w:eastAsia="en-IN"/>
               </w:rPr>
             </w:pPr>
+            <w:proofErr w:type="gramStart"/>
             <w:r>
               <w:rPr>
                 <w:rFonts w:ascii="Times New Roman" w:eastAsia="Times New Roman" w:hAnsi="Times New Roman" w:cs="Times New Roman"/>
@@ -1833,6 +3583,7 @@
               <w:t>cpy</w:t>
             </w:r>
             <w:proofErr w:type="spellEnd"/>
+            <w:proofErr w:type="gramEnd"/>
           </w:p>
         </w:tc>
         <w:tc>
@@ -1876,6 +3627,7 @@
                 <w:lang w:eastAsia="en-IN"/>
               </w:rPr>
             </w:pPr>
+            <w:proofErr w:type="gramStart"/>
             <w:r>
               <w:rPr>
                 <w:rFonts w:ascii="Times New Roman" w:eastAsia="Times New Roman" w:hAnsi="Times New Roman" w:cs="Times New Roman"/>
@@ -1885,6 +3637,7 @@
               </w:rPr>
               <w:t>.proc</w:t>
             </w:r>
+            <w:proofErr w:type="gramEnd"/>
           </w:p>
         </w:tc>
         <w:tc>
@@ -1928,6 +3681,7 @@
                 <w:lang w:eastAsia="en-IN"/>
               </w:rPr>
             </w:pPr>
+            <w:proofErr w:type="gramStart"/>
             <w:r>
               <w:rPr>
                 <w:rFonts w:ascii="Times New Roman" w:eastAsia="Times New Roman" w:hAnsi="Times New Roman" w:cs="Times New Roman"/>
@@ -1948,6 +3702,7 @@
               <w:t>prc</w:t>
             </w:r>
             <w:proofErr w:type="spellEnd"/>
+            <w:proofErr w:type="gramEnd"/>
           </w:p>
         </w:tc>
         <w:tc>
@@ -1982,8 +3737,291 @@
         <w:pStyle w:val="Heading1"/>
       </w:pPr>
       <w:r>
+        <w:t>8. COBOL Parser Features</w:t>
+      </w:r>
+    </w:p>
+    <w:p>
+      <w:pPr>
+        <w:pStyle w:val="NormalWeb"/>
+      </w:pPr>
+      <w:r>
+        <w:t>The COBOL parser extracts:</w:t>
+      </w:r>
+    </w:p>
+    <w:p>
+      <w:pPr>
+        <w:numPr>
+          <w:ilvl w:val="0"/>
+          <w:numId w:val="5"/>
+        </w:numPr>
+        <w:spacing w:before="100" w:beforeAutospacing="1" w:after="100" w:afterAutospacing="1" w:line="240" w:lineRule="auto"/>
+      </w:pPr>
+      <w:r>
+        <w:t xml:space="preserve">Program ID </w:t>
+      </w:r>
+    </w:p>
+    <w:p>
+      <w:pPr>
+        <w:numPr>
+          <w:ilvl w:val="0"/>
+          <w:numId w:val="5"/>
+        </w:numPr>
+        <w:spacing w:before="100" w:beforeAutospacing="1" w:after="100" w:afterAutospacing="1" w:line="240" w:lineRule="auto"/>
+      </w:pPr>
+      <w:r>
+        <w:t xml:space="preserve">CALL dependencies </w:t>
+      </w:r>
+    </w:p>
+    <w:p>
+      <w:pPr>
+        <w:numPr>
+          <w:ilvl w:val="0"/>
+          <w:numId w:val="5"/>
+        </w:numPr>
+        <w:spacing w:before="100" w:beforeAutospacing="1" w:after="100" w:afterAutospacing="1" w:line="240" w:lineRule="auto"/>
+      </w:pPr>
+      <w:r>
+        <w:t xml:space="preserve">COPYBOOK references </w:t>
+      </w:r>
+    </w:p>
+    <w:p>
+      <w:pPr>
+        <w:numPr>
+          <w:ilvl w:val="0"/>
+          <w:numId w:val="5"/>
+        </w:numPr>
+        <w:spacing w:before="100" w:beforeAutospacing="1" w:after="100" w:afterAutospacing="1" w:line="240" w:lineRule="auto"/>
+      </w:pPr>
+      <w:r>
+        <w:t xml:space="preserve">SQL table references </w:t>
+      </w:r>
+    </w:p>
+    <w:p>
+      <w:pPr>
+        <w:numPr>
+          <w:ilvl w:val="0"/>
+          <w:numId w:val="5"/>
+        </w:numPr>
+        <w:spacing w:before="100" w:beforeAutospacing="1" w:after="100" w:afterAutospacing="1" w:line="240" w:lineRule="auto"/>
+      </w:pPr>
+      <w:r>
+        <w:t xml:space="preserve">File references </w:t>
+      </w:r>
+    </w:p>
+    <w:p>
+      <w:pPr>
+        <w:numPr>
+          <w:ilvl w:val="0"/>
+          <w:numId w:val="5"/>
+        </w:numPr>
+        <w:spacing w:before="100" w:beforeAutospacing="1" w:after="100" w:afterAutospacing="1" w:line="240" w:lineRule="auto"/>
+      </w:pPr>
+      <w:r>
+        <w:t xml:space="preserve">PROCEDURE DIVISION logic </w:t>
+      </w:r>
+    </w:p>
+    <w:p>
+      <w:pPr>
+        <w:numPr>
+          <w:ilvl w:val="0"/>
+          <w:numId w:val="5"/>
+        </w:numPr>
+        <w:spacing w:before="100" w:beforeAutospacing="1" w:after="100" w:afterAutospacing="1" w:line="240" w:lineRule="auto"/>
+      </w:pPr>
+      <w:r>
+        <w:t xml:space="preserve">WORKING-STORAGE variables </w:t>
+      </w:r>
+    </w:p>
+    <w:p>
+      <w:pPr>
+        <w:numPr>
+          <w:ilvl w:val="0"/>
+          <w:numId w:val="5"/>
+        </w:numPr>
+        <w:spacing w:before="100" w:beforeAutospacing="1" w:after="100" w:afterAutospacing="1" w:line="240" w:lineRule="auto"/>
+      </w:pPr>
+      <w:r>
+        <w:t xml:space="preserve">Paragraph names </w:t>
+      </w:r>
+    </w:p>
+    <w:p>
+      <w:pPr>
+        <w:numPr>
+          <w:ilvl w:val="0"/>
+          <w:numId w:val="5"/>
+        </w:numPr>
+        <w:spacing w:before="100" w:beforeAutospacing="1" w:after="100" w:afterAutospacing="1" w:line="240" w:lineRule="auto"/>
+      </w:pPr>
+      <w:r>
+        <w:t xml:space="preserve">EXEC SQL blocks </w:t>
+      </w:r>
+    </w:p>
+    <w:p>
+      <w:pPr>
+        <w:numPr>
+          <w:ilvl w:val="0"/>
+          <w:numId w:val="5"/>
+        </w:numPr>
+        <w:spacing w:before="100" w:beforeAutospacing="1" w:after="100" w:afterAutospacing="1" w:line="240" w:lineRule="auto"/>
+      </w:pPr>
+      <w:r>
+        <w:t xml:space="preserve">Comments and metadata </w:t>
+      </w:r>
+    </w:p>
+    <w:p>
+      <w:pPr>
+        <w:pStyle w:val="NormalWeb"/>
+      </w:pPr>
+      <w:r>
+        <w:t>Example detections:</w:t>
+      </w:r>
+    </w:p>
+    <w:p>
+      <w:pPr>
+        <w:numPr>
+          <w:ilvl w:val="0"/>
+          <w:numId w:val="6"/>
+        </w:numPr>
+        <w:spacing w:before="100" w:beforeAutospacing="1" w:after="100" w:afterAutospacing="1" w:line="240" w:lineRule="auto"/>
+      </w:pPr>
+      <w:r>
+        <w:t xml:space="preserve">MQOPEN </w:t>
+      </w:r>
+    </w:p>
+    <w:p>
+      <w:pPr>
+        <w:numPr>
+          <w:ilvl w:val="0"/>
+          <w:numId w:val="6"/>
+        </w:numPr>
+        <w:spacing w:before="100" w:beforeAutospacing="1" w:after="100" w:afterAutospacing="1" w:line="240" w:lineRule="auto"/>
+      </w:pPr>
+      <w:r>
+        <w:t xml:space="preserve">EXEC CICS </w:t>
+      </w:r>
+    </w:p>
+    <w:p>
+      <w:pPr>
+        <w:numPr>
+          <w:ilvl w:val="0"/>
+          <w:numId w:val="6"/>
+        </w:numPr>
+        <w:spacing w:before="100" w:beforeAutospacing="1" w:after="100" w:afterAutospacing="1" w:line="240" w:lineRule="auto"/>
+      </w:pPr>
+      <w:r>
+        <w:t xml:space="preserve">EXEC DLI </w:t>
+      </w:r>
+    </w:p>
+    <w:p>
+      <w:pPr>
+        <w:numPr>
+          <w:ilvl w:val="0"/>
+          <w:numId w:val="6"/>
+        </w:numPr>
+        <w:spacing w:before="100" w:beforeAutospacing="1" w:after="100" w:afterAutospacing="1" w:line="240" w:lineRule="auto"/>
+      </w:pPr>
+      <w:r>
+        <w:t xml:space="preserve">DB2 SQL blocks </w:t>
+      </w:r>
+    </w:p>
+    <w:p>
+      <w:pPr>
+        <w:rPr>
+          <w:rFonts w:ascii="Times New Roman" w:hAnsi="Times New Roman" w:cs="Times New Roman"/>
+          <w:b/>
+          <w:bCs/>
+          <w:sz w:val="24"/>
+          <w:szCs w:val="24"/>
+        </w:rPr>
+      </w:pPr>
+    </w:p>
+    <w:p>
+      <w:pPr>
+        <w:pStyle w:val="Heading1"/>
+      </w:pPr>
+      <w:r>
+        <w:t>9. JCL Parser Features</w:t>
+      </w:r>
+    </w:p>
+    <w:p>
+      <w:pPr>
+        <w:pStyle w:val="NormalWeb"/>
+      </w:pPr>
+      <w:r>
+        <w:t>The JCL parser extracts:</w:t>
+      </w:r>
+    </w:p>
+    <w:p>
+      <w:pPr>
+        <w:numPr>
+          <w:ilvl w:val="0"/>
+          <w:numId w:val="7"/>
+        </w:numPr>
+        <w:spacing w:before="100" w:beforeAutospacing="1" w:after="100" w:afterAutospacing="1" w:line="240" w:lineRule="auto"/>
+      </w:pPr>
+      <w:r>
         <w:lastRenderedPageBreak/>
-        <w:t>8. COBOL Parser Features</w:t>
+        <w:t xml:space="preserve">JOB names </w:t>
+      </w:r>
+    </w:p>
+    <w:p>
+      <w:pPr>
+        <w:numPr>
+          <w:ilvl w:val="0"/>
+          <w:numId w:val="7"/>
+        </w:numPr>
+        <w:spacing w:before="100" w:beforeAutospacing="1" w:after="100" w:afterAutospacing="1" w:line="240" w:lineRule="auto"/>
+      </w:pPr>
+      <w:r>
+        <w:t xml:space="preserve">EXEC PGM steps </w:t>
+      </w:r>
+    </w:p>
+    <w:p>
+      <w:pPr>
+        <w:numPr>
+          <w:ilvl w:val="0"/>
+          <w:numId w:val="7"/>
+        </w:numPr>
+        <w:spacing w:before="100" w:beforeAutospacing="1" w:after="100" w:afterAutospacing="1" w:line="240" w:lineRule="auto"/>
+      </w:pPr>
+      <w:r>
+        <w:t xml:space="preserve">PROC calls </w:t>
+      </w:r>
+    </w:p>
+    <w:p>
+      <w:pPr>
+        <w:numPr>
+          <w:ilvl w:val="0"/>
+          <w:numId w:val="7"/>
+        </w:numPr>
+        <w:spacing w:before="100" w:beforeAutospacing="1" w:after="100" w:afterAutospacing="1" w:line="240" w:lineRule="auto"/>
+      </w:pPr>
+      <w:r>
+        <w:t xml:space="preserve">DD statements </w:t>
+      </w:r>
+    </w:p>
+    <w:p>
+      <w:pPr>
+        <w:numPr>
+          <w:ilvl w:val="0"/>
+          <w:numId w:val="7"/>
+        </w:numPr>
+        <w:spacing w:before="100" w:beforeAutospacing="1" w:after="100" w:afterAutospacing="1" w:line="240" w:lineRule="auto"/>
+      </w:pPr>
+      <w:r>
+        <w:t xml:space="preserve">Dataset references </w:t>
+      </w:r>
+    </w:p>
+    <w:p>
+      <w:pPr>
+        <w:numPr>
+          <w:ilvl w:val="0"/>
+          <w:numId w:val="7"/>
+        </w:numPr>
+        <w:spacing w:before="100" w:beforeAutospacing="1" w:after="100" w:afterAutospacing="1" w:line="240" w:lineRule="auto"/>
+      </w:pPr>
+      <w:r>
+        <w:t xml:space="preserve">SYSIN presence </w:t>
       </w:r>
     </w:p>
     <w:p>
@@ -1991,127 +4029,51 @@
         <w:pStyle w:val="NormalWeb"/>
       </w:pPr>
       <w:r>
-        <w:t>The COBOL parser extracts:</w:t>
-      </w:r>
-    </w:p>
-    <w:p>
-      <w:pPr>
-        <w:numPr>
-          <w:ilvl w:val="0"/>
-          <w:numId w:val="5"/>
-        </w:numPr>
-        <w:spacing w:before="100" w:beforeAutospacing="1" w:after="100" w:afterAutospacing="1" w:line="240" w:lineRule="auto"/>
-      </w:pPr>
-      <w:r>
-        <w:t xml:space="preserve">Program ID </w:t>
-      </w:r>
-    </w:p>
-    <w:p>
-      <w:pPr>
-        <w:numPr>
-          <w:ilvl w:val="0"/>
-          <w:numId w:val="5"/>
-        </w:numPr>
-        <w:spacing w:before="100" w:beforeAutospacing="1" w:after="100" w:afterAutospacing="1" w:line="240" w:lineRule="auto"/>
-      </w:pPr>
-      <w:r>
-        <w:t xml:space="preserve">CALL dependencies </w:t>
-      </w:r>
-    </w:p>
-    <w:p>
-      <w:pPr>
-        <w:numPr>
-          <w:ilvl w:val="0"/>
-          <w:numId w:val="5"/>
-        </w:numPr>
-        <w:spacing w:before="100" w:beforeAutospacing="1" w:after="100" w:afterAutospacing="1" w:line="240" w:lineRule="auto"/>
-      </w:pPr>
-      <w:r>
-        <w:t xml:space="preserve">COPYBOOK references </w:t>
-      </w:r>
-    </w:p>
-    <w:p>
-      <w:pPr>
-        <w:numPr>
-          <w:ilvl w:val="0"/>
-          <w:numId w:val="5"/>
-        </w:numPr>
-        <w:spacing w:before="100" w:beforeAutospacing="1" w:after="100" w:afterAutospacing="1" w:line="240" w:lineRule="auto"/>
-      </w:pPr>
-      <w:r>
-        <w:t xml:space="preserve">SQL table references </w:t>
-      </w:r>
-    </w:p>
-    <w:p>
-      <w:pPr>
-        <w:numPr>
-          <w:ilvl w:val="0"/>
-          <w:numId w:val="5"/>
-        </w:numPr>
-        <w:spacing w:before="100" w:beforeAutospacing="1" w:after="100" w:afterAutospacing="1" w:line="240" w:lineRule="auto"/>
-      </w:pPr>
-      <w:r>
-        <w:t xml:space="preserve">File references </w:t>
-      </w:r>
-    </w:p>
-    <w:p>
-      <w:pPr>
-        <w:numPr>
-          <w:ilvl w:val="0"/>
-          <w:numId w:val="5"/>
-        </w:numPr>
-        <w:spacing w:before="100" w:beforeAutospacing="1" w:after="100" w:afterAutospacing="1" w:line="240" w:lineRule="auto"/>
-      </w:pPr>
-      <w:r>
-        <w:t xml:space="preserve">PROCEDURE DIVISION logic </w:t>
-      </w:r>
-    </w:p>
-    <w:p>
-      <w:pPr>
-        <w:numPr>
-          <w:ilvl w:val="0"/>
-          <w:numId w:val="5"/>
-        </w:numPr>
-        <w:spacing w:before="100" w:beforeAutospacing="1" w:after="100" w:afterAutospacing="1" w:line="240" w:lineRule="auto"/>
-      </w:pPr>
-      <w:r>
-        <w:t xml:space="preserve">WORKING-STORAGE variables </w:t>
-      </w:r>
-    </w:p>
-    <w:p>
-      <w:pPr>
-        <w:numPr>
-          <w:ilvl w:val="0"/>
-          <w:numId w:val="5"/>
-        </w:numPr>
-        <w:spacing w:before="100" w:beforeAutospacing="1" w:after="100" w:afterAutospacing="1" w:line="240" w:lineRule="auto"/>
-      </w:pPr>
-      <w:r>
-        <w:t xml:space="preserve">Paragraph names </w:t>
-      </w:r>
-    </w:p>
-    <w:p>
-      <w:pPr>
-        <w:numPr>
-          <w:ilvl w:val="0"/>
-          <w:numId w:val="5"/>
-        </w:numPr>
-        <w:spacing w:before="100" w:beforeAutospacing="1" w:after="100" w:afterAutospacing="1" w:line="240" w:lineRule="auto"/>
-      </w:pPr>
-      <w:r>
-        <w:t xml:space="preserve">EXEC SQL blocks </w:t>
-      </w:r>
-    </w:p>
-    <w:p>
-      <w:pPr>
-        <w:numPr>
-          <w:ilvl w:val="0"/>
-          <w:numId w:val="5"/>
-        </w:numPr>
-        <w:spacing w:before="100" w:beforeAutospacing="1" w:after="100" w:afterAutospacing="1" w:line="240" w:lineRule="auto"/>
-      </w:pPr>
-      <w:r>
-        <w:t xml:space="preserve">Comments and metadata </w:t>
+        <w:t>The parser helps identify:</w:t>
+      </w:r>
+    </w:p>
+    <w:p>
+      <w:pPr>
+        <w:numPr>
+          <w:ilvl w:val="0"/>
+          <w:numId w:val="8"/>
+        </w:numPr>
+        <w:spacing w:before="100" w:beforeAutospacing="1" w:after="100" w:afterAutospacing="1" w:line="240" w:lineRule="auto"/>
+      </w:pPr>
+      <w:r>
+        <w:t xml:space="preserve">Batch execution flows </w:t>
+      </w:r>
+    </w:p>
+    <w:p>
+      <w:pPr>
+        <w:numPr>
+          <w:ilvl w:val="0"/>
+          <w:numId w:val="8"/>
+        </w:numPr>
+        <w:spacing w:before="100" w:beforeAutospacing="1" w:after="100" w:afterAutospacing="1" w:line="240" w:lineRule="auto"/>
+      </w:pPr>
+      <w:r>
+        <w:t xml:space="preserve">Upstream/downstream jobs </w:t>
+      </w:r>
+    </w:p>
+    <w:p>
+      <w:pPr>
+        <w:numPr>
+          <w:ilvl w:val="0"/>
+          <w:numId w:val="8"/>
+        </w:numPr>
+        <w:spacing w:before="100" w:beforeAutospacing="1" w:after="100" w:afterAutospacing="1" w:line="240" w:lineRule="auto"/>
+      </w:pPr>
+      <w:r>
+        <w:t xml:space="preserve">Dataset dependencies </w:t>
+      </w:r>
+    </w:p>
+    <w:p>
+      <w:pPr>
+        <w:pStyle w:val="Heading1"/>
+      </w:pPr>
+      <w:r>
+        <w:t>10. PROC Parser Features</w:t>
       </w:r>
     </w:p>
     <w:p>
@@ -2119,74 +4081,43 @@
         <w:pStyle w:val="NormalWeb"/>
       </w:pPr>
       <w:r>
-        <w:t>Example detections:</w:t>
-      </w:r>
-    </w:p>
-    <w:p>
-      <w:pPr>
-        <w:numPr>
-          <w:ilvl w:val="0"/>
-          <w:numId w:val="6"/>
-        </w:numPr>
-        <w:spacing w:before="100" w:beforeAutospacing="1" w:after="100" w:afterAutospacing="1" w:line="240" w:lineRule="auto"/>
-      </w:pPr>
-      <w:r>
-        <w:t xml:space="preserve">MQOPEN </w:t>
-      </w:r>
-    </w:p>
-    <w:p>
-      <w:pPr>
-        <w:numPr>
-          <w:ilvl w:val="0"/>
-          <w:numId w:val="6"/>
-        </w:numPr>
-        <w:spacing w:before="100" w:beforeAutospacing="1" w:after="100" w:afterAutospacing="1" w:line="240" w:lineRule="auto"/>
-      </w:pPr>
-      <w:r>
-        <w:t xml:space="preserve">EXEC CICS </w:t>
-      </w:r>
-    </w:p>
-    <w:p>
-      <w:pPr>
-        <w:numPr>
-          <w:ilvl w:val="0"/>
-          <w:numId w:val="6"/>
-        </w:numPr>
-        <w:spacing w:before="100" w:beforeAutospacing="1" w:after="100" w:afterAutospacing="1" w:line="240" w:lineRule="auto"/>
-      </w:pPr>
-      <w:r>
-        <w:t xml:space="preserve">EXEC DLI </w:t>
-      </w:r>
-    </w:p>
-    <w:p>
-      <w:pPr>
-        <w:numPr>
-          <w:ilvl w:val="0"/>
-          <w:numId w:val="6"/>
-        </w:numPr>
-        <w:spacing w:before="100" w:beforeAutospacing="1" w:after="100" w:afterAutospacing="1" w:line="240" w:lineRule="auto"/>
-      </w:pPr>
-      <w:r>
-        <w:t xml:space="preserve">DB2 SQL blocks </w:t>
-      </w:r>
-    </w:p>
-    <w:p>
-      <w:pPr>
-        <w:rPr>
-          <w:rFonts w:ascii="Times New Roman" w:hAnsi="Times New Roman" w:cs="Times New Roman"/>
-          <w:b/>
-          <w:bCs/>
-          <w:sz w:val="24"/>
-          <w:szCs w:val="24"/>
-        </w:rPr>
-      </w:pPr>
-    </w:p>
-    <w:p>
-      <w:pPr>
-        <w:pStyle w:val="Heading1"/>
-      </w:pPr>
-      <w:r>
-        <w:t>9. JCL Parser Features</w:t>
+        <w:t>The PROC parser extracts:</w:t>
+      </w:r>
+    </w:p>
+    <w:p>
+      <w:pPr>
+        <w:numPr>
+          <w:ilvl w:val="0"/>
+          <w:numId w:val="9"/>
+        </w:numPr>
+        <w:spacing w:before="100" w:beforeAutospacing="1" w:after="100" w:afterAutospacing="1" w:line="240" w:lineRule="auto"/>
+      </w:pPr>
+      <w:r>
+        <w:t xml:space="preserve">PROC names </w:t>
+      </w:r>
+    </w:p>
+    <w:p>
+      <w:pPr>
+        <w:numPr>
+          <w:ilvl w:val="0"/>
+          <w:numId w:val="9"/>
+        </w:numPr>
+        <w:spacing w:before="100" w:beforeAutospacing="1" w:after="100" w:afterAutospacing="1" w:line="240" w:lineRule="auto"/>
+      </w:pPr>
+      <w:r>
+        <w:t xml:space="preserve">EXEC PGM statements </w:t>
+      </w:r>
+    </w:p>
+    <w:p>
+      <w:pPr>
+        <w:numPr>
+          <w:ilvl w:val="0"/>
+          <w:numId w:val="9"/>
+        </w:numPr>
+        <w:spacing w:before="100" w:beforeAutospacing="1" w:after="100" w:afterAutospacing="1" w:line="240" w:lineRule="auto"/>
+      </w:pPr>
+      <w:r>
+        <w:t xml:space="preserve">Reusable batch execution structures </w:t>
       </w:r>
     </w:p>
     <w:p>
@@ -2194,183 +4125,6 @@
         <w:pStyle w:val="NormalWeb"/>
       </w:pPr>
       <w:r>
-        <w:t>The JCL parser extracts:</w:t>
-      </w:r>
-    </w:p>
-    <w:p>
-      <w:pPr>
-        <w:numPr>
-          <w:ilvl w:val="0"/>
-          <w:numId w:val="7"/>
-        </w:numPr>
-        <w:spacing w:before="100" w:beforeAutospacing="1" w:after="100" w:afterAutospacing="1" w:line="240" w:lineRule="auto"/>
-      </w:pPr>
-      <w:r>
-        <w:t xml:space="preserve">JOB names </w:t>
-      </w:r>
-    </w:p>
-    <w:p>
-      <w:pPr>
-        <w:numPr>
-          <w:ilvl w:val="0"/>
-          <w:numId w:val="7"/>
-        </w:numPr>
-        <w:spacing w:before="100" w:beforeAutospacing="1" w:after="100" w:afterAutospacing="1" w:line="240" w:lineRule="auto"/>
-      </w:pPr>
-      <w:r>
-        <w:t xml:space="preserve">EXEC PGM steps </w:t>
-      </w:r>
-    </w:p>
-    <w:p>
-      <w:pPr>
-        <w:numPr>
-          <w:ilvl w:val="0"/>
-          <w:numId w:val="7"/>
-        </w:numPr>
-        <w:spacing w:before="100" w:beforeAutospacing="1" w:after="100" w:afterAutospacing="1" w:line="240" w:lineRule="auto"/>
-      </w:pPr>
-      <w:r>
-        <w:t xml:space="preserve">PROC calls </w:t>
-      </w:r>
-    </w:p>
-    <w:p>
-      <w:pPr>
-        <w:numPr>
-          <w:ilvl w:val="0"/>
-          <w:numId w:val="7"/>
-        </w:numPr>
-        <w:spacing w:before="100" w:beforeAutospacing="1" w:after="100" w:afterAutospacing="1" w:line="240" w:lineRule="auto"/>
-      </w:pPr>
-      <w:r>
-        <w:t xml:space="preserve">DD statements </w:t>
-      </w:r>
-    </w:p>
-    <w:p>
-      <w:pPr>
-        <w:numPr>
-          <w:ilvl w:val="0"/>
-          <w:numId w:val="7"/>
-        </w:numPr>
-        <w:spacing w:before="100" w:beforeAutospacing="1" w:after="100" w:afterAutospacing="1" w:line="240" w:lineRule="auto"/>
-      </w:pPr>
-      <w:r>
-        <w:t xml:space="preserve">Dataset references </w:t>
-      </w:r>
-    </w:p>
-    <w:p>
-      <w:pPr>
-        <w:numPr>
-          <w:ilvl w:val="0"/>
-          <w:numId w:val="7"/>
-        </w:numPr>
-        <w:spacing w:before="100" w:beforeAutospacing="1" w:after="100" w:afterAutospacing="1" w:line="240" w:lineRule="auto"/>
-      </w:pPr>
-      <w:r>
-        <w:t xml:space="preserve">SYSIN presence </w:t>
-      </w:r>
-    </w:p>
-    <w:p>
-      <w:pPr>
-        <w:pStyle w:val="NormalWeb"/>
-      </w:pPr>
-      <w:r>
-        <w:t>The parser helps identify:</w:t>
-      </w:r>
-    </w:p>
-    <w:p>
-      <w:pPr>
-        <w:numPr>
-          <w:ilvl w:val="0"/>
-          <w:numId w:val="8"/>
-        </w:numPr>
-        <w:spacing w:before="100" w:beforeAutospacing="1" w:after="100" w:afterAutospacing="1" w:line="240" w:lineRule="auto"/>
-      </w:pPr>
-      <w:r>
-        <w:t xml:space="preserve">Batch execution flows </w:t>
-      </w:r>
-    </w:p>
-    <w:p>
-      <w:pPr>
-        <w:numPr>
-          <w:ilvl w:val="0"/>
-          <w:numId w:val="8"/>
-        </w:numPr>
-        <w:spacing w:before="100" w:beforeAutospacing="1" w:after="100" w:afterAutospacing="1" w:line="240" w:lineRule="auto"/>
-      </w:pPr>
-      <w:r>
-        <w:t xml:space="preserve">Upstream/downstream jobs </w:t>
-      </w:r>
-    </w:p>
-    <w:p>
-      <w:pPr>
-        <w:numPr>
-          <w:ilvl w:val="0"/>
-          <w:numId w:val="8"/>
-        </w:numPr>
-        <w:spacing w:before="100" w:beforeAutospacing="1" w:after="100" w:afterAutospacing="1" w:line="240" w:lineRule="auto"/>
-      </w:pPr>
-      <w:r>
-        <w:t xml:space="preserve">Dataset dependencies </w:t>
-      </w:r>
-    </w:p>
-    <w:p>
-      <w:pPr>
-        <w:pStyle w:val="Heading1"/>
-      </w:pPr>
-      <w:r>
-        <w:t>10. PROC Parser Features</w:t>
-      </w:r>
-    </w:p>
-    <w:p>
-      <w:pPr>
-        <w:pStyle w:val="NormalWeb"/>
-      </w:pPr>
-      <w:r>
-        <w:t>The PROC parser extracts:</w:t>
-      </w:r>
-    </w:p>
-    <w:p>
-      <w:pPr>
-        <w:numPr>
-          <w:ilvl w:val="0"/>
-          <w:numId w:val="9"/>
-        </w:numPr>
-        <w:spacing w:before="100" w:beforeAutospacing="1" w:after="100" w:afterAutospacing="1" w:line="240" w:lineRule="auto"/>
-      </w:pPr>
-      <w:r>
-        <w:t xml:space="preserve">PROC names </w:t>
-      </w:r>
-    </w:p>
-    <w:p>
-      <w:pPr>
-        <w:numPr>
-          <w:ilvl w:val="0"/>
-          <w:numId w:val="9"/>
-        </w:numPr>
-        <w:spacing w:before="100" w:beforeAutospacing="1" w:after="100" w:afterAutospacing="1" w:line="240" w:lineRule="auto"/>
-      </w:pPr>
-      <w:r>
-        <w:t xml:space="preserve">EXEC PGM statements </w:t>
-      </w:r>
-    </w:p>
-    <w:p>
-      <w:pPr>
-        <w:numPr>
-          <w:ilvl w:val="0"/>
-          <w:numId w:val="9"/>
-        </w:numPr>
-        <w:spacing w:before="100" w:beforeAutospacing="1" w:after="100" w:afterAutospacing="1" w:line="240" w:lineRule="auto"/>
-      </w:pPr>
-      <w:r>
-        <w:t xml:space="preserve">Reusable batch execution structures </w:t>
-      </w:r>
-    </w:p>
-    <w:p>
-      <w:pPr>
-        <w:pStyle w:val="NormalWeb"/>
-      </w:pPr>
-      <w:r>
-        <w:lastRenderedPageBreak/>
         <w:t>This helps support:</w:t>
       </w:r>
     </w:p>
@@ -2694,6 +4448,7 @@
     </w:tbl>
     <w:p>
       <w:r>
+        <w:lastRenderedPageBreak/>
         <w:pict w14:anchorId="1B60B3C1">
           <v:rect id="_x0000_i1026" style="width:0;height:1.5pt" o:hralign="center" o:hrstd="t" o:hr="t" fillcolor="#a0a0a0" stroked="f"/>
         </w:pict>
@@ -2747,14 +4502,28 @@
         <w:rPr>
           <w:rStyle w:val="HTMLCode"/>
         </w:rPr>
-        <w:t>scan_repository</w:t>
+        <w:t>scan_</w:t>
+      </w:r>
+      <w:proofErr w:type="gramStart"/>
+      <w:r>
+        <w:rPr>
+          <w:rStyle w:val="HTMLCode"/>
+        </w:rPr>
+        <w:t>repository</w:t>
       </w:r>
       <w:proofErr w:type="spellEnd"/>
       <w:r>
         <w:rPr>
           <w:rStyle w:val="HTMLCode"/>
         </w:rPr>
-        <w:t>()</w:t>
+        <w:t>(</w:t>
+      </w:r>
+      <w:proofErr w:type="gramEnd"/>
+      <w:r>
+        <w:rPr>
+          <w:rStyle w:val="HTMLCode"/>
+        </w:rPr>
+        <w:t>)</w:t>
       </w:r>
     </w:p>
     <w:p>
@@ -2921,14 +4690,28 @@
         <w:rPr>
           <w:rStyle w:val="HTMLCode"/>
         </w:rPr>
-        <w:t>parse_cobol</w:t>
+        <w:t>parse_</w:t>
+      </w:r>
+      <w:proofErr w:type="gramStart"/>
+      <w:r>
+        <w:rPr>
+          <w:rStyle w:val="HTMLCode"/>
+        </w:rPr>
+        <w:t>cobol</w:t>
       </w:r>
       <w:proofErr w:type="spellEnd"/>
       <w:r>
         <w:rPr>
           <w:rStyle w:val="HTMLCode"/>
         </w:rPr>
-        <w:t>()</w:t>
+        <w:t>(</w:t>
+      </w:r>
+      <w:proofErr w:type="gramEnd"/>
+      <w:r>
+        <w:rPr>
+          <w:rStyle w:val="HTMLCode"/>
+        </w:rPr>
+        <w:t>)</w:t>
       </w:r>
     </w:p>
     <w:p>
@@ -2943,14 +4726,28 @@
         <w:rPr>
           <w:rStyle w:val="HTMLCode"/>
         </w:rPr>
-        <w:t>parse_jcl</w:t>
+        <w:t>parse_</w:t>
+      </w:r>
+      <w:proofErr w:type="gramStart"/>
+      <w:r>
+        <w:rPr>
+          <w:rStyle w:val="HTMLCode"/>
+        </w:rPr>
+        <w:t>jcl</w:t>
       </w:r>
       <w:proofErr w:type="spellEnd"/>
       <w:r>
         <w:rPr>
           <w:rStyle w:val="HTMLCode"/>
         </w:rPr>
-        <w:t>()</w:t>
+        <w:t>(</w:t>
+      </w:r>
+      <w:proofErr w:type="gramEnd"/>
+      <w:r>
+        <w:rPr>
+          <w:rStyle w:val="HTMLCode"/>
+        </w:rPr>
+        <w:t>)</w:t>
       </w:r>
     </w:p>
     <w:p>
@@ -2965,14 +4762,28 @@
         <w:rPr>
           <w:rStyle w:val="HTMLCode"/>
         </w:rPr>
-        <w:t>parse_copybook</w:t>
+        <w:t>parse_</w:t>
+      </w:r>
+      <w:proofErr w:type="gramStart"/>
+      <w:r>
+        <w:rPr>
+          <w:rStyle w:val="HTMLCode"/>
+        </w:rPr>
+        <w:t>copybook</w:t>
       </w:r>
       <w:proofErr w:type="spellEnd"/>
       <w:r>
         <w:rPr>
           <w:rStyle w:val="HTMLCode"/>
         </w:rPr>
-        <w:t>()</w:t>
+        <w:t>(</w:t>
+      </w:r>
+      <w:proofErr w:type="gramEnd"/>
+      <w:r>
+        <w:rPr>
+          <w:rStyle w:val="HTMLCode"/>
+        </w:rPr>
+        <w:t>)</w:t>
       </w:r>
     </w:p>
     <w:p>
@@ -2987,14 +4798,28 @@
         <w:rPr>
           <w:rStyle w:val="HTMLCode"/>
         </w:rPr>
-        <w:t>parse_proc</w:t>
+        <w:t>parse_</w:t>
+      </w:r>
+      <w:proofErr w:type="gramStart"/>
+      <w:r>
+        <w:rPr>
+          <w:rStyle w:val="HTMLCode"/>
+        </w:rPr>
+        <w:t>proc</w:t>
       </w:r>
       <w:proofErr w:type="spellEnd"/>
       <w:r>
         <w:rPr>
           <w:rStyle w:val="HTMLCode"/>
         </w:rPr>
-        <w:t>()</w:t>
+        <w:t>(</w:t>
+      </w:r>
+      <w:proofErr w:type="gramEnd"/>
+      <w:r>
+        <w:rPr>
+          <w:rStyle w:val="HTMLCode"/>
+        </w:rPr>
+        <w:t>)</w:t>
       </w:r>
     </w:p>
     <w:p>
@@ -3016,7 +4841,537 @@
         <w:rPr>
           <w:rStyle w:val="HTMLCode"/>
         </w:rPr>
+        <w:t xml:space="preserve">        ↓</w:t>
+      </w:r>
+    </w:p>
+    <w:p>
+      <w:pPr>
+        <w:pStyle w:val="HTMLPreformatted"/>
+        <w:rPr>
+          <w:rStyle w:val="HTMLCode"/>
+        </w:rPr>
+      </w:pPr>
+    </w:p>
+    <w:p>
+      <w:pPr>
+        <w:pStyle w:val="HTMLPreformatted"/>
+        <w:rPr>
+          <w:rStyle w:val="HTMLCode"/>
+        </w:rPr>
+      </w:pPr>
+      <w:r>
+        <w:rPr>
+          <w:rStyle w:val="HTMLCode"/>
+        </w:rPr>
+        <w:t>Extract metadata:</w:t>
+      </w:r>
+    </w:p>
+    <w:p>
+      <w:pPr>
+        <w:pStyle w:val="HTMLPreformatted"/>
+        <w:rPr>
+          <w:rStyle w:val="HTMLCode"/>
+        </w:rPr>
+      </w:pPr>
+      <w:r>
+        <w:rPr>
+          <w:rStyle w:val="HTMLCode"/>
+        </w:rPr>
+        <w:t>- Program names</w:t>
+      </w:r>
+    </w:p>
+    <w:p>
+      <w:pPr>
+        <w:pStyle w:val="HTMLPreformatted"/>
+        <w:rPr>
+          <w:rStyle w:val="HTMLCode"/>
+        </w:rPr>
+      </w:pPr>
+      <w:r>
+        <w:rPr>
+          <w:rStyle w:val="HTMLCode"/>
+        </w:rPr>
+        <w:t>- CALLs</w:t>
+      </w:r>
+    </w:p>
+    <w:p>
+      <w:pPr>
+        <w:pStyle w:val="HTMLPreformatted"/>
+        <w:rPr>
+          <w:rStyle w:val="HTMLCode"/>
+        </w:rPr>
+      </w:pPr>
+      <w:r>
+        <w:rPr>
+          <w:rStyle w:val="HTMLCode"/>
+        </w:rPr>
+        <w:t>- COPYBOOKS</w:t>
+      </w:r>
+    </w:p>
+    <w:p>
+      <w:pPr>
+        <w:pStyle w:val="HTMLPreformatted"/>
+        <w:rPr>
+          <w:rStyle w:val="HTMLCode"/>
+        </w:rPr>
+      </w:pPr>
+      <w:r>
+        <w:rPr>
+          <w:rStyle w:val="HTMLCode"/>
+        </w:rPr>
+        <w:t>- SQL</w:t>
+      </w:r>
+    </w:p>
+    <w:p>
+      <w:pPr>
+        <w:pStyle w:val="HTMLPreformatted"/>
+        <w:rPr>
+          <w:rStyle w:val="HTMLCode"/>
+        </w:rPr>
+      </w:pPr>
+      <w:r>
+        <w:rPr>
+          <w:rStyle w:val="HTMLCode"/>
+        </w:rPr>
+        <w:t>- MQ</w:t>
+      </w:r>
+    </w:p>
+    <w:p>
+      <w:pPr>
+        <w:pStyle w:val="HTMLPreformatted"/>
+        <w:rPr>
+          <w:rStyle w:val="HTMLCode"/>
+        </w:rPr>
+      </w:pPr>
+      <w:r>
+        <w:rPr>
+          <w:rStyle w:val="HTMLCode"/>
+        </w:rPr>
+        <w:t>- IMS</w:t>
+      </w:r>
+    </w:p>
+    <w:p>
+      <w:pPr>
+        <w:pStyle w:val="HTMLPreformatted"/>
+        <w:rPr>
+          <w:rStyle w:val="HTMLCode"/>
+        </w:rPr>
+      </w:pPr>
+      <w:r>
+        <w:rPr>
+          <w:rStyle w:val="HTMLCode"/>
+        </w:rPr>
+        <w:t>- CICS</w:t>
+      </w:r>
+    </w:p>
+    <w:p>
+      <w:pPr>
+        <w:pStyle w:val="HTMLPreformatted"/>
+        <w:rPr>
+          <w:rStyle w:val="HTMLCode"/>
+        </w:rPr>
+      </w:pPr>
+      <w:r>
+        <w:rPr>
+          <w:rStyle w:val="HTMLCode"/>
+        </w:rPr>
+        <w:t>- Files</w:t>
+      </w:r>
+    </w:p>
+    <w:p>
+      <w:pPr>
+        <w:pStyle w:val="HTMLPreformatted"/>
+        <w:rPr>
+          <w:rStyle w:val="HTMLCode"/>
+        </w:rPr>
+      </w:pPr>
+      <w:r>
+        <w:rPr>
+          <w:rStyle w:val="HTMLCode"/>
+        </w:rPr>
+        <w:t>- Paragraphs</w:t>
+      </w:r>
+    </w:p>
+    <w:p>
+      <w:pPr>
+        <w:pStyle w:val="HTMLPreformatted"/>
+        <w:rPr>
+          <w:rStyle w:val="HTMLCode"/>
+        </w:rPr>
+      </w:pPr>
+    </w:p>
+    <w:p>
+      <w:pPr>
+        <w:pStyle w:val="HTMLPreformatted"/>
+        <w:rPr>
+          <w:rStyle w:val="HTMLCode"/>
+        </w:rPr>
+      </w:pPr>
+      <w:r>
+        <w:rPr>
+          <w:rStyle w:val="HTMLCode"/>
+        </w:rPr>
+        <w:t xml:space="preserve">        ↓</w:t>
+      </w:r>
+    </w:p>
+    <w:p>
+      <w:pPr>
+        <w:pStyle w:val="HTMLPreformatted"/>
+        <w:rPr>
+          <w:rStyle w:val="HTMLCode"/>
+        </w:rPr>
+      </w:pPr>
+    </w:p>
+    <w:p>
+      <w:pPr>
+        <w:pStyle w:val="HTMLPreformatted"/>
+        <w:rPr>
+          <w:rStyle w:val="HTMLCode"/>
+        </w:rPr>
+      </w:pPr>
+      <w:r>
+        <w:rPr>
+          <w:rStyle w:val="HTMLCode"/>
+        </w:rPr>
+        <w:t>Build relations</w:t>
+      </w:r>
+    </w:p>
+    <w:p>
+      <w:pPr>
+        <w:pStyle w:val="HTMLPreformatted"/>
+        <w:rPr>
+          <w:rStyle w:val="HTMLCode"/>
+        </w:rPr>
+      </w:pPr>
+      <w:proofErr w:type="spellStart"/>
+      <w:r>
+        <w:rPr>
+          <w:rStyle w:val="HTMLCode"/>
+        </w:rPr>
+        <w:t>build_</w:t>
+      </w:r>
+      <w:proofErr w:type="gramStart"/>
+      <w:r>
+        <w:rPr>
+          <w:rStyle w:val="HTMLCode"/>
+        </w:rPr>
+        <w:t>relations</w:t>
+      </w:r>
+      <w:proofErr w:type="spellEnd"/>
+      <w:r>
+        <w:rPr>
+          <w:rStyle w:val="HTMLCode"/>
+        </w:rPr>
+        <w:t>(</w:t>
+      </w:r>
+      <w:proofErr w:type="gramEnd"/>
+      <w:r>
+        <w:rPr>
+          <w:rStyle w:val="HTMLCode"/>
+        </w:rPr>
+        <w:t>)</w:t>
+      </w:r>
+    </w:p>
+    <w:p>
+      <w:pPr>
+        <w:pStyle w:val="HTMLPreformatted"/>
+        <w:rPr>
+          <w:rStyle w:val="HTMLCode"/>
+        </w:rPr>
+      </w:pPr>
+    </w:p>
+    <w:p>
+      <w:pPr>
+        <w:pStyle w:val="HTMLPreformatted"/>
+        <w:rPr>
+          <w:rStyle w:val="HTMLCode"/>
+        </w:rPr>
+      </w:pPr>
+      <w:r>
+        <w:rPr>
+          <w:rStyle w:val="HTMLCode"/>
+        </w:rPr>
+        <w:t xml:space="preserve">        ↓</w:t>
+      </w:r>
+    </w:p>
+    <w:p>
+      <w:pPr>
+        <w:pStyle w:val="HTMLPreformatted"/>
+        <w:rPr>
+          <w:rStyle w:val="HTMLCode"/>
+        </w:rPr>
+      </w:pPr>
+    </w:p>
+    <w:p>
+      <w:pPr>
+        <w:pStyle w:val="HTMLPreformatted"/>
+        <w:rPr>
+          <w:rStyle w:val="HTMLCode"/>
+        </w:rPr>
+      </w:pPr>
+      <w:r>
+        <w:rPr>
+          <w:rStyle w:val="HTMLCode"/>
+        </w:rPr>
+        <w:t>Create dependency graph:</w:t>
+      </w:r>
+    </w:p>
+    <w:p>
+      <w:pPr>
+        <w:pStyle w:val="HTMLPreformatted"/>
+        <w:rPr>
+          <w:rStyle w:val="HTMLCode"/>
+        </w:rPr>
+      </w:pPr>
+      <w:r>
+        <w:rPr>
+          <w:rStyle w:val="HTMLCode"/>
+        </w:rPr>
+        <w:t>- CALLS</w:t>
+      </w:r>
+    </w:p>
+    <w:p>
+      <w:pPr>
+        <w:pStyle w:val="HTMLPreformatted"/>
+        <w:rPr>
+          <w:rStyle w:val="HTMLCode"/>
+        </w:rPr>
+      </w:pPr>
+      <w:r>
+        <w:rPr>
+          <w:rStyle w:val="HTMLCode"/>
+        </w:rPr>
+        <w:t>- USES_COPYBOOK</w:t>
+      </w:r>
+    </w:p>
+    <w:p>
+      <w:pPr>
+        <w:pStyle w:val="HTMLPreformatted"/>
+        <w:rPr>
+          <w:rStyle w:val="HTMLCode"/>
+        </w:rPr>
+      </w:pPr>
+      <w:r>
+        <w:rPr>
+          <w:rStyle w:val="HTMLCode"/>
+        </w:rPr>
+        <w:t>- EXECUTES_PROGRAM</w:t>
+      </w:r>
+    </w:p>
+    <w:p>
+      <w:pPr>
+        <w:pStyle w:val="HTMLPreformatted"/>
+        <w:rPr>
+          <w:rStyle w:val="HTMLCode"/>
+        </w:rPr>
+      </w:pPr>
+      <w:r>
+        <w:rPr>
+          <w:rStyle w:val="HTMLCode"/>
+        </w:rPr>
+        <w:t>- USES_PROC</w:t>
+      </w:r>
+    </w:p>
+    <w:p>
+      <w:pPr>
+        <w:pStyle w:val="HTMLPreformatted"/>
+        <w:rPr>
+          <w:rStyle w:val="HTMLCode"/>
+        </w:rPr>
+      </w:pPr>
+    </w:p>
+    <w:p>
+      <w:pPr>
+        <w:pStyle w:val="HTMLPreformatted"/>
+        <w:rPr>
+          <w:rStyle w:val="HTMLCode"/>
+        </w:rPr>
+      </w:pPr>
+      <w:r>
+        <w:rPr>
+          <w:rStyle w:val="HTMLCode"/>
+        </w:rPr>
+        <w:t xml:space="preserve">        ↓</w:t>
+      </w:r>
+    </w:p>
+    <w:p>
+      <w:pPr>
+        <w:pStyle w:val="HTMLPreformatted"/>
+        <w:rPr>
+          <w:rStyle w:val="HTMLCode"/>
+        </w:rPr>
+      </w:pPr>
+    </w:p>
+    <w:p>
+      <w:pPr>
+        <w:pStyle w:val="HTMLPreformatted"/>
+        <w:rPr>
+          <w:rStyle w:val="HTMLCode"/>
+        </w:rPr>
+      </w:pPr>
+      <w:r>
+        <w:rPr>
+          <w:rStyle w:val="HTMLCode"/>
+        </w:rPr>
+        <w:t>Retrieve related context</w:t>
+      </w:r>
+    </w:p>
+    <w:p>
+      <w:pPr>
+        <w:pStyle w:val="HTMLPreformatted"/>
+        <w:rPr>
+          <w:rStyle w:val="HTMLCode"/>
+        </w:rPr>
+      </w:pPr>
+      <w:proofErr w:type="spellStart"/>
+      <w:r>
+        <w:rPr>
+          <w:rStyle w:val="HTMLCode"/>
+        </w:rPr>
+        <w:t>retrieve_related_</w:t>
+      </w:r>
+      <w:proofErr w:type="gramStart"/>
+      <w:r>
+        <w:rPr>
+          <w:rStyle w:val="HTMLCode"/>
+        </w:rPr>
+        <w:t>context</w:t>
+      </w:r>
+      <w:proofErr w:type="spellEnd"/>
+      <w:r>
+        <w:rPr>
+          <w:rStyle w:val="HTMLCode"/>
+        </w:rPr>
+        <w:t>(</w:t>
+      </w:r>
+      <w:proofErr w:type="gramEnd"/>
+      <w:r>
+        <w:rPr>
+          <w:rStyle w:val="HTMLCode"/>
+        </w:rPr>
+        <w:t>)</w:t>
+      </w:r>
+    </w:p>
+    <w:p>
+      <w:pPr>
+        <w:pStyle w:val="HTMLPreformatted"/>
+        <w:rPr>
+          <w:rStyle w:val="HTMLCode"/>
+        </w:rPr>
+      </w:pPr>
+    </w:p>
+    <w:p>
+      <w:pPr>
+        <w:pStyle w:val="HTMLPreformatted"/>
+        <w:rPr>
+          <w:rStyle w:val="HTMLCode"/>
+        </w:rPr>
+      </w:pPr>
+      <w:r>
+        <w:rPr>
+          <w:rStyle w:val="HTMLCode"/>
+        </w:rPr>
+        <w:t xml:space="preserve">        ↓</w:t>
+      </w:r>
+    </w:p>
+    <w:p>
+      <w:pPr>
+        <w:pStyle w:val="HTMLPreformatted"/>
+        <w:rPr>
+          <w:rStyle w:val="HTMLCode"/>
+        </w:rPr>
+      </w:pPr>
+    </w:p>
+    <w:p>
+      <w:pPr>
+        <w:pStyle w:val="HTMLPreformatted"/>
+        <w:rPr>
+          <w:rStyle w:val="HTMLCode"/>
+        </w:rPr>
+      </w:pPr>
+      <w:r>
+        <w:rPr>
+          <w:rStyle w:val="HTMLCode"/>
+        </w:rPr>
+        <w:t>Find:</w:t>
+      </w:r>
+    </w:p>
+    <w:p>
+      <w:pPr>
+        <w:pStyle w:val="HTMLPreformatted"/>
+        <w:rPr>
+          <w:rStyle w:val="HTMLCode"/>
+        </w:rPr>
+      </w:pPr>
+      <w:r>
+        <w:rPr>
+          <w:rStyle w:val="HTMLCode"/>
+        </w:rPr>
         <w:lastRenderedPageBreak/>
+        <w:t>- related COBOL</w:t>
+      </w:r>
+    </w:p>
+    <w:p>
+      <w:pPr>
+        <w:pStyle w:val="HTMLPreformatted"/>
+        <w:rPr>
+          <w:rStyle w:val="HTMLCode"/>
+        </w:rPr>
+      </w:pPr>
+      <w:r>
+        <w:rPr>
+          <w:rStyle w:val="HTMLCode"/>
+        </w:rPr>
+        <w:t>- related JCL</w:t>
+      </w:r>
+    </w:p>
+    <w:p>
+      <w:pPr>
+        <w:pStyle w:val="HTMLPreformatted"/>
+        <w:rPr>
+          <w:rStyle w:val="HTMLCode"/>
+        </w:rPr>
+      </w:pPr>
+      <w:r>
+        <w:rPr>
+          <w:rStyle w:val="HTMLCode"/>
+        </w:rPr>
+        <w:t>- PROC linkage</w:t>
+      </w:r>
+    </w:p>
+    <w:p>
+      <w:pPr>
+        <w:pStyle w:val="HTMLPreformatted"/>
+        <w:rPr>
+          <w:rStyle w:val="HTMLCode"/>
+        </w:rPr>
+      </w:pPr>
+      <w:r>
+        <w:rPr>
+          <w:rStyle w:val="HTMLCode"/>
+        </w:rPr>
+        <w:t>- dependencies</w:t>
+      </w:r>
+    </w:p>
+    <w:p>
+      <w:pPr>
+        <w:pStyle w:val="HTMLPreformatted"/>
+        <w:rPr>
+          <w:rStyle w:val="HTMLCode"/>
+        </w:rPr>
+      </w:pPr>
+    </w:p>
+    <w:p>
+      <w:pPr>
+        <w:pStyle w:val="HTMLPreformatted"/>
+        <w:rPr>
+          <w:rStyle w:val="HTMLCode"/>
+        </w:rPr>
+      </w:pPr>
+      <w:r>
+        <w:rPr>
+          <w:rStyle w:val="HTMLCode"/>
+        </w:rPr>
         <w:t xml:space="preserve">        ↓</w:t>
       </w:r>
     </w:p>
@@ -3039,7 +5394,7 @@
         <w:rPr>
           <w:rStyle w:val="HTMLCode"/>
         </w:rPr>
-        <w:t>Extract metadata:</w:t>
+        <w:t>Extract important snippets:</w:t>
       </w:r>
     </w:p>
     <w:p>
@@ -3053,7 +5408,7 @@
         <w:rPr>
           <w:rStyle w:val="HTMLCode"/>
         </w:rPr>
-        <w:t>- Program names</w:t>
+        <w:t>- WORKING-STORAGE</w:t>
       </w:r>
     </w:p>
     <w:p>
@@ -3067,7 +5422,7 @@
         <w:rPr>
           <w:rStyle w:val="HTMLCode"/>
         </w:rPr>
-        <w:t>- CALLs</w:t>
+        <w:t>- PROCEDURE DIVISION</w:t>
       </w:r>
     </w:p>
     <w:p>
@@ -3081,7 +5436,7 @@
         <w:rPr>
           <w:rStyle w:val="HTMLCode"/>
         </w:rPr>
-        <w:t>- COPYBOOKS</w:t>
+        <w:t>- EXEC SQL</w:t>
       </w:r>
     </w:p>
     <w:p>
@@ -3095,7 +5450,7 @@
         <w:rPr>
           <w:rStyle w:val="HTMLCode"/>
         </w:rPr>
-        <w:t>- SQL</w:t>
+        <w:t>- Comments</w:t>
       </w:r>
     </w:p>
     <w:p>
@@ -3109,7 +5464,7 @@
         <w:rPr>
           <w:rStyle w:val="HTMLCode"/>
         </w:rPr>
-        <w:t>- MQ</w:t>
+        <w:t>- Paragraphs</w:t>
       </w:r>
     </w:p>
     <w:p>
@@ -3119,12 +5474,6 @@
           <w:rStyle w:val="HTMLCode"/>
         </w:rPr>
       </w:pPr>
-      <w:r>
-        <w:rPr>
-          <w:rStyle w:val="HTMLCode"/>
-        </w:rPr>
-        <w:t>- IMS</w:t>
-      </w:r>
     </w:p>
     <w:p>
       <w:pPr>
@@ -3137,7 +5486,7 @@
         <w:rPr>
           <w:rStyle w:val="HTMLCode"/>
         </w:rPr>
-        <w:t>- CICS</w:t>
+        <w:t xml:space="preserve">        ↓</w:t>
       </w:r>
     </w:p>
     <w:p>
@@ -3147,12 +5496,6 @@
           <w:rStyle w:val="HTMLCode"/>
         </w:rPr>
       </w:pPr>
-      <w:r>
-        <w:rPr>
-          <w:rStyle w:val="HTMLCode"/>
-        </w:rPr>
-        <w:t>- Files</w:t>
-      </w:r>
     </w:p>
     <w:p>
       <w:pPr>
@@ -3165,7 +5508,7 @@
         <w:rPr>
           <w:rStyle w:val="HTMLCode"/>
         </w:rPr>
-        <w:t>- Paragraphs</w:t>
+        <w:t>Prepare grounded prompt</w:t>
       </w:r>
     </w:p>
     <w:p>
@@ -3209,7 +5552,7 @@
         <w:rPr>
           <w:rStyle w:val="HTMLCode"/>
         </w:rPr>
-        <w:t>Build relations</w:t>
+        <w:t>Send metadata + snippets to LLM</w:t>
       </w:r>
     </w:p>
     <w:p>
@@ -3219,19 +5562,25 @@
           <w:rStyle w:val="HTMLCode"/>
         </w:rPr>
       </w:pPr>
+      <w:r>
+        <w:rPr>
+          <w:rStyle w:val="HTMLCode"/>
+        </w:rPr>
+        <w:t>(</w:t>
+      </w:r>
       <w:proofErr w:type="spellStart"/>
       <w:r>
         <w:rPr>
           <w:rStyle w:val="HTMLCode"/>
         </w:rPr>
-        <w:t>build_relations</w:t>
+        <w:t>Ollama</w:t>
       </w:r>
       <w:proofErr w:type="spellEnd"/>
       <w:r>
         <w:rPr>
           <w:rStyle w:val="HTMLCode"/>
         </w:rPr>
-        <w:t>()</w:t>
+        <w:t xml:space="preserve"> + Llama3.2)</w:t>
       </w:r>
     </w:p>
     <w:p>
@@ -3275,7 +5624,7 @@
         <w:rPr>
           <w:rStyle w:val="HTMLCode"/>
         </w:rPr>
-        <w:t>Create dependency graph:</w:t>
+        <w:t>LLM generates:</w:t>
       </w:r>
     </w:p>
     <w:p>
@@ -3289,7 +5638,7 @@
         <w:rPr>
           <w:rStyle w:val="HTMLCode"/>
         </w:rPr>
-        <w:t>- CALLS</w:t>
+        <w:t>- Program overview</w:t>
       </w:r>
     </w:p>
     <w:p>
@@ -3303,503 +5652,6 @@
         <w:rPr>
           <w:rStyle w:val="HTMLCode"/>
         </w:rPr>
-        <w:t>- USES_COPYBOOK</w:t>
-      </w:r>
-    </w:p>
-    <w:p>
-      <w:pPr>
-        <w:pStyle w:val="HTMLPreformatted"/>
-        <w:rPr>
-          <w:rStyle w:val="HTMLCode"/>
-        </w:rPr>
-      </w:pPr>
-      <w:r>
-        <w:rPr>
-          <w:rStyle w:val="HTMLCode"/>
-        </w:rPr>
-        <w:t>- EXECUTES_PROGRAM</w:t>
-      </w:r>
-    </w:p>
-    <w:p>
-      <w:pPr>
-        <w:pStyle w:val="HTMLPreformatted"/>
-        <w:rPr>
-          <w:rStyle w:val="HTMLCode"/>
-        </w:rPr>
-      </w:pPr>
-      <w:r>
-        <w:rPr>
-          <w:rStyle w:val="HTMLCode"/>
-        </w:rPr>
-        <w:t>- USES_PROC</w:t>
-      </w:r>
-    </w:p>
-    <w:p>
-      <w:pPr>
-        <w:pStyle w:val="HTMLPreformatted"/>
-        <w:rPr>
-          <w:rStyle w:val="HTMLCode"/>
-        </w:rPr>
-      </w:pPr>
-    </w:p>
-    <w:p>
-      <w:pPr>
-        <w:pStyle w:val="HTMLPreformatted"/>
-        <w:rPr>
-          <w:rStyle w:val="HTMLCode"/>
-        </w:rPr>
-      </w:pPr>
-      <w:r>
-        <w:rPr>
-          <w:rStyle w:val="HTMLCode"/>
-        </w:rPr>
-        <w:t xml:space="preserve">        ↓</w:t>
-      </w:r>
-    </w:p>
-    <w:p>
-      <w:pPr>
-        <w:pStyle w:val="HTMLPreformatted"/>
-        <w:rPr>
-          <w:rStyle w:val="HTMLCode"/>
-        </w:rPr>
-      </w:pPr>
-    </w:p>
-    <w:p>
-      <w:pPr>
-        <w:pStyle w:val="HTMLPreformatted"/>
-        <w:rPr>
-          <w:rStyle w:val="HTMLCode"/>
-        </w:rPr>
-      </w:pPr>
-      <w:r>
-        <w:rPr>
-          <w:rStyle w:val="HTMLCode"/>
-        </w:rPr>
-        <w:t>Retrieve related context</w:t>
-      </w:r>
-    </w:p>
-    <w:p>
-      <w:pPr>
-        <w:pStyle w:val="HTMLPreformatted"/>
-        <w:rPr>
-          <w:rStyle w:val="HTMLCode"/>
-        </w:rPr>
-      </w:pPr>
-      <w:proofErr w:type="spellStart"/>
-      <w:r>
-        <w:rPr>
-          <w:rStyle w:val="HTMLCode"/>
-        </w:rPr>
-        <w:t>retrieve_related_context</w:t>
-      </w:r>
-      <w:proofErr w:type="spellEnd"/>
-      <w:r>
-        <w:rPr>
-          <w:rStyle w:val="HTMLCode"/>
-        </w:rPr>
-        <w:t>()</w:t>
-      </w:r>
-    </w:p>
-    <w:p>
-      <w:pPr>
-        <w:pStyle w:val="HTMLPreformatted"/>
-        <w:rPr>
-          <w:rStyle w:val="HTMLCode"/>
-        </w:rPr>
-      </w:pPr>
-    </w:p>
-    <w:p>
-      <w:pPr>
-        <w:pStyle w:val="HTMLPreformatted"/>
-        <w:rPr>
-          <w:rStyle w:val="HTMLCode"/>
-        </w:rPr>
-      </w:pPr>
-      <w:r>
-        <w:rPr>
-          <w:rStyle w:val="HTMLCode"/>
-        </w:rPr>
-        <w:t xml:space="preserve">        ↓</w:t>
-      </w:r>
-    </w:p>
-    <w:p>
-      <w:pPr>
-        <w:pStyle w:val="HTMLPreformatted"/>
-        <w:rPr>
-          <w:rStyle w:val="HTMLCode"/>
-        </w:rPr>
-      </w:pPr>
-    </w:p>
-    <w:p>
-      <w:pPr>
-        <w:pStyle w:val="HTMLPreformatted"/>
-        <w:rPr>
-          <w:rStyle w:val="HTMLCode"/>
-        </w:rPr>
-      </w:pPr>
-      <w:r>
-        <w:rPr>
-          <w:rStyle w:val="HTMLCode"/>
-        </w:rPr>
-        <w:t>Find:</w:t>
-      </w:r>
-    </w:p>
-    <w:p>
-      <w:pPr>
-        <w:pStyle w:val="HTMLPreformatted"/>
-        <w:rPr>
-          <w:rStyle w:val="HTMLCode"/>
-        </w:rPr>
-      </w:pPr>
-      <w:r>
-        <w:rPr>
-          <w:rStyle w:val="HTMLCode"/>
-        </w:rPr>
-        <w:t>- related COBOL</w:t>
-      </w:r>
-    </w:p>
-    <w:p>
-      <w:pPr>
-        <w:pStyle w:val="HTMLPreformatted"/>
-        <w:rPr>
-          <w:rStyle w:val="HTMLCode"/>
-        </w:rPr>
-      </w:pPr>
-      <w:r>
-        <w:rPr>
-          <w:rStyle w:val="HTMLCode"/>
-        </w:rPr>
-        <w:t>- related JCL</w:t>
-      </w:r>
-    </w:p>
-    <w:p>
-      <w:pPr>
-        <w:pStyle w:val="HTMLPreformatted"/>
-        <w:rPr>
-          <w:rStyle w:val="HTMLCode"/>
-        </w:rPr>
-      </w:pPr>
-      <w:r>
-        <w:rPr>
-          <w:rStyle w:val="HTMLCode"/>
-        </w:rPr>
-        <w:t>- PROC linkage</w:t>
-      </w:r>
-    </w:p>
-    <w:p>
-      <w:pPr>
-        <w:pStyle w:val="HTMLPreformatted"/>
-        <w:rPr>
-          <w:rStyle w:val="HTMLCode"/>
-        </w:rPr>
-      </w:pPr>
-      <w:r>
-        <w:rPr>
-          <w:rStyle w:val="HTMLCode"/>
-        </w:rPr>
-        <w:t>- dependencies</w:t>
-      </w:r>
-    </w:p>
-    <w:p>
-      <w:pPr>
-        <w:pStyle w:val="HTMLPreformatted"/>
-        <w:rPr>
-          <w:rStyle w:val="HTMLCode"/>
-        </w:rPr>
-      </w:pPr>
-    </w:p>
-    <w:p>
-      <w:pPr>
-        <w:pStyle w:val="HTMLPreformatted"/>
-        <w:rPr>
-          <w:rStyle w:val="HTMLCode"/>
-        </w:rPr>
-      </w:pPr>
-      <w:r>
-        <w:rPr>
-          <w:rStyle w:val="HTMLCode"/>
-        </w:rPr>
-        <w:t xml:space="preserve">        ↓</w:t>
-      </w:r>
-    </w:p>
-    <w:p>
-      <w:pPr>
-        <w:pStyle w:val="HTMLPreformatted"/>
-        <w:rPr>
-          <w:rStyle w:val="HTMLCode"/>
-        </w:rPr>
-      </w:pPr>
-    </w:p>
-    <w:p>
-      <w:pPr>
-        <w:pStyle w:val="HTMLPreformatted"/>
-        <w:rPr>
-          <w:rStyle w:val="HTMLCode"/>
-        </w:rPr>
-      </w:pPr>
-      <w:r>
-        <w:rPr>
-          <w:rStyle w:val="HTMLCode"/>
-        </w:rPr>
-        <w:t>Extract important snippets:</w:t>
-      </w:r>
-    </w:p>
-    <w:p>
-      <w:pPr>
-        <w:pStyle w:val="HTMLPreformatted"/>
-        <w:rPr>
-          <w:rStyle w:val="HTMLCode"/>
-        </w:rPr>
-      </w:pPr>
-      <w:r>
-        <w:rPr>
-          <w:rStyle w:val="HTMLCode"/>
-        </w:rPr>
-        <w:t>- WORKING-STORAGE</w:t>
-      </w:r>
-    </w:p>
-    <w:p>
-      <w:pPr>
-        <w:pStyle w:val="HTMLPreformatted"/>
-        <w:rPr>
-          <w:rStyle w:val="HTMLCode"/>
-        </w:rPr>
-      </w:pPr>
-      <w:r>
-        <w:rPr>
-          <w:rStyle w:val="HTMLCode"/>
-        </w:rPr>
-        <w:t>- PROCEDURE DIVISION</w:t>
-      </w:r>
-    </w:p>
-    <w:p>
-      <w:pPr>
-        <w:pStyle w:val="HTMLPreformatted"/>
-        <w:rPr>
-          <w:rStyle w:val="HTMLCode"/>
-        </w:rPr>
-      </w:pPr>
-      <w:r>
-        <w:rPr>
-          <w:rStyle w:val="HTMLCode"/>
-        </w:rPr>
-        <w:t>- EXEC SQL</w:t>
-      </w:r>
-    </w:p>
-    <w:p>
-      <w:pPr>
-        <w:pStyle w:val="HTMLPreformatted"/>
-        <w:rPr>
-          <w:rStyle w:val="HTMLCode"/>
-        </w:rPr>
-      </w:pPr>
-      <w:r>
-        <w:rPr>
-          <w:rStyle w:val="HTMLCode"/>
-        </w:rPr>
-        <w:t>- Comments</w:t>
-      </w:r>
-    </w:p>
-    <w:p>
-      <w:pPr>
-        <w:pStyle w:val="HTMLPreformatted"/>
-        <w:rPr>
-          <w:rStyle w:val="HTMLCode"/>
-        </w:rPr>
-      </w:pPr>
-      <w:r>
-        <w:rPr>
-          <w:rStyle w:val="HTMLCode"/>
-        </w:rPr>
-        <w:t>- Paragraphs</w:t>
-      </w:r>
-    </w:p>
-    <w:p>
-      <w:pPr>
-        <w:pStyle w:val="HTMLPreformatted"/>
-        <w:rPr>
-          <w:rStyle w:val="HTMLCode"/>
-        </w:rPr>
-      </w:pPr>
-    </w:p>
-    <w:p>
-      <w:pPr>
-        <w:pStyle w:val="HTMLPreformatted"/>
-        <w:rPr>
-          <w:rStyle w:val="HTMLCode"/>
-        </w:rPr>
-      </w:pPr>
-      <w:r>
-        <w:rPr>
-          <w:rStyle w:val="HTMLCode"/>
-        </w:rPr>
-        <w:t xml:space="preserve">        ↓</w:t>
-      </w:r>
-    </w:p>
-    <w:p>
-      <w:pPr>
-        <w:pStyle w:val="HTMLPreformatted"/>
-        <w:rPr>
-          <w:rStyle w:val="HTMLCode"/>
-        </w:rPr>
-      </w:pPr>
-    </w:p>
-    <w:p>
-      <w:pPr>
-        <w:pStyle w:val="HTMLPreformatted"/>
-        <w:rPr>
-          <w:rStyle w:val="HTMLCode"/>
-        </w:rPr>
-      </w:pPr>
-      <w:r>
-        <w:rPr>
-          <w:rStyle w:val="HTMLCode"/>
-        </w:rPr>
-        <w:t>Prepare grounded prompt</w:t>
-      </w:r>
-    </w:p>
-    <w:p>
-      <w:pPr>
-        <w:pStyle w:val="HTMLPreformatted"/>
-        <w:rPr>
-          <w:rStyle w:val="HTMLCode"/>
-        </w:rPr>
-      </w:pPr>
-    </w:p>
-    <w:p>
-      <w:pPr>
-        <w:pStyle w:val="HTMLPreformatted"/>
-        <w:rPr>
-          <w:rStyle w:val="HTMLCode"/>
-        </w:rPr>
-      </w:pPr>
-      <w:r>
-        <w:rPr>
-          <w:rStyle w:val="HTMLCode"/>
-        </w:rPr>
-        <w:t xml:space="preserve">        ↓</w:t>
-      </w:r>
-    </w:p>
-    <w:p>
-      <w:pPr>
-        <w:pStyle w:val="HTMLPreformatted"/>
-        <w:rPr>
-          <w:rStyle w:val="HTMLCode"/>
-        </w:rPr>
-      </w:pPr>
-    </w:p>
-    <w:p>
-      <w:pPr>
-        <w:pStyle w:val="HTMLPreformatted"/>
-        <w:rPr>
-          <w:rStyle w:val="HTMLCode"/>
-        </w:rPr>
-      </w:pPr>
-      <w:r>
-        <w:rPr>
-          <w:rStyle w:val="HTMLCode"/>
-        </w:rPr>
-        <w:t>Send metadata + snippets to LLM</w:t>
-      </w:r>
-    </w:p>
-    <w:p>
-      <w:pPr>
-        <w:pStyle w:val="HTMLPreformatted"/>
-        <w:rPr>
-          <w:rStyle w:val="HTMLCode"/>
-        </w:rPr>
-      </w:pPr>
-      <w:r>
-        <w:rPr>
-          <w:rStyle w:val="HTMLCode"/>
-        </w:rPr>
-        <w:t>(</w:t>
-      </w:r>
-      <w:proofErr w:type="spellStart"/>
-      <w:r>
-        <w:rPr>
-          <w:rStyle w:val="HTMLCode"/>
-        </w:rPr>
-        <w:t>Ollama</w:t>
-      </w:r>
-      <w:proofErr w:type="spellEnd"/>
-      <w:r>
-        <w:rPr>
-          <w:rStyle w:val="HTMLCode"/>
-        </w:rPr>
-        <w:t xml:space="preserve"> + Llama3.2)</w:t>
-      </w:r>
-    </w:p>
-    <w:p>
-      <w:pPr>
-        <w:pStyle w:val="HTMLPreformatted"/>
-        <w:rPr>
-          <w:rStyle w:val="HTMLCode"/>
-        </w:rPr>
-      </w:pPr>
-    </w:p>
-    <w:p>
-      <w:pPr>
-        <w:pStyle w:val="HTMLPreformatted"/>
-        <w:rPr>
-          <w:rStyle w:val="HTMLCode"/>
-        </w:rPr>
-      </w:pPr>
-      <w:r>
-        <w:rPr>
-          <w:rStyle w:val="HTMLCode"/>
-        </w:rPr>
-        <w:t xml:space="preserve">        ↓</w:t>
-      </w:r>
-    </w:p>
-    <w:p>
-      <w:pPr>
-        <w:pStyle w:val="HTMLPreformatted"/>
-        <w:rPr>
-          <w:rStyle w:val="HTMLCode"/>
-        </w:rPr>
-      </w:pPr>
-    </w:p>
-    <w:p>
-      <w:pPr>
-        <w:pStyle w:val="HTMLPreformatted"/>
-        <w:rPr>
-          <w:rStyle w:val="HTMLCode"/>
-        </w:rPr>
-      </w:pPr>
-      <w:r>
-        <w:rPr>
-          <w:rStyle w:val="HTMLCode"/>
-        </w:rPr>
-        <w:t>LLM generates:</w:t>
-      </w:r>
-    </w:p>
-    <w:p>
-      <w:pPr>
-        <w:pStyle w:val="HTMLPreformatted"/>
-        <w:rPr>
-          <w:rStyle w:val="HTMLCode"/>
-        </w:rPr>
-      </w:pPr>
-      <w:r>
-        <w:rPr>
-          <w:rStyle w:val="HTMLCode"/>
-        </w:rPr>
-        <w:t>- Program overview</w:t>
-      </w:r>
-    </w:p>
-    <w:p>
-      <w:pPr>
-        <w:pStyle w:val="HTMLPreformatted"/>
-        <w:rPr>
-          <w:rStyle w:val="HTMLCode"/>
-        </w:rPr>
-      </w:pPr>
-      <w:r>
-        <w:rPr>
-          <w:rStyle w:val="HTMLCode"/>
-        </w:rPr>
-        <w:lastRenderedPageBreak/>
         <w:t>- Technical summary</w:t>
       </w:r>
     </w:p>
@@ -4026,6 +5878,7 @@
         <w:pStyle w:val="Heading1"/>
       </w:pPr>
       <w:r>
+        <w:lastRenderedPageBreak/>
         <w:t>13. Snippet Extraction</w:t>
       </w:r>
     </w:p>
@@ -4176,37 +6029,337 @@
         <w:pStyle w:val="NormalWeb"/>
       </w:pPr>
       <w:r>
+        <w:t>The AI engine uses:</w:t>
+      </w:r>
+    </w:p>
+    <w:p>
+      <w:pPr>
+        <w:numPr>
+          <w:ilvl w:val="0"/>
+          <w:numId w:val="14"/>
+        </w:numPr>
+        <w:spacing w:before="100" w:beforeAutospacing="1" w:after="100" w:afterAutospacing="1" w:line="240" w:lineRule="auto"/>
+      </w:pPr>
+      <w:proofErr w:type="spellStart"/>
+      <w:r>
+        <w:t>Ollama</w:t>
+      </w:r>
+      <w:proofErr w:type="spellEnd"/>
+      <w:r>
+        <w:t xml:space="preserve"> </w:t>
+      </w:r>
+    </w:p>
+    <w:p>
+      <w:pPr>
+        <w:numPr>
+          <w:ilvl w:val="0"/>
+          <w:numId w:val="14"/>
+        </w:numPr>
+        <w:spacing w:before="100" w:beforeAutospacing="1" w:after="100" w:afterAutospacing="1" w:line="240" w:lineRule="auto"/>
+      </w:pPr>
+      <w:r>
+        <w:t xml:space="preserve">Llama3.2 local model </w:t>
+      </w:r>
+    </w:p>
+    <w:p>
+      <w:pPr>
+        <w:pStyle w:val="NormalWeb"/>
+      </w:pPr>
+      <w:r>
+        <w:t>The model generates:</w:t>
+      </w:r>
+    </w:p>
+    <w:p>
+      <w:pPr>
+        <w:numPr>
+          <w:ilvl w:val="0"/>
+          <w:numId w:val="15"/>
+        </w:numPr>
+        <w:spacing w:before="100" w:beforeAutospacing="1" w:after="100" w:afterAutospacing="1" w:line="240" w:lineRule="auto"/>
+      </w:pPr>
+      <w:r>
+        <w:t xml:space="preserve">Program overview </w:t>
+      </w:r>
+    </w:p>
+    <w:p>
+      <w:pPr>
+        <w:numPr>
+          <w:ilvl w:val="0"/>
+          <w:numId w:val="15"/>
+        </w:numPr>
+        <w:spacing w:before="100" w:beforeAutospacing="1" w:after="100" w:afterAutospacing="1" w:line="240" w:lineRule="auto"/>
+      </w:pPr>
+      <w:r>
+        <w:t xml:space="preserve">Technical summary </w:t>
+      </w:r>
+    </w:p>
+    <w:p>
+      <w:pPr>
+        <w:numPr>
+          <w:ilvl w:val="0"/>
+          <w:numId w:val="15"/>
+        </w:numPr>
+        <w:spacing w:before="100" w:beforeAutospacing="1" w:after="100" w:afterAutospacing="1" w:line="240" w:lineRule="auto"/>
+      </w:pPr>
+      <w:r>
+        <w:t xml:space="preserve">Dependency analysis </w:t>
+      </w:r>
+    </w:p>
+    <w:p>
+      <w:pPr>
+        <w:numPr>
+          <w:ilvl w:val="0"/>
+          <w:numId w:val="15"/>
+        </w:numPr>
+        <w:spacing w:before="100" w:beforeAutospacing="1" w:after="100" w:afterAutospacing="1" w:line="240" w:lineRule="auto"/>
+      </w:pPr>
+      <w:r>
+        <w:t xml:space="preserve">Database analysis </w:t>
+      </w:r>
+    </w:p>
+    <w:p>
+      <w:pPr>
+        <w:numPr>
+          <w:ilvl w:val="0"/>
+          <w:numId w:val="15"/>
+        </w:numPr>
+        <w:spacing w:before="100" w:beforeAutospacing="1" w:after="100" w:afterAutospacing="1" w:line="240" w:lineRule="auto"/>
+      </w:pPr>
+      <w:r>
+        <w:t xml:space="preserve">Risk assessment </w:t>
+      </w:r>
+    </w:p>
+    <w:p>
+      <w:pPr>
+        <w:numPr>
+          <w:ilvl w:val="0"/>
+          <w:numId w:val="15"/>
+        </w:numPr>
+        <w:spacing w:before="100" w:beforeAutospacing="1" w:after="100" w:afterAutospacing="1" w:line="240" w:lineRule="auto"/>
+      </w:pPr>
+      <w:r>
+        <w:t xml:space="preserve">Confidence assessment </w:t>
+      </w:r>
+    </w:p>
+    <w:p>
+      <w:pPr>
+        <w:pStyle w:val="NormalWeb"/>
+      </w:pPr>
+      <w:r>
+        <w:t>Strict prompt rules are used to:</w:t>
+      </w:r>
+    </w:p>
+    <w:p>
+      <w:pPr>
+        <w:numPr>
+          <w:ilvl w:val="0"/>
+          <w:numId w:val="16"/>
+        </w:numPr>
+        <w:spacing w:before="100" w:beforeAutospacing="1" w:after="100" w:afterAutospacing="1" w:line="240" w:lineRule="auto"/>
+      </w:pPr>
+      <w:r>
+        <w:t xml:space="preserve">Reduce hallucinations </w:t>
+      </w:r>
+    </w:p>
+    <w:p>
+      <w:pPr>
+        <w:numPr>
+          <w:ilvl w:val="0"/>
+          <w:numId w:val="16"/>
+        </w:numPr>
+        <w:spacing w:before="100" w:beforeAutospacing="1" w:after="100" w:afterAutospacing="1" w:line="240" w:lineRule="auto"/>
+      </w:pPr>
+      <w:r>
+        <w:t xml:space="preserve">Avoid unsupported assumptions </w:t>
+      </w:r>
+    </w:p>
+    <w:p>
+      <w:pPr>
+        <w:numPr>
+          <w:ilvl w:val="0"/>
+          <w:numId w:val="16"/>
+        </w:numPr>
+        <w:spacing w:before="100" w:beforeAutospacing="1" w:after="100" w:afterAutospacing="1" w:line="240" w:lineRule="auto"/>
+      </w:pPr>
+      <w:r>
+        <w:t xml:space="preserve">Ensure grounded enterprise analysis </w:t>
+      </w:r>
+    </w:p>
+    <w:p>
+      <w:pPr>
+        <w:spacing w:after="0"/>
+      </w:pPr>
+    </w:p>
+    <w:p>
+      <w:pPr>
+        <w:spacing w:after="0"/>
+      </w:pPr>
+    </w:p>
+    <w:p>
+      <w:pPr>
+        <w:spacing w:after="0"/>
+      </w:pPr>
+    </w:p>
+    <w:p>
+      <w:pPr>
+        <w:pStyle w:val="Heading1"/>
+      </w:pPr>
+      <w:r>
+        <w:t>15. Example Business Workflow Identified</w:t>
+      </w:r>
+    </w:p>
+    <w:p>
+      <w:pPr>
+        <w:pStyle w:val="NormalWeb"/>
+      </w:pPr>
+      <w:r>
         <w:lastRenderedPageBreak/>
-        <w:t>The AI engine uses:</w:t>
-      </w:r>
-    </w:p>
-    <w:p>
-      <w:pPr>
-        <w:numPr>
-          <w:ilvl w:val="0"/>
-          <w:numId w:val="14"/>
-        </w:numPr>
-        <w:spacing w:before="100" w:beforeAutospacing="1" w:after="100" w:afterAutospacing="1" w:line="240" w:lineRule="auto"/>
-      </w:pPr>
-      <w:proofErr w:type="spellStart"/>
-      <w:r>
-        <w:t>Ollama</w:t>
-      </w:r>
-      <w:proofErr w:type="spellEnd"/>
-      <w:r>
-        <w:t xml:space="preserve"> </w:t>
-      </w:r>
-    </w:p>
-    <w:p>
-      <w:pPr>
-        <w:numPr>
-          <w:ilvl w:val="0"/>
-          <w:numId w:val="14"/>
-        </w:numPr>
-        <w:spacing w:before="100" w:beforeAutospacing="1" w:after="100" w:afterAutospacing="1" w:line="240" w:lineRule="auto"/>
-      </w:pPr>
-      <w:r>
-        <w:t xml:space="preserve">Llama3.2 local model </w:t>
+        <w:t>Example comprehension extracted from COBOL logic:</w:t>
+      </w:r>
+    </w:p>
+    <w:p>
+      <w:pPr>
+        <w:pStyle w:val="HTMLPreformatted"/>
+      </w:pPr>
+      <w:r>
+        <w:rPr>
+          <w:rStyle w:val="HTMLCode"/>
+        </w:rPr>
+        <w:t>Initialize batch process</w:t>
+      </w:r>
+      <w:r>
+        <w:br/>
+      </w:r>
+      <w:r>
+        <w:rPr>
+          <w:rStyle w:val="HTMLCode"/>
+        </w:rPr>
+        <w:t xml:space="preserve">        ↓</w:t>
+      </w:r>
+      <w:r>
+        <w:br/>
+      </w:r>
+      <w:r>
+        <w:rPr>
+          <w:rStyle w:val="HTMLCode"/>
+        </w:rPr>
+        <w:t>Read authorization summary</w:t>
+      </w:r>
+      <w:r>
+        <w:br/>
+      </w:r>
+      <w:r>
+        <w:rPr>
+          <w:rStyle w:val="HTMLCode"/>
+        </w:rPr>
+        <w:t xml:space="preserve">        ↓</w:t>
+      </w:r>
+      <w:r>
+        <w:br/>
+      </w:r>
+      <w:r>
+        <w:rPr>
+          <w:rStyle w:val="HTMLCode"/>
+        </w:rPr>
+        <w:t>Read authorization details</w:t>
+      </w:r>
+      <w:r>
+        <w:br/>
+      </w:r>
+      <w:r>
+        <w:rPr>
+          <w:rStyle w:val="HTMLCode"/>
+        </w:rPr>
+        <w:t xml:space="preserve">        ↓</w:t>
+      </w:r>
+      <w:r>
+        <w:br/>
+      </w:r>
+      <w:r>
+        <w:rPr>
+          <w:rStyle w:val="HTMLCode"/>
+        </w:rPr>
+        <w:t>Check expiry conditions</w:t>
+      </w:r>
+      <w:r>
+        <w:br/>
+      </w:r>
+      <w:r>
+        <w:rPr>
+          <w:rStyle w:val="HTMLCode"/>
+        </w:rPr>
+        <w:t xml:space="preserve">        ↓</w:t>
+      </w:r>
+      <w:r>
+        <w:br/>
+      </w:r>
+      <w:r>
+        <w:rPr>
+          <w:rStyle w:val="HTMLCode"/>
+        </w:rPr>
+        <w:t>Delete expired records</w:t>
+      </w:r>
+      <w:r>
+        <w:br/>
+      </w:r>
+      <w:r>
+        <w:rPr>
+          <w:rStyle w:val="HTMLCode"/>
+        </w:rPr>
+        <w:t xml:space="preserve">        ↓</w:t>
+      </w:r>
+      <w:r>
+        <w:br/>
+      </w:r>
+      <w:r>
+        <w:rPr>
+          <w:rStyle w:val="HTMLCode"/>
+        </w:rPr>
+        <w:t>Update summary data</w:t>
+      </w:r>
+      <w:r>
+        <w:br/>
+      </w:r>
+      <w:r>
+        <w:rPr>
+          <w:rStyle w:val="HTMLCode"/>
+        </w:rPr>
+        <w:t xml:space="preserve">        ↓</w:t>
+      </w:r>
+      <w:r>
+        <w:br/>
+      </w:r>
+      <w:r>
+        <w:rPr>
+          <w:rStyle w:val="HTMLCode"/>
+        </w:rPr>
+        <w:t>Checkpoint processing</w:t>
+      </w:r>
+      <w:r>
+        <w:br/>
+      </w:r>
+      <w:r>
+        <w:rPr>
+          <w:rStyle w:val="HTMLCode"/>
+        </w:rPr>
+        <w:t xml:space="preserve">        ↓</w:t>
+      </w:r>
+      <w:r>
+        <w:br/>
+      </w:r>
+      <w:r>
+        <w:rPr>
+          <w:rStyle w:val="HTMLCode"/>
+        </w:rPr>
+        <w:t>Continue until end of database</w:t>
+      </w:r>
+    </w:p>
+    <w:p>
+      <w:pPr>
+        <w:pStyle w:val="Heading1"/>
+      </w:pPr>
+      <w:r>
+        <w:t>16. Enterprise Features Implemented</w:t>
       </w:r>
     </w:p>
     <w:p>
@@ -4214,79 +6367,135 @@
         <w:pStyle w:val="NormalWeb"/>
       </w:pPr>
       <w:r>
-        <w:t>The model generates:</w:t>
-      </w:r>
-    </w:p>
-    <w:p>
-      <w:pPr>
-        <w:numPr>
-          <w:ilvl w:val="0"/>
-          <w:numId w:val="15"/>
-        </w:numPr>
-        <w:spacing w:before="100" w:beforeAutospacing="1" w:after="100" w:afterAutospacing="1" w:line="240" w:lineRule="auto"/>
-      </w:pPr>
-      <w:r>
-        <w:t xml:space="preserve">Program overview </w:t>
-      </w:r>
-    </w:p>
-    <w:p>
-      <w:pPr>
-        <w:numPr>
-          <w:ilvl w:val="0"/>
-          <w:numId w:val="15"/>
-        </w:numPr>
-        <w:spacing w:before="100" w:beforeAutospacing="1" w:after="100" w:afterAutospacing="1" w:line="240" w:lineRule="auto"/>
-      </w:pPr>
-      <w:r>
-        <w:t xml:space="preserve">Technical summary </w:t>
-      </w:r>
-    </w:p>
-    <w:p>
-      <w:pPr>
-        <w:numPr>
-          <w:ilvl w:val="0"/>
-          <w:numId w:val="15"/>
-        </w:numPr>
-        <w:spacing w:before="100" w:beforeAutospacing="1" w:after="100" w:afterAutospacing="1" w:line="240" w:lineRule="auto"/>
-      </w:pPr>
-      <w:r>
-        <w:t xml:space="preserve">Dependency analysis </w:t>
-      </w:r>
-    </w:p>
-    <w:p>
-      <w:pPr>
-        <w:numPr>
-          <w:ilvl w:val="0"/>
-          <w:numId w:val="15"/>
-        </w:numPr>
-        <w:spacing w:before="100" w:beforeAutospacing="1" w:after="100" w:afterAutospacing="1" w:line="240" w:lineRule="auto"/>
-      </w:pPr>
-      <w:r>
-        <w:t xml:space="preserve">Database analysis </w:t>
-      </w:r>
-    </w:p>
-    <w:p>
-      <w:pPr>
-        <w:numPr>
-          <w:ilvl w:val="0"/>
-          <w:numId w:val="15"/>
-        </w:numPr>
-        <w:spacing w:before="100" w:beforeAutospacing="1" w:after="100" w:afterAutospacing="1" w:line="240" w:lineRule="auto"/>
-      </w:pPr>
-      <w:r>
-        <w:t xml:space="preserve">Risk assessment </w:t>
-      </w:r>
-    </w:p>
-    <w:p>
-      <w:pPr>
-        <w:numPr>
-          <w:ilvl w:val="0"/>
-          <w:numId w:val="15"/>
-        </w:numPr>
-        <w:spacing w:before="100" w:beforeAutospacing="1" w:after="100" w:afterAutospacing="1" w:line="240" w:lineRule="auto"/>
-      </w:pPr>
-      <w:r>
-        <w:t xml:space="preserve">Confidence assessment </w:t>
+        <w:t>Implemented enterprise-aligned capabilities:</w:t>
+      </w:r>
+    </w:p>
+    <w:p>
+      <w:pPr>
+        <w:numPr>
+          <w:ilvl w:val="0"/>
+          <w:numId w:val="17"/>
+        </w:numPr>
+        <w:spacing w:before="100" w:beforeAutospacing="1" w:after="100" w:afterAutospacing="1" w:line="240" w:lineRule="auto"/>
+      </w:pPr>
+      <w:r>
+        <w:t xml:space="preserve">Dependency graph generation </w:t>
+      </w:r>
+    </w:p>
+    <w:p>
+      <w:pPr>
+        <w:numPr>
+          <w:ilvl w:val="0"/>
+          <w:numId w:val="17"/>
+        </w:numPr>
+        <w:spacing w:before="100" w:beforeAutospacing="1" w:after="100" w:afterAutospacing="1" w:line="240" w:lineRule="auto"/>
+      </w:pPr>
+      <w:r>
+        <w:t xml:space="preserve">Batch flow understanding </w:t>
+      </w:r>
+    </w:p>
+    <w:p>
+      <w:pPr>
+        <w:numPr>
+          <w:ilvl w:val="0"/>
+          <w:numId w:val="17"/>
+        </w:numPr>
+        <w:spacing w:before="100" w:beforeAutospacing="1" w:after="100" w:afterAutospacing="1" w:line="240" w:lineRule="auto"/>
+      </w:pPr>
+      <w:r>
+        <w:t xml:space="preserve">IMS traversal detection </w:t>
+      </w:r>
+    </w:p>
+    <w:p>
+      <w:pPr>
+        <w:numPr>
+          <w:ilvl w:val="0"/>
+          <w:numId w:val="17"/>
+        </w:numPr>
+        <w:spacing w:before="100" w:beforeAutospacing="1" w:after="100" w:afterAutospacing="1" w:line="240" w:lineRule="auto"/>
+      </w:pPr>
+      <w:r>
+        <w:t xml:space="preserve">MQ integration analysis </w:t>
+      </w:r>
+    </w:p>
+    <w:p>
+      <w:pPr>
+        <w:numPr>
+          <w:ilvl w:val="0"/>
+          <w:numId w:val="17"/>
+        </w:numPr>
+        <w:spacing w:before="100" w:beforeAutospacing="1" w:after="100" w:afterAutospacing="1" w:line="240" w:lineRule="auto"/>
+      </w:pPr>
+      <w:r>
+        <w:t xml:space="preserve">CICS detection </w:t>
+      </w:r>
+    </w:p>
+    <w:p>
+      <w:pPr>
+        <w:numPr>
+          <w:ilvl w:val="0"/>
+          <w:numId w:val="17"/>
+        </w:numPr>
+        <w:spacing w:before="100" w:beforeAutospacing="1" w:after="100" w:afterAutospacing="1" w:line="240" w:lineRule="auto"/>
+      </w:pPr>
+      <w:r>
+        <w:t xml:space="preserve">SQL metadata extraction </w:t>
+      </w:r>
+    </w:p>
+    <w:p>
+      <w:pPr>
+        <w:numPr>
+          <w:ilvl w:val="0"/>
+          <w:numId w:val="17"/>
+        </w:numPr>
+        <w:spacing w:before="100" w:beforeAutospacing="1" w:after="100" w:afterAutospacing="1" w:line="240" w:lineRule="auto"/>
+      </w:pPr>
+      <w:r>
+        <w:t xml:space="preserve">Context-aware retrieval </w:t>
+      </w:r>
+    </w:p>
+    <w:p>
+      <w:pPr>
+        <w:numPr>
+          <w:ilvl w:val="0"/>
+          <w:numId w:val="17"/>
+        </w:numPr>
+        <w:spacing w:before="100" w:beforeAutospacing="1" w:after="100" w:afterAutospacing="1" w:line="240" w:lineRule="auto"/>
+      </w:pPr>
+      <w:r>
+        <w:t xml:space="preserve">Snippet grounding </w:t>
+      </w:r>
+    </w:p>
+    <w:p>
+      <w:pPr>
+        <w:numPr>
+          <w:ilvl w:val="0"/>
+          <w:numId w:val="17"/>
+        </w:numPr>
+        <w:spacing w:before="100" w:beforeAutospacing="1" w:after="100" w:afterAutospacing="1" w:line="240" w:lineRule="auto"/>
+      </w:pPr>
+      <w:r>
+        <w:t xml:space="preserve">Missing dependency detection </w:t>
+      </w:r>
+    </w:p>
+    <w:p>
+      <w:pPr>
+        <w:numPr>
+          <w:ilvl w:val="0"/>
+          <w:numId w:val="17"/>
+        </w:numPr>
+        <w:spacing w:before="100" w:beforeAutospacing="1" w:after="100" w:afterAutospacing="1" w:line="240" w:lineRule="auto"/>
+      </w:pPr>
+      <w:r>
+        <w:t xml:space="preserve">AI-assisted technical comprehension </w:t>
+      </w:r>
+    </w:p>
+    <w:p>
+      <w:pPr>
+        <w:pStyle w:val="Heading1"/>
+      </w:pPr>
+      <w:r>
+        <w:t>17. Missing Dependency Detection</w:t>
       </w:r>
     </w:p>
     <w:p>
@@ -4294,66 +6503,116 @@
         <w:pStyle w:val="NormalWeb"/>
       </w:pPr>
       <w:r>
-        <w:t>Strict prompt rules are used to:</w:t>
-      </w:r>
-    </w:p>
-    <w:p>
-      <w:pPr>
-        <w:numPr>
-          <w:ilvl w:val="0"/>
-          <w:numId w:val="16"/>
-        </w:numPr>
-        <w:spacing w:before="100" w:beforeAutospacing="1" w:after="100" w:afterAutospacing="1" w:line="240" w:lineRule="auto"/>
-      </w:pPr>
-      <w:r>
-        <w:t xml:space="preserve">Reduce hallucinations </w:t>
-      </w:r>
-    </w:p>
-    <w:p>
-      <w:pPr>
-        <w:numPr>
-          <w:ilvl w:val="0"/>
-          <w:numId w:val="16"/>
-        </w:numPr>
-        <w:spacing w:before="100" w:beforeAutospacing="1" w:after="100" w:afterAutospacing="1" w:line="240" w:lineRule="auto"/>
-      </w:pPr>
-      <w:r>
-        <w:t xml:space="preserve">Avoid unsupported assumptions </w:t>
-      </w:r>
-    </w:p>
-    <w:p>
-      <w:pPr>
-        <w:numPr>
-          <w:ilvl w:val="0"/>
-          <w:numId w:val="16"/>
-        </w:numPr>
-        <w:spacing w:before="100" w:beforeAutospacing="1" w:after="100" w:afterAutospacing="1" w:line="240" w:lineRule="auto"/>
-      </w:pPr>
-      <w:r>
-        <w:t xml:space="preserve">Ensure grounded enterprise analysis </w:t>
-      </w:r>
-    </w:p>
-    <w:p>
-      <w:pPr>
-        <w:spacing w:after="0"/>
-      </w:pPr>
-    </w:p>
-    <w:p>
-      <w:pPr>
-        <w:spacing w:after="0"/>
-      </w:pPr>
-    </w:p>
-    <w:p>
-      <w:pPr>
-        <w:spacing w:after="0"/>
-      </w:pPr>
-    </w:p>
+        <w:t>The system identifies unresolved dependencies such as:</w:t>
+      </w:r>
+    </w:p>
+    <w:p>
+      <w:pPr>
+        <w:numPr>
+          <w:ilvl w:val="0"/>
+          <w:numId w:val="18"/>
+        </w:numPr>
+        <w:spacing w:before="100" w:beforeAutospacing="1" w:after="100" w:afterAutospacing="1" w:line="240" w:lineRule="auto"/>
+      </w:pPr>
+      <w:r>
+        <w:t xml:space="preserve">Missing COPYBOOKS </w:t>
+      </w:r>
+    </w:p>
+    <w:p>
+      <w:pPr>
+        <w:numPr>
+          <w:ilvl w:val="0"/>
+          <w:numId w:val="18"/>
+        </w:numPr>
+        <w:spacing w:before="100" w:beforeAutospacing="1" w:after="100" w:afterAutospacing="1" w:line="240" w:lineRule="auto"/>
+      </w:pPr>
+      <w:r>
+        <w:t xml:space="preserve">Missing PROC files </w:t>
+      </w:r>
+    </w:p>
+    <w:p>
+      <w:pPr>
+        <w:numPr>
+          <w:ilvl w:val="0"/>
+          <w:numId w:val="18"/>
+        </w:numPr>
+        <w:spacing w:before="100" w:beforeAutospacing="1" w:after="100" w:afterAutospacing="1" w:line="240" w:lineRule="auto"/>
+      </w:pPr>
+      <w:r>
+        <w:t xml:space="preserve">Unresolved program references </w:t>
+      </w:r>
+    </w:p>
+    <w:p>
+      <w:pPr>
+        <w:pStyle w:val="NormalWeb"/>
+      </w:pPr>
+      <w:r>
+        <w:t>Example:</w:t>
+      </w:r>
+    </w:p>
+    <w:p>
+      <w:pPr>
+        <w:pStyle w:val="HTMLPreformatted"/>
+      </w:pPr>
+      <w:r>
+        <w:rPr>
+          <w:rStyle w:val="HTMLCode"/>
+        </w:rPr>
+        <w:t>{</w:t>
+      </w:r>
+      <w:r>
+        <w:br/>
+      </w:r>
+      <w:r>
+        <w:rPr>
+          <w:rStyle w:val="HTMLCode"/>
+        </w:rPr>
+        <w:t xml:space="preserve">  "copybook": </w:t>
+      </w:r>
+      <w:r>
+        <w:rPr>
+          <w:rStyle w:val="z"/>
+        </w:rPr>
+        <w:t>"CCPAUERY"</w:t>
+      </w:r>
+      <w:r>
+        <w:rPr>
+          <w:rStyle w:val="HTMLCode"/>
+        </w:rPr>
+        <w:t>,</w:t>
+      </w:r>
+      <w:r>
+        <w:br/>
+      </w:r>
+      <w:r>
+        <w:rPr>
+          <w:rStyle w:val="HTMLCode"/>
+        </w:rPr>
+        <w:t xml:space="preserve">  "resolved": </w:t>
+      </w:r>
+      <w:r>
+        <w:rPr>
+          <w:rStyle w:val="y"/>
+        </w:rPr>
+        <w:t>false</w:t>
+      </w:r>
+      <w:r>
+        <w:br/>
+      </w:r>
+      <w:r>
+        <w:rPr>
+          <w:rStyle w:val="HTMLCode"/>
+        </w:rPr>
+        <w:t>}</w:t>
+      </w:r>
+    </w:p>
+    <w:p/>
     <w:p>
       <w:pPr>
         <w:pStyle w:val="Heading1"/>
       </w:pPr>
       <w:r>
-        <w:t>15. Example Business Workflow Identified</w:t>
+        <w:t>18. Current Limitations</w:t>
       </w:r>
     </w:p>
     <w:p>
@@ -4361,144 +6620,92 @@
         <w:pStyle w:val="NormalWeb"/>
       </w:pPr>
       <w:r>
-        <w:t>Example comprehension extracted from COBOL logic:</w:t>
-      </w:r>
-    </w:p>
-    <w:p>
-      <w:pPr>
-        <w:pStyle w:val="HTMLPreformatted"/>
-      </w:pPr>
-      <w:r>
-        <w:rPr>
-          <w:rStyle w:val="HTMLCode"/>
-        </w:rPr>
-        <w:t>Initialize batch process</w:t>
-      </w:r>
-      <w:r>
-        <w:br/>
-      </w:r>
-      <w:r>
-        <w:rPr>
-          <w:rStyle w:val="HTMLCode"/>
-        </w:rPr>
-        <w:t xml:space="preserve">        ↓</w:t>
-      </w:r>
-      <w:r>
-        <w:br/>
-      </w:r>
-      <w:r>
-        <w:rPr>
-          <w:rStyle w:val="HTMLCode"/>
-        </w:rPr>
-        <w:t>Read authorization summary</w:t>
-      </w:r>
-      <w:r>
-        <w:br/>
-      </w:r>
-      <w:r>
-        <w:rPr>
-          <w:rStyle w:val="HTMLCode"/>
-        </w:rPr>
-        <w:t xml:space="preserve">        ↓</w:t>
-      </w:r>
-      <w:r>
-        <w:br/>
-      </w:r>
-      <w:r>
-        <w:rPr>
-          <w:rStyle w:val="HTMLCode"/>
-        </w:rPr>
-        <w:t>Read authorization details</w:t>
-      </w:r>
-      <w:r>
-        <w:br/>
-      </w:r>
-      <w:r>
-        <w:rPr>
-          <w:rStyle w:val="HTMLCode"/>
-        </w:rPr>
-        <w:t xml:space="preserve">        ↓</w:t>
-      </w:r>
-      <w:r>
-        <w:br/>
-      </w:r>
-      <w:r>
-        <w:rPr>
-          <w:rStyle w:val="HTMLCode"/>
-        </w:rPr>
-        <w:t>Check expiry conditions</w:t>
-      </w:r>
-      <w:r>
-        <w:br/>
-      </w:r>
-      <w:r>
-        <w:rPr>
-          <w:rStyle w:val="HTMLCode"/>
-        </w:rPr>
-        <w:t xml:space="preserve">        ↓</w:t>
-      </w:r>
-      <w:r>
-        <w:br/>
-      </w:r>
-      <w:r>
-        <w:rPr>
-          <w:rStyle w:val="HTMLCode"/>
-        </w:rPr>
-        <w:t>Delete expired records</w:t>
-      </w:r>
-      <w:r>
-        <w:br/>
-      </w:r>
-      <w:r>
-        <w:rPr>
-          <w:rStyle w:val="HTMLCode"/>
-        </w:rPr>
-        <w:t xml:space="preserve">        ↓</w:t>
-      </w:r>
-      <w:r>
-        <w:br/>
-      </w:r>
-      <w:r>
-        <w:rPr>
-          <w:rStyle w:val="HTMLCode"/>
-        </w:rPr>
-        <w:t>Update summary data</w:t>
-      </w:r>
-      <w:r>
-        <w:br/>
-      </w:r>
-      <w:r>
-        <w:rPr>
-          <w:rStyle w:val="HTMLCode"/>
-        </w:rPr>
-        <w:t xml:space="preserve">        ↓</w:t>
-      </w:r>
-      <w:r>
-        <w:br/>
-      </w:r>
-      <w:r>
-        <w:rPr>
-          <w:rStyle w:val="HTMLCode"/>
-        </w:rPr>
-        <w:t>Checkpoint processing</w:t>
-      </w:r>
-      <w:r>
-        <w:br/>
-      </w:r>
-      <w:r>
-        <w:rPr>
-          <w:rStyle w:val="HTMLCode"/>
-        </w:rPr>
-        <w:t xml:space="preserve">        ↓</w:t>
-      </w:r>
-      <w:r>
-        <w:br/>
-      </w:r>
-      <w:r>
-        <w:rPr>
-          <w:rStyle w:val="HTMLCode"/>
-        </w:rPr>
-        <w:t>Continue until end of database</w:t>
+        <w:lastRenderedPageBreak/>
+        <w:t>Current limitations include:</w:t>
+      </w:r>
+    </w:p>
+    <w:p>
+      <w:pPr>
+        <w:numPr>
+          <w:ilvl w:val="0"/>
+          <w:numId w:val="19"/>
+        </w:numPr>
+        <w:spacing w:before="100" w:beforeAutospacing="1" w:after="100" w:afterAutospacing="1" w:line="240" w:lineRule="auto"/>
+      </w:pPr>
+      <w:r>
+        <w:t xml:space="preserve">No Neo4j graph database integration </w:t>
+      </w:r>
+    </w:p>
+    <w:p>
+      <w:pPr>
+        <w:numPr>
+          <w:ilvl w:val="0"/>
+          <w:numId w:val="19"/>
+        </w:numPr>
+        <w:spacing w:before="100" w:beforeAutospacing="1" w:after="100" w:afterAutospacing="1" w:line="240" w:lineRule="auto"/>
+      </w:pPr>
+      <w:r>
+        <w:t xml:space="preserve">Limited recursive dependency traversal </w:t>
+      </w:r>
+    </w:p>
+    <w:p>
+      <w:pPr>
+        <w:numPr>
+          <w:ilvl w:val="0"/>
+          <w:numId w:val="19"/>
+        </w:numPr>
+        <w:spacing w:before="100" w:beforeAutospacing="1" w:after="100" w:afterAutospacing="1" w:line="240" w:lineRule="auto"/>
+      </w:pPr>
+      <w:r>
+        <w:t xml:space="preserve">Partial JCL-to-PROC-to-COBOL lineage </w:t>
+      </w:r>
+    </w:p>
+    <w:p>
+      <w:pPr>
+        <w:numPr>
+          <w:ilvl w:val="0"/>
+          <w:numId w:val="19"/>
+        </w:numPr>
+        <w:spacing w:before="100" w:beforeAutospacing="1" w:after="100" w:afterAutospacing="1" w:line="240" w:lineRule="auto"/>
+      </w:pPr>
+      <w:r>
+        <w:t xml:space="preserve">No UI visualization dashboard </w:t>
+      </w:r>
+    </w:p>
+    <w:p>
+      <w:pPr>
+        <w:numPr>
+          <w:ilvl w:val="0"/>
+          <w:numId w:val="19"/>
+        </w:numPr>
+        <w:spacing w:before="100" w:beforeAutospacing="1" w:after="100" w:afterAutospacing="1" w:line="240" w:lineRule="auto"/>
+      </w:pPr>
+      <w:r>
+        <w:t xml:space="preserve">Limited DB2 lineage depth </w:t>
+      </w:r>
+    </w:p>
+    <w:p>
+      <w:pPr>
+        <w:numPr>
+          <w:ilvl w:val="0"/>
+          <w:numId w:val="19"/>
+        </w:numPr>
+        <w:spacing w:before="100" w:beforeAutospacing="1" w:after="100" w:afterAutospacing="1" w:line="240" w:lineRule="auto"/>
+      </w:pPr>
+      <w:r>
+        <w:t xml:space="preserve">No embedding/vector retrieval yet </w:t>
+      </w:r>
+    </w:p>
+    <w:p>
+      <w:pPr>
+        <w:numPr>
+          <w:ilvl w:val="0"/>
+          <w:numId w:val="19"/>
+        </w:numPr>
+        <w:spacing w:before="100" w:beforeAutospacing="1" w:after="100" w:afterAutospacing="1" w:line="240" w:lineRule="auto"/>
+      </w:pPr>
+      <w:r>
+        <w:t xml:space="preserve">No AST-level COBOL parsing </w:t>
       </w:r>
     </w:p>
     <w:p>
@@ -4506,7 +6713,7 @@
         <w:pStyle w:val="Heading1"/>
       </w:pPr>
       <w:r>
-        <w:t>16. Enterprise Features Implemented</w:t>
+        <w:t>19. Future Enhancements</w:t>
       </w:r>
     </w:p>
     <w:p>
@@ -4514,622 +6721,268 @@
         <w:pStyle w:val="NormalWeb"/>
       </w:pPr>
       <w:r>
-        <w:t>Implemented enterprise-aligned capabilities:</w:t>
-      </w:r>
-    </w:p>
-    <w:p>
-      <w:pPr>
-        <w:numPr>
-          <w:ilvl w:val="0"/>
-          <w:numId w:val="17"/>
-        </w:numPr>
-        <w:spacing w:before="100" w:beforeAutospacing="1" w:after="100" w:afterAutospacing="1" w:line="240" w:lineRule="auto"/>
-      </w:pPr>
-      <w:r>
-        <w:t xml:space="preserve">Dependency graph generation </w:t>
-      </w:r>
-    </w:p>
-    <w:p>
-      <w:pPr>
-        <w:numPr>
-          <w:ilvl w:val="0"/>
-          <w:numId w:val="17"/>
-        </w:numPr>
-        <w:spacing w:before="100" w:beforeAutospacing="1" w:after="100" w:afterAutospacing="1" w:line="240" w:lineRule="auto"/>
-      </w:pPr>
-      <w:r>
-        <w:t xml:space="preserve">Batch flow understanding </w:t>
-      </w:r>
-    </w:p>
-    <w:p>
-      <w:pPr>
-        <w:numPr>
-          <w:ilvl w:val="0"/>
-          <w:numId w:val="17"/>
-        </w:numPr>
-        <w:spacing w:before="100" w:beforeAutospacing="1" w:after="100" w:afterAutospacing="1" w:line="240" w:lineRule="auto"/>
-      </w:pPr>
-      <w:r>
-        <w:t xml:space="preserve">IMS traversal detection </w:t>
-      </w:r>
-    </w:p>
-    <w:p>
-      <w:pPr>
-        <w:numPr>
-          <w:ilvl w:val="0"/>
-          <w:numId w:val="17"/>
-        </w:numPr>
+        <w:t>Planned future enhancements:</w:t>
+      </w:r>
+    </w:p>
+    <w:p>
+      <w:pPr>
+        <w:numPr>
+          <w:ilvl w:val="0"/>
+          <w:numId w:val="20"/>
+        </w:numPr>
+        <w:spacing w:before="100" w:beforeAutospacing="1" w:after="100" w:afterAutospacing="1" w:line="240" w:lineRule="auto"/>
+      </w:pPr>
+      <w:r>
+        <w:t xml:space="preserve">Neo4j graph database </w:t>
+      </w:r>
+    </w:p>
+    <w:p>
+      <w:pPr>
+        <w:numPr>
+          <w:ilvl w:val="0"/>
+          <w:numId w:val="20"/>
+        </w:numPr>
+        <w:spacing w:before="100" w:beforeAutospacing="1" w:after="100" w:afterAutospacing="1" w:line="240" w:lineRule="auto"/>
+      </w:pPr>
+      <w:r>
+        <w:t xml:space="preserve">Vector database retrieval </w:t>
+      </w:r>
+    </w:p>
+    <w:p>
+      <w:pPr>
+        <w:numPr>
+          <w:ilvl w:val="0"/>
+          <w:numId w:val="20"/>
+        </w:numPr>
+        <w:spacing w:before="100" w:beforeAutospacing="1" w:after="100" w:afterAutospacing="1" w:line="240" w:lineRule="auto"/>
+      </w:pPr>
+      <w:r>
+        <w:t xml:space="preserve">Embedding-based semantic search </w:t>
+      </w:r>
+    </w:p>
+    <w:p>
+      <w:pPr>
+        <w:numPr>
+          <w:ilvl w:val="0"/>
+          <w:numId w:val="20"/>
+        </w:numPr>
+        <w:spacing w:before="100" w:beforeAutospacing="1" w:after="100" w:afterAutospacing="1" w:line="240" w:lineRule="auto"/>
+      </w:pPr>
+      <w:r>
+        <w:t xml:space="preserve">Full impact analysis engine </w:t>
+      </w:r>
+    </w:p>
+    <w:p>
+      <w:pPr>
+        <w:numPr>
+          <w:ilvl w:val="0"/>
+          <w:numId w:val="20"/>
+        </w:numPr>
+        <w:spacing w:before="100" w:beforeAutospacing="1" w:after="100" w:afterAutospacing="1" w:line="240" w:lineRule="auto"/>
+      </w:pPr>
+      <w:r>
+        <w:t xml:space="preserve">Graph visualization UI </w:t>
+      </w:r>
+    </w:p>
+    <w:p>
+      <w:pPr>
+        <w:numPr>
+          <w:ilvl w:val="0"/>
+          <w:numId w:val="20"/>
+        </w:numPr>
+        <w:spacing w:before="100" w:beforeAutospacing="1" w:after="100" w:afterAutospacing="1" w:line="240" w:lineRule="auto"/>
+      </w:pPr>
+      <w:r>
+        <w:t xml:space="preserve">Advanced DB2 lineage </w:t>
+      </w:r>
+    </w:p>
+    <w:p>
+      <w:pPr>
+        <w:numPr>
+          <w:ilvl w:val="0"/>
+          <w:numId w:val="20"/>
+        </w:numPr>
+        <w:spacing w:before="100" w:beforeAutospacing="1" w:after="100" w:afterAutospacing="1" w:line="240" w:lineRule="auto"/>
+      </w:pPr>
+      <w:r>
+        <w:t xml:space="preserve">Copybook field lineage </w:t>
+      </w:r>
+    </w:p>
+    <w:p>
+      <w:pPr>
+        <w:numPr>
+          <w:ilvl w:val="0"/>
+          <w:numId w:val="20"/>
+        </w:numPr>
+        <w:spacing w:before="100" w:beforeAutospacing="1" w:after="100" w:afterAutospacing="1" w:line="240" w:lineRule="auto"/>
+      </w:pPr>
+      <w:r>
+        <w:t xml:space="preserve">Recursive enterprise dependency traversal </w:t>
+      </w:r>
+    </w:p>
+    <w:p>
+      <w:pPr>
+        <w:numPr>
+          <w:ilvl w:val="0"/>
+          <w:numId w:val="20"/>
+        </w:numPr>
+        <w:spacing w:before="100" w:beforeAutospacing="1" w:after="100" w:afterAutospacing="1" w:line="240" w:lineRule="auto"/>
+      </w:pPr>
+      <w:r>
+        <w:t xml:space="preserve">Cloud modernization recommendation engine </w:t>
+      </w:r>
+    </w:p>
+    <w:p>
+      <w:pPr>
+        <w:pStyle w:val="Heading1"/>
+      </w:pPr>
+      <w:r>
+        <w:t>20. Industry Alignment</w:t>
+      </w:r>
+    </w:p>
+    <w:p>
+      <w:pPr>
+        <w:pStyle w:val="NormalWeb"/>
+      </w:pPr>
+      <w:r>
+        <w:t>The project architecture aligns with enterprise modernization approaches used in:</w:t>
+      </w:r>
+    </w:p>
+    <w:p>
+      <w:pPr>
+        <w:numPr>
+          <w:ilvl w:val="0"/>
+          <w:numId w:val="21"/>
+        </w:numPr>
+        <w:spacing w:before="100" w:beforeAutospacing="1" w:after="100" w:afterAutospacing="1" w:line="240" w:lineRule="auto"/>
+      </w:pPr>
+      <w:r>
+        <w:t xml:space="preserve">Banking systems </w:t>
+      </w:r>
+    </w:p>
+    <w:p>
+      <w:pPr>
+        <w:numPr>
+          <w:ilvl w:val="0"/>
+          <w:numId w:val="21"/>
+        </w:numPr>
+        <w:spacing w:before="100" w:beforeAutospacing="1" w:after="100" w:afterAutospacing="1" w:line="240" w:lineRule="auto"/>
+      </w:pPr>
+      <w:r>
+        <w:t xml:space="preserve">Insurance systems </w:t>
+      </w:r>
+    </w:p>
+    <w:p>
+      <w:pPr>
+        <w:numPr>
+          <w:ilvl w:val="0"/>
+          <w:numId w:val="21"/>
+        </w:numPr>
+        <w:spacing w:before="100" w:beforeAutospacing="1" w:after="100" w:afterAutospacing="1" w:line="240" w:lineRule="auto"/>
+      </w:pPr>
+      <w:r>
+        <w:t xml:space="preserve">Telecom systems </w:t>
+      </w:r>
+    </w:p>
+    <w:p>
+      <w:pPr>
+        <w:numPr>
+          <w:ilvl w:val="0"/>
+          <w:numId w:val="21"/>
+        </w:numPr>
+        <w:spacing w:before="100" w:beforeAutospacing="1" w:after="100" w:afterAutospacing="1" w:line="240" w:lineRule="auto"/>
+      </w:pPr>
+      <w:r>
+        <w:t xml:space="preserve">Enterprise mainframe modernization initiatives </w:t>
+      </w:r>
+    </w:p>
+    <w:p>
+      <w:pPr>
+        <w:pStyle w:val="NormalWeb"/>
+      </w:pPr>
+      <w:r>
+        <w:t>The system follows:</w:t>
+      </w:r>
+    </w:p>
+    <w:p>
+      <w:pPr>
+        <w:numPr>
+          <w:ilvl w:val="0"/>
+          <w:numId w:val="22"/>
+        </w:numPr>
+        <w:spacing w:before="100" w:beforeAutospacing="1" w:after="100" w:afterAutospacing="1" w:line="240" w:lineRule="auto"/>
+      </w:pPr>
+      <w:r>
+        <w:t xml:space="preserve">Metadata-driven analysis </w:t>
+      </w:r>
+    </w:p>
+    <w:p>
+      <w:pPr>
+        <w:numPr>
+          <w:ilvl w:val="0"/>
+          <w:numId w:val="22"/>
+        </w:numPr>
+        <w:spacing w:before="100" w:beforeAutospacing="1" w:after="100" w:afterAutospacing="1" w:line="240" w:lineRule="auto"/>
+      </w:pPr>
+      <w:r>
+        <w:t xml:space="preserve">Retrieval-Augmented Generation (RAG) </w:t>
+      </w:r>
+    </w:p>
+    <w:p>
+      <w:pPr>
+        <w:numPr>
+          <w:ilvl w:val="0"/>
+          <w:numId w:val="22"/>
+        </w:numPr>
+        <w:spacing w:before="100" w:beforeAutospacing="1" w:after="100" w:afterAutospacing="1" w:line="240" w:lineRule="auto"/>
+      </w:pPr>
+      <w:r>
+        <w:t xml:space="preserve">Dependency graph traversal </w:t>
+      </w:r>
+    </w:p>
+    <w:p>
+      <w:pPr>
+        <w:numPr>
+          <w:ilvl w:val="0"/>
+          <w:numId w:val="22"/>
+        </w:numPr>
+        <w:spacing w:before="100" w:beforeAutospacing="1" w:after="100" w:afterAutospacing="1" w:line="240" w:lineRule="auto"/>
+      </w:pPr>
+      <w:r>
+        <w:t>AI-assisted application comprehension</w:t>
+      </w:r>
+    </w:p>
+    <w:p>
+      <w:pPr>
+        <w:spacing w:before="100" w:beforeAutospacing="1" w:after="100" w:afterAutospacing="1" w:line="240" w:lineRule="auto"/>
+      </w:pPr>
+    </w:p>
+    <w:p>
+      <w:pPr>
+        <w:spacing w:before="100" w:beforeAutospacing="1" w:after="100" w:afterAutospacing="1" w:line="240" w:lineRule="auto"/>
+      </w:pPr>
+    </w:p>
+    <w:p>
+      <w:pPr>
+        <w:spacing w:before="100" w:beforeAutospacing="1" w:after="100" w:afterAutospacing="1" w:line="240" w:lineRule="auto"/>
+      </w:pPr>
+    </w:p>
+    <w:p>
+      <w:pPr>
+        <w:spacing w:before="100" w:beforeAutospacing="1" w:after="100" w:afterAutospacing="1" w:line="240" w:lineRule="auto"/>
+      </w:pPr>
+    </w:p>
+    <w:p>
+      <w:pPr>
+        <w:spacing w:before="100" w:beforeAutospacing="1" w:after="100" w:afterAutospacing="1" w:line="240" w:lineRule="auto"/>
+      </w:pPr>
+    </w:p>
+    <w:p>
+      <w:pPr>
         <w:spacing w:before="100" w:beforeAutospacing="1" w:after="100" w:afterAutospacing="1" w:line="240" w:lineRule="auto"/>
       </w:pPr>
       <w:r>
         <w:lastRenderedPageBreak/>
-        <w:t xml:space="preserve">MQ integration analysis </w:t>
-      </w:r>
-    </w:p>
-    <w:p>
-      <w:pPr>
-        <w:numPr>
-          <w:ilvl w:val="0"/>
-          <w:numId w:val="17"/>
-        </w:numPr>
-        <w:spacing w:before="100" w:beforeAutospacing="1" w:after="100" w:afterAutospacing="1" w:line="240" w:lineRule="auto"/>
-      </w:pPr>
-      <w:r>
-        <w:t xml:space="preserve">CICS detection </w:t>
-      </w:r>
-    </w:p>
-    <w:p>
-      <w:pPr>
-        <w:numPr>
-          <w:ilvl w:val="0"/>
-          <w:numId w:val="17"/>
-        </w:numPr>
-        <w:spacing w:before="100" w:beforeAutospacing="1" w:after="100" w:afterAutospacing="1" w:line="240" w:lineRule="auto"/>
-      </w:pPr>
-      <w:r>
-        <w:t xml:space="preserve">SQL metadata extraction </w:t>
-      </w:r>
-    </w:p>
-    <w:p>
-      <w:pPr>
-        <w:numPr>
-          <w:ilvl w:val="0"/>
-          <w:numId w:val="17"/>
-        </w:numPr>
-        <w:spacing w:before="100" w:beforeAutospacing="1" w:after="100" w:afterAutospacing="1" w:line="240" w:lineRule="auto"/>
-      </w:pPr>
-      <w:r>
-        <w:t xml:space="preserve">Context-aware retrieval </w:t>
-      </w:r>
-    </w:p>
-    <w:p>
-      <w:pPr>
-        <w:numPr>
-          <w:ilvl w:val="0"/>
-          <w:numId w:val="17"/>
-        </w:numPr>
-        <w:spacing w:before="100" w:beforeAutospacing="1" w:after="100" w:afterAutospacing="1" w:line="240" w:lineRule="auto"/>
-      </w:pPr>
-      <w:r>
-        <w:t xml:space="preserve">Snippet grounding </w:t>
-      </w:r>
-    </w:p>
-    <w:p>
-      <w:pPr>
-        <w:numPr>
-          <w:ilvl w:val="0"/>
-          <w:numId w:val="17"/>
-        </w:numPr>
-        <w:spacing w:before="100" w:beforeAutospacing="1" w:after="100" w:afterAutospacing="1" w:line="240" w:lineRule="auto"/>
-      </w:pPr>
-      <w:r>
-        <w:t xml:space="preserve">Missing dependency detection </w:t>
-      </w:r>
-    </w:p>
-    <w:p>
-      <w:pPr>
-        <w:numPr>
-          <w:ilvl w:val="0"/>
-          <w:numId w:val="17"/>
-        </w:numPr>
-        <w:spacing w:before="100" w:beforeAutospacing="1" w:after="100" w:afterAutospacing="1" w:line="240" w:lineRule="auto"/>
-      </w:pPr>
-      <w:r>
-        <w:t xml:space="preserve">AI-assisted technical comprehension </w:t>
-      </w:r>
-    </w:p>
-    <w:p>
-      <w:pPr>
-        <w:pStyle w:val="Heading1"/>
-      </w:pPr>
-      <w:r>
-        <w:t>17. Missing Dependency Detection</w:t>
-      </w:r>
-    </w:p>
-    <w:p>
-      <w:pPr>
-        <w:pStyle w:val="NormalWeb"/>
-      </w:pPr>
-      <w:r>
-        <w:t>The system identifies unresolved dependencies such as:</w:t>
-      </w:r>
-    </w:p>
-    <w:p>
-      <w:pPr>
-        <w:numPr>
-          <w:ilvl w:val="0"/>
-          <w:numId w:val="18"/>
-        </w:numPr>
-        <w:spacing w:before="100" w:beforeAutospacing="1" w:after="100" w:afterAutospacing="1" w:line="240" w:lineRule="auto"/>
-      </w:pPr>
-      <w:r>
-        <w:t xml:space="preserve">Missing COPYBOOKS </w:t>
-      </w:r>
-    </w:p>
-    <w:p>
-      <w:pPr>
-        <w:numPr>
-          <w:ilvl w:val="0"/>
-          <w:numId w:val="18"/>
-        </w:numPr>
-        <w:spacing w:before="100" w:beforeAutospacing="1" w:after="100" w:afterAutospacing="1" w:line="240" w:lineRule="auto"/>
-      </w:pPr>
-      <w:r>
-        <w:t xml:space="preserve">Missing PROC files </w:t>
-      </w:r>
-    </w:p>
-    <w:p>
-      <w:pPr>
-        <w:numPr>
-          <w:ilvl w:val="0"/>
-          <w:numId w:val="18"/>
-        </w:numPr>
-        <w:spacing w:before="100" w:beforeAutospacing="1" w:after="100" w:afterAutospacing="1" w:line="240" w:lineRule="auto"/>
-      </w:pPr>
-      <w:r>
-        <w:t xml:space="preserve">Unresolved program references </w:t>
-      </w:r>
-    </w:p>
-    <w:p>
-      <w:pPr>
-        <w:pStyle w:val="NormalWeb"/>
-      </w:pPr>
-      <w:r>
-        <w:t>Example:</w:t>
-      </w:r>
-    </w:p>
-    <w:p>
-      <w:pPr>
-        <w:pStyle w:val="HTMLPreformatted"/>
-      </w:pPr>
-      <w:r>
-        <w:rPr>
-          <w:rStyle w:val="HTMLCode"/>
-        </w:rPr>
-        <w:t>{</w:t>
-      </w:r>
-      <w:r>
-        <w:br/>
-      </w:r>
-      <w:r>
-        <w:rPr>
-          <w:rStyle w:val="HTMLCode"/>
-        </w:rPr>
-        <w:t xml:space="preserve">  "copybook": </w:t>
-      </w:r>
-      <w:r>
-        <w:rPr>
-          <w:rStyle w:val="z"/>
-        </w:rPr>
-        <w:t>"CCPAUERY"</w:t>
-      </w:r>
-      <w:r>
-        <w:rPr>
-          <w:rStyle w:val="HTMLCode"/>
-        </w:rPr>
-        <w:t>,</w:t>
-      </w:r>
-      <w:r>
-        <w:br/>
-      </w:r>
-      <w:r>
-        <w:rPr>
-          <w:rStyle w:val="HTMLCode"/>
-        </w:rPr>
-        <w:t xml:space="preserve">  "resolved": </w:t>
-      </w:r>
-      <w:r>
-        <w:rPr>
-          <w:rStyle w:val="y"/>
-        </w:rPr>
-        <w:t>false</w:t>
-      </w:r>
-      <w:r>
-        <w:br/>
-      </w:r>
-      <w:r>
-        <w:rPr>
-          <w:rStyle w:val="HTMLCode"/>
-        </w:rPr>
-        <w:t>}</w:t>
-      </w:r>
-    </w:p>
-    <w:p/>
-    <w:p>
-      <w:pPr>
-        <w:pStyle w:val="Heading1"/>
-      </w:pPr>
-      <w:r>
-        <w:t>18. Current Limitations</w:t>
-      </w:r>
-    </w:p>
-    <w:p>
-      <w:pPr>
-        <w:pStyle w:val="NormalWeb"/>
-      </w:pPr>
-      <w:r>
-        <w:t>Current limitations include:</w:t>
-      </w:r>
-    </w:p>
-    <w:p>
-      <w:pPr>
-        <w:numPr>
-          <w:ilvl w:val="0"/>
-          <w:numId w:val="19"/>
-        </w:numPr>
-        <w:spacing w:before="100" w:beforeAutospacing="1" w:after="100" w:afterAutospacing="1" w:line="240" w:lineRule="auto"/>
-      </w:pPr>
-      <w:r>
-        <w:t xml:space="preserve">No Neo4j graph database integration </w:t>
-      </w:r>
-    </w:p>
-    <w:p>
-      <w:pPr>
-        <w:numPr>
-          <w:ilvl w:val="0"/>
-          <w:numId w:val="19"/>
-        </w:numPr>
-        <w:spacing w:before="100" w:beforeAutospacing="1" w:after="100" w:afterAutospacing="1" w:line="240" w:lineRule="auto"/>
-      </w:pPr>
-      <w:r>
-        <w:t xml:space="preserve">Limited recursive dependency traversal </w:t>
-      </w:r>
-    </w:p>
-    <w:p>
-      <w:pPr>
-        <w:numPr>
-          <w:ilvl w:val="0"/>
-          <w:numId w:val="19"/>
-        </w:numPr>
-        <w:spacing w:before="100" w:beforeAutospacing="1" w:after="100" w:afterAutospacing="1" w:line="240" w:lineRule="auto"/>
-      </w:pPr>
-      <w:r>
-        <w:t xml:space="preserve">Partial JCL-to-PROC-to-COBOL lineage </w:t>
-      </w:r>
-    </w:p>
-    <w:p>
-      <w:pPr>
-        <w:numPr>
-          <w:ilvl w:val="0"/>
-          <w:numId w:val="19"/>
-        </w:numPr>
-        <w:spacing w:before="100" w:beforeAutospacing="1" w:after="100" w:afterAutospacing="1" w:line="240" w:lineRule="auto"/>
-      </w:pPr>
-      <w:r>
-        <w:t xml:space="preserve">No UI visualization dashboard </w:t>
-      </w:r>
-    </w:p>
-    <w:p>
-      <w:pPr>
-        <w:numPr>
-          <w:ilvl w:val="0"/>
-          <w:numId w:val="19"/>
-        </w:numPr>
-        <w:spacing w:before="100" w:beforeAutospacing="1" w:after="100" w:afterAutospacing="1" w:line="240" w:lineRule="auto"/>
-      </w:pPr>
-      <w:r>
-        <w:t xml:space="preserve">Limited DB2 lineage depth </w:t>
-      </w:r>
-    </w:p>
-    <w:p>
-      <w:pPr>
-        <w:numPr>
-          <w:ilvl w:val="0"/>
-          <w:numId w:val="19"/>
-        </w:numPr>
-        <w:spacing w:before="100" w:beforeAutospacing="1" w:after="100" w:afterAutospacing="1" w:line="240" w:lineRule="auto"/>
-      </w:pPr>
-      <w:r>
-        <w:t xml:space="preserve">No embedding/vector retrieval yet </w:t>
-      </w:r>
-    </w:p>
-    <w:p>
-      <w:pPr>
-        <w:numPr>
-          <w:ilvl w:val="0"/>
-          <w:numId w:val="19"/>
-        </w:numPr>
-        <w:spacing w:before="100" w:beforeAutospacing="1" w:after="100" w:afterAutospacing="1" w:line="240" w:lineRule="auto"/>
-      </w:pPr>
-      <w:r>
-        <w:t xml:space="preserve">No AST-level COBOL parsing </w:t>
-      </w:r>
-    </w:p>
-    <w:p>
-      <w:pPr>
-        <w:pStyle w:val="Heading1"/>
-      </w:pPr>
-      <w:r>
-        <w:t>19. Future Enhancements</w:t>
-      </w:r>
-    </w:p>
-    <w:p>
-      <w:pPr>
-        <w:pStyle w:val="NormalWeb"/>
-      </w:pPr>
-      <w:r>
-        <w:t>Planned future enhancements:</w:t>
-      </w:r>
-    </w:p>
-    <w:p>
-      <w:pPr>
-        <w:numPr>
-          <w:ilvl w:val="0"/>
-          <w:numId w:val="20"/>
-        </w:numPr>
-        <w:spacing w:before="100" w:beforeAutospacing="1" w:after="100" w:afterAutospacing="1" w:line="240" w:lineRule="auto"/>
-      </w:pPr>
-      <w:r>
-        <w:t xml:space="preserve">Neo4j graph database </w:t>
-      </w:r>
-    </w:p>
-    <w:p>
-      <w:pPr>
-        <w:numPr>
-          <w:ilvl w:val="0"/>
-          <w:numId w:val="20"/>
-        </w:numPr>
-        <w:spacing w:before="100" w:beforeAutospacing="1" w:after="100" w:afterAutospacing="1" w:line="240" w:lineRule="auto"/>
-      </w:pPr>
-      <w:r>
-        <w:t xml:space="preserve">Vector database retrieval </w:t>
-      </w:r>
-    </w:p>
-    <w:p>
-      <w:pPr>
-        <w:numPr>
-          <w:ilvl w:val="0"/>
-          <w:numId w:val="20"/>
-        </w:numPr>
-        <w:spacing w:before="100" w:beforeAutospacing="1" w:after="100" w:afterAutospacing="1" w:line="240" w:lineRule="auto"/>
-      </w:pPr>
-      <w:r>
-        <w:t xml:space="preserve">Embedding-based semantic search </w:t>
-      </w:r>
-    </w:p>
-    <w:p>
-      <w:pPr>
-        <w:numPr>
-          <w:ilvl w:val="0"/>
-          <w:numId w:val="20"/>
-        </w:numPr>
-        <w:spacing w:before="100" w:beforeAutospacing="1" w:after="100" w:afterAutospacing="1" w:line="240" w:lineRule="auto"/>
-      </w:pPr>
-      <w:r>
-        <w:t xml:space="preserve">Full impact analysis engine </w:t>
-      </w:r>
-    </w:p>
-    <w:p>
-      <w:pPr>
-        <w:numPr>
-          <w:ilvl w:val="0"/>
-          <w:numId w:val="20"/>
-        </w:numPr>
-        <w:spacing w:before="100" w:beforeAutospacing="1" w:after="100" w:afterAutospacing="1" w:line="240" w:lineRule="auto"/>
-      </w:pPr>
-      <w:r>
-        <w:t xml:space="preserve">Graph visualization UI </w:t>
-      </w:r>
-    </w:p>
-    <w:p>
-      <w:pPr>
-        <w:numPr>
-          <w:ilvl w:val="0"/>
-          <w:numId w:val="20"/>
-        </w:numPr>
-        <w:spacing w:before="100" w:beforeAutospacing="1" w:after="100" w:afterAutospacing="1" w:line="240" w:lineRule="auto"/>
-      </w:pPr>
-      <w:r>
-        <w:t xml:space="preserve">Advanced DB2 lineage </w:t>
-      </w:r>
-    </w:p>
-    <w:p>
-      <w:pPr>
-        <w:numPr>
-          <w:ilvl w:val="0"/>
-          <w:numId w:val="20"/>
-        </w:numPr>
-        <w:spacing w:before="100" w:beforeAutospacing="1" w:after="100" w:afterAutospacing="1" w:line="240" w:lineRule="auto"/>
-      </w:pPr>
-      <w:r>
-        <w:t xml:space="preserve">Copybook field lineage </w:t>
-      </w:r>
-    </w:p>
-    <w:p>
-      <w:pPr>
-        <w:numPr>
-          <w:ilvl w:val="0"/>
-          <w:numId w:val="20"/>
-        </w:numPr>
-        <w:spacing w:before="100" w:beforeAutospacing="1" w:after="100" w:afterAutospacing="1" w:line="240" w:lineRule="auto"/>
-      </w:pPr>
-      <w:r>
-        <w:t xml:space="preserve">Recursive enterprise dependency traversal </w:t>
-      </w:r>
-    </w:p>
-    <w:p>
-      <w:pPr>
-        <w:numPr>
-          <w:ilvl w:val="0"/>
-          <w:numId w:val="20"/>
-        </w:numPr>
-        <w:spacing w:before="100" w:beforeAutospacing="1" w:after="100" w:afterAutospacing="1" w:line="240" w:lineRule="auto"/>
-      </w:pPr>
-      <w:r>
-        <w:lastRenderedPageBreak/>
-        <w:t xml:space="preserve">Cloud modernization recommendation engine </w:t>
-      </w:r>
-    </w:p>
-    <w:p>
-      <w:pPr>
-        <w:pStyle w:val="Heading1"/>
-      </w:pPr>
-      <w:r>
-        <w:t>20. Industry Alignment</w:t>
-      </w:r>
-    </w:p>
-    <w:p>
-      <w:pPr>
-        <w:pStyle w:val="NormalWeb"/>
-      </w:pPr>
-      <w:r>
-        <w:t>The project architecture aligns with enterprise modernization approaches used in:</w:t>
-      </w:r>
-    </w:p>
-    <w:p>
-      <w:pPr>
-        <w:numPr>
-          <w:ilvl w:val="0"/>
-          <w:numId w:val="21"/>
-        </w:numPr>
-        <w:spacing w:before="100" w:beforeAutospacing="1" w:after="100" w:afterAutospacing="1" w:line="240" w:lineRule="auto"/>
-      </w:pPr>
-      <w:r>
-        <w:t xml:space="preserve">Banking systems </w:t>
-      </w:r>
-    </w:p>
-    <w:p>
-      <w:pPr>
-        <w:numPr>
-          <w:ilvl w:val="0"/>
-          <w:numId w:val="21"/>
-        </w:numPr>
-        <w:spacing w:before="100" w:beforeAutospacing="1" w:after="100" w:afterAutospacing="1" w:line="240" w:lineRule="auto"/>
-      </w:pPr>
-      <w:r>
-        <w:t xml:space="preserve">Insurance systems </w:t>
-      </w:r>
-    </w:p>
-    <w:p>
-      <w:pPr>
-        <w:numPr>
-          <w:ilvl w:val="0"/>
-          <w:numId w:val="21"/>
-        </w:numPr>
-        <w:spacing w:before="100" w:beforeAutospacing="1" w:after="100" w:afterAutospacing="1" w:line="240" w:lineRule="auto"/>
-      </w:pPr>
-      <w:r>
-        <w:t xml:space="preserve">Telecom systems </w:t>
-      </w:r>
-    </w:p>
-    <w:p>
-      <w:pPr>
-        <w:numPr>
-          <w:ilvl w:val="0"/>
-          <w:numId w:val="21"/>
-        </w:numPr>
-        <w:spacing w:before="100" w:beforeAutospacing="1" w:after="100" w:afterAutospacing="1" w:line="240" w:lineRule="auto"/>
-      </w:pPr>
-      <w:r>
-        <w:t xml:space="preserve">Enterprise mainframe modernization initiatives </w:t>
-      </w:r>
-    </w:p>
-    <w:p>
-      <w:pPr>
-        <w:pStyle w:val="NormalWeb"/>
-      </w:pPr>
-      <w:r>
-        <w:t>The system follows:</w:t>
-      </w:r>
-    </w:p>
-    <w:p>
-      <w:pPr>
-        <w:numPr>
-          <w:ilvl w:val="0"/>
-          <w:numId w:val="22"/>
-        </w:numPr>
-        <w:spacing w:before="100" w:beforeAutospacing="1" w:after="100" w:afterAutospacing="1" w:line="240" w:lineRule="auto"/>
-      </w:pPr>
-      <w:r>
-        <w:t xml:space="preserve">Metadata-driven analysis </w:t>
-      </w:r>
-    </w:p>
-    <w:p>
-      <w:pPr>
-        <w:numPr>
-          <w:ilvl w:val="0"/>
-          <w:numId w:val="22"/>
-        </w:numPr>
-        <w:spacing w:before="100" w:beforeAutospacing="1" w:after="100" w:afterAutospacing="1" w:line="240" w:lineRule="auto"/>
-      </w:pPr>
-      <w:r>
-        <w:t xml:space="preserve">Retrieval-Augmented Generation (RAG) </w:t>
-      </w:r>
-    </w:p>
-    <w:p>
-      <w:pPr>
-        <w:numPr>
-          <w:ilvl w:val="0"/>
-          <w:numId w:val="22"/>
-        </w:numPr>
-        <w:spacing w:before="100" w:beforeAutospacing="1" w:after="100" w:afterAutospacing="1" w:line="240" w:lineRule="auto"/>
-      </w:pPr>
-      <w:r>
-        <w:t xml:space="preserve">Dependency graph traversal </w:t>
-      </w:r>
-    </w:p>
-    <w:p>
-      <w:pPr>
-        <w:numPr>
-          <w:ilvl w:val="0"/>
-          <w:numId w:val="22"/>
-        </w:numPr>
-        <w:spacing w:before="100" w:beforeAutospacing="1" w:after="100" w:afterAutospacing="1" w:line="240" w:lineRule="auto"/>
-      </w:pPr>
-      <w:r>
-        <w:t>AI-assisted application comprehension</w:t>
-      </w:r>
-    </w:p>
-    <w:p>
-      <w:pPr>
-        <w:spacing w:before="100" w:beforeAutospacing="1" w:after="100" w:afterAutospacing="1" w:line="240" w:lineRule="auto"/>
-      </w:pPr>
-    </w:p>
-    <w:p>
-      <w:pPr>
-        <w:spacing w:before="100" w:beforeAutospacing="1" w:after="100" w:afterAutospacing="1" w:line="240" w:lineRule="auto"/>
-      </w:pPr>
-    </w:p>
-    <w:p>
-      <w:pPr>
-        <w:spacing w:before="100" w:beforeAutospacing="1" w:after="100" w:afterAutospacing="1" w:line="240" w:lineRule="auto"/>
-      </w:pPr>
-    </w:p>
-    <w:p>
-      <w:pPr>
-        <w:spacing w:before="100" w:beforeAutospacing="1" w:after="100" w:afterAutospacing="1" w:line="240" w:lineRule="auto"/>
-      </w:pPr>
-    </w:p>
-    <w:p>
-      <w:pPr>
-        <w:spacing w:before="100" w:beforeAutospacing="1" w:after="100" w:afterAutospacing="1" w:line="240" w:lineRule="auto"/>
-      </w:pPr>
-    </w:p>
-    <w:p>
-      <w:pPr>
-        <w:spacing w:before="100" w:beforeAutospacing="1" w:after="100" w:afterAutospacing="1" w:line="240" w:lineRule="auto"/>
-      </w:pPr>
-      <w:r>
         <w:t xml:space="preserve"> </w:t>
       </w:r>
     </w:p>
@@ -5260,7 +7113,6 @@
         <w:pStyle w:val="NormalWeb"/>
       </w:pPr>
       <w:r>
-        <w:lastRenderedPageBreak/>
         <w:t>The Enterprise Mainframe Application Comprehension System demonstrates how AI-assisted parsing, dependency analysis, and contextual retrieval can help enterprises understand and modernize legacy mainframe systems.</w:t>
       </w:r>
     </w:p>
